--- a/System_Administration/Linux/Week_10_Linux_Projects–Working_with_the_BASH_Shell.docx
+++ b/System_Administration/Linux/Week_10_Linux_Projects–Working_with_the_BASH_Shell.docx
@@ -6,7 +6,7 @@
       <w:pPr>
         <w:pStyle w:val="Heading1"/>
       </w:pPr>
-      <w:bookmarkStart w:id="0" w:name="_Toc161159871"/>
+      <w:bookmarkStart w:id="0" w:name="_Toc193534815"/>
       <w:r>
         <w:t xml:space="preserve">Week </w:t>
       </w:r>
@@ -88,7 +88,7 @@
           <w:r>
             <w:fldChar w:fldCharType="separate"/>
           </w:r>
-          <w:hyperlink w:anchor="_Toc161159871" w:history="1">
+          <w:hyperlink w:anchor="_Toc193534815" w:history="1">
             <w:r>
               <w:rPr>
                 <w:rStyle w:val="Hyperlink"/>
@@ -115,7 +115,7 @@
                 <w:noProof/>
                 <w:webHidden/>
               </w:rPr>
-              <w:instrText xml:space="preserve"> PAGEREF _Toc161159871 \h </w:instrText>
+              <w:instrText xml:space="preserve"> PAGEREF _Toc193534815 \h </w:instrText>
             </w:r>
             <w:r>
               <w:rPr>
@@ -160,7 +160,7 @@
               <w14:ligatures w14:val="standardContextual"/>
             </w:rPr>
           </w:pPr>
-          <w:hyperlink w:anchor="_Toc161159872" w:history="1">
+          <w:hyperlink w:anchor="_Toc193534816" w:history="1">
             <w:r>
               <w:rPr>
                 <w:rStyle w:val="Hyperlink"/>
@@ -187,7 +187,7 @@
                 <w:noProof/>
                 <w:webHidden/>
               </w:rPr>
-              <w:instrText xml:space="preserve"> PAGEREF _Toc161159872 \h </w:instrText>
+              <w:instrText xml:space="preserve"> PAGEREF _Toc193534816 \h </w:instrText>
             </w:r>
             <w:r>
               <w:rPr>
@@ -232,7 +232,7 @@
               <w14:ligatures w14:val="standardContextual"/>
             </w:rPr>
           </w:pPr>
-          <w:hyperlink w:anchor="_Toc161159873" w:history="1">
+          <w:hyperlink w:anchor="_Toc193534817" w:history="1">
             <w:r>
               <w:rPr>
                 <w:rStyle w:val="Hyperlink"/>
@@ -259,7 +259,7 @@
                 <w:noProof/>
                 <w:webHidden/>
               </w:rPr>
-              <w:instrText xml:space="preserve"> PAGEREF _Toc161159873 \h </w:instrText>
+              <w:instrText xml:space="preserve"> PAGEREF _Toc193534817 \h </w:instrText>
             </w:r>
             <w:r>
               <w:rPr>
@@ -304,7 +304,7 @@
               <w14:ligatures w14:val="standardContextual"/>
             </w:rPr>
           </w:pPr>
-          <w:hyperlink w:anchor="_Toc161159874" w:history="1">
+          <w:hyperlink w:anchor="_Toc193534818" w:history="1">
             <w:r>
               <w:rPr>
                 <w:rStyle w:val="Hyperlink"/>
@@ -331,7 +331,7 @@
                 <w:noProof/>
                 <w:webHidden/>
               </w:rPr>
-              <w:instrText xml:space="preserve"> PAGEREF _Toc161159874 \h </w:instrText>
+              <w:instrText xml:space="preserve"> PAGEREF _Toc193534818 \h </w:instrText>
             </w:r>
             <w:r>
               <w:rPr>
@@ -376,13 +376,13 @@
               <w14:ligatures w14:val="standardContextual"/>
             </w:rPr>
           </w:pPr>
-          <w:hyperlink w:anchor="_Toc161159875" w:history="1">
+          <w:hyperlink w:anchor="_Toc193534819" w:history="1">
             <w:r>
               <w:rPr>
                 <w:rStyle w:val="Hyperlink"/>
                 <w:noProof/>
               </w:rPr>
-              <w:t>Project 7-4: Create and Use a Shell Script</w:t>
+              <w:t>Project 7-3: Create and Use a Shell Script</w:t>
             </w:r>
             <w:r>
               <w:rPr>
@@ -403,7 +403,7 @@
                 <w:noProof/>
                 <w:webHidden/>
               </w:rPr>
-              <w:instrText xml:space="preserve"> PAGEREF _Toc161159875 \h </w:instrText>
+              <w:instrText xml:space="preserve"> PAGEREF _Toc193534819 \h </w:instrText>
             </w:r>
             <w:r>
               <w:rPr>
@@ -448,13 +448,13 @@
               <w14:ligatures w14:val="standardContextual"/>
             </w:rPr>
           </w:pPr>
-          <w:hyperlink w:anchor="_Toc161159876" w:history="1">
+          <w:hyperlink w:anchor="_Toc193534820" w:history="1">
             <w:r>
               <w:rPr>
                 <w:rStyle w:val="Hyperlink"/>
                 <w:noProof/>
               </w:rPr>
-              <w:t>Project 7-5: Shell Scripts with Decisions and Loops</w:t>
+              <w:t>Project 7-4: Shell Scripts with Decisions and Loops</w:t>
             </w:r>
             <w:r>
               <w:rPr>
@@ -475,7 +475,7 @@
                 <w:noProof/>
                 <w:webHidden/>
               </w:rPr>
-              <w:instrText xml:space="preserve"> PAGEREF _Toc161159876 \h </w:instrText>
+              <w:instrText xml:space="preserve"> PAGEREF _Toc193534820 \h </w:instrText>
             </w:r>
             <w:r>
               <w:rPr>
@@ -496,6 +496,78 @@
                 <w:webHidden/>
               </w:rPr>
               <w:t>8</w:t>
+            </w:r>
+            <w:r>
+              <w:rPr>
+                <w:noProof/>
+                <w:webHidden/>
+              </w:rPr>
+              <w:fldChar w:fldCharType="end"/>
+            </w:r>
+          </w:hyperlink>
+        </w:p>
+        <w:p>
+          <w:pPr>
+            <w:pStyle w:val="TOC1"/>
+            <w:tabs>
+              <w:tab w:val="right" w:leader="dot" w:pos="9350"/>
+            </w:tabs>
+            <w:rPr>
+              <w:rFonts w:asciiTheme="minorHAnsi" w:eastAsiaTheme="minorEastAsia" w:hAnsiTheme="minorHAnsi" w:cstheme="minorBidi"/>
+              <w:noProof/>
+              <w:kern w:val="2"/>
+              <w:sz w:val="24"/>
+              <w14:ligatures w14:val="standardContextual"/>
+            </w:rPr>
+          </w:pPr>
+          <w:hyperlink w:anchor="_Toc193534821" w:history="1">
+            <w:r>
+              <w:rPr>
+                <w:rStyle w:val="Hyperlink"/>
+                <w:noProof/>
+              </w:rPr>
+              <w:t>Project 7.5: Backup Script with Input</w:t>
+            </w:r>
+            <w:r>
+              <w:rPr>
+                <w:noProof/>
+                <w:webHidden/>
+              </w:rPr>
+              <w:tab/>
+            </w:r>
+            <w:r>
+              <w:rPr>
+                <w:noProof/>
+                <w:webHidden/>
+              </w:rPr>
+              <w:fldChar w:fldCharType="begin"/>
+            </w:r>
+            <w:r>
+              <w:rPr>
+                <w:noProof/>
+                <w:webHidden/>
+              </w:rPr>
+              <w:instrText xml:space="preserve"> PAGEREF _Toc193534821 \h </w:instrText>
+            </w:r>
+            <w:r>
+              <w:rPr>
+                <w:noProof/>
+                <w:webHidden/>
+              </w:rPr>
+            </w:r>
+            <w:r>
+              <w:rPr>
+                <w:noProof/>
+                <w:webHidden/>
+              </w:rPr>
+              <w:fldChar w:fldCharType="separate"/>
+            </w:r>
+            <w:r>
+              <w:rPr>
+                <w:noProof/>
+                <w:webHidden/>
+              </w:rPr>
+              <w:t>9</w:t>
             </w:r>
             <w:r>
               <w:rPr>
@@ -520,13 +592,13 @@
               <w14:ligatures w14:val="standardContextual"/>
             </w:rPr>
           </w:pPr>
-          <w:hyperlink w:anchor="_Toc161159877" w:history="1">
+          <w:hyperlink w:anchor="_Toc193534822" w:history="1">
             <w:r>
               <w:rPr>
                 <w:rStyle w:val="Hyperlink"/>
                 <w:noProof/>
               </w:rPr>
-              <w:t>Backup Script with Input</w:t>
+              <w:t>Decisions</w:t>
             </w:r>
             <w:r>
               <w:rPr>
@@ -547,7 +619,7 @@
                 <w:noProof/>
                 <w:webHidden/>
               </w:rPr>
-              <w:instrText xml:space="preserve"> PAGEREF _Toc161159877 \h </w:instrText>
+              <w:instrText xml:space="preserve"> PAGEREF _Toc193534822 \h </w:instrText>
             </w:r>
             <w:r>
               <w:rPr>
@@ -567,7 +639,7 @@
                 <w:noProof/>
                 <w:webHidden/>
               </w:rPr>
-              <w:t>9</w:t>
+              <w:t>10</w:t>
             </w:r>
             <w:r>
               <w:rPr>
@@ -592,13 +664,13 @@
               <w14:ligatures w14:val="standardContextual"/>
             </w:rPr>
           </w:pPr>
-          <w:hyperlink w:anchor="_Toc161159878" w:history="1">
+          <w:hyperlink w:anchor="_Toc193534823" w:history="1">
             <w:r>
               <w:rPr>
                 <w:rStyle w:val="Hyperlink"/>
                 <w:noProof/>
               </w:rPr>
-              <w:t>Decisions</w:t>
+              <w:t>Positional Parameters</w:t>
             </w:r>
             <w:r>
               <w:rPr>
@@ -619,7 +691,7 @@
                 <w:noProof/>
                 <w:webHidden/>
               </w:rPr>
-              <w:instrText xml:space="preserve"> PAGEREF _Toc161159878 \h </w:instrText>
+              <w:instrText xml:space="preserve"> PAGEREF _Toc193534823 \h </w:instrText>
             </w:r>
             <w:r>
               <w:rPr>
@@ -640,6 +712,78 @@
                 <w:webHidden/>
               </w:rPr>
               <w:t>10</w:t>
+            </w:r>
+            <w:r>
+              <w:rPr>
+                <w:noProof/>
+                <w:webHidden/>
+              </w:rPr>
+              <w:fldChar w:fldCharType="end"/>
+            </w:r>
+          </w:hyperlink>
+        </w:p>
+        <w:p>
+          <w:pPr>
+            <w:pStyle w:val="TOC1"/>
+            <w:tabs>
+              <w:tab w:val="right" w:leader="dot" w:pos="9350"/>
+            </w:tabs>
+            <w:rPr>
+              <w:rFonts w:asciiTheme="minorHAnsi" w:eastAsiaTheme="minorEastAsia" w:hAnsiTheme="minorHAnsi" w:cstheme="minorBidi"/>
+              <w:noProof/>
+              <w:kern w:val="2"/>
+              <w:sz w:val="24"/>
+              <w14:ligatures w14:val="standardContextual"/>
+            </w:rPr>
+          </w:pPr>
+          <w:hyperlink w:anchor="_Toc193534824" w:history="1">
+            <w:r>
+              <w:rPr>
+                <w:rStyle w:val="Hyperlink"/>
+                <w:noProof/>
+              </w:rPr>
+              <w:t>Project 7.6: Backup Script</w:t>
+            </w:r>
+            <w:r>
+              <w:rPr>
+                <w:noProof/>
+                <w:webHidden/>
+              </w:rPr>
+              <w:tab/>
+            </w:r>
+            <w:r>
+              <w:rPr>
+                <w:noProof/>
+                <w:webHidden/>
+              </w:rPr>
+              <w:fldChar w:fldCharType="begin"/>
+            </w:r>
+            <w:r>
+              <w:rPr>
+                <w:noProof/>
+                <w:webHidden/>
+              </w:rPr>
+              <w:instrText xml:space="preserve"> PAGEREF _Toc193534824 \h </w:instrText>
+            </w:r>
+            <w:r>
+              <w:rPr>
+                <w:noProof/>
+                <w:webHidden/>
+              </w:rPr>
+            </w:r>
+            <w:r>
+              <w:rPr>
+                <w:noProof/>
+                <w:webHidden/>
+              </w:rPr>
+              <w:fldChar w:fldCharType="separate"/>
+            </w:r>
+            <w:r>
+              <w:rPr>
+                <w:noProof/>
+                <w:webHidden/>
+              </w:rPr>
+              <w:t>11</w:t>
             </w:r>
             <w:r>
               <w:rPr>
@@ -664,13 +808,13 @@
               <w14:ligatures w14:val="standardContextual"/>
             </w:rPr>
           </w:pPr>
-          <w:hyperlink w:anchor="_Toc161159879" w:history="1">
+          <w:hyperlink w:anchor="_Toc193534825" w:history="1">
             <w:r>
               <w:rPr>
                 <w:rStyle w:val="Hyperlink"/>
                 <w:noProof/>
               </w:rPr>
-              <w:t>Positional Parameters</w:t>
+              <w:t>Assignment Submission</w:t>
             </w:r>
             <w:r>
               <w:rPr>
@@ -691,151 +835,7 @@
                 <w:noProof/>
                 <w:webHidden/>
               </w:rPr>
-              <w:instrText xml:space="preserve"> PAGEREF _Toc161159879 \h </w:instrText>
-            </w:r>
-            <w:r>
-              <w:rPr>
-                <w:noProof/>
-                <w:webHidden/>
-              </w:rPr>
-            </w:r>
-            <w:r>
-              <w:rPr>
-                <w:noProof/>
-                <w:webHidden/>
-              </w:rPr>
-              <w:fldChar w:fldCharType="separate"/>
-            </w:r>
-            <w:r>
-              <w:rPr>
-                <w:noProof/>
-                <w:webHidden/>
-              </w:rPr>
-              <w:t>10</w:t>
-            </w:r>
-            <w:r>
-              <w:rPr>
-                <w:noProof/>
-                <w:webHidden/>
-              </w:rPr>
-              <w:fldChar w:fldCharType="end"/>
-            </w:r>
-          </w:hyperlink>
-        </w:p>
-        <w:p>
-          <w:pPr>
-            <w:pStyle w:val="TOC2"/>
-            <w:tabs>
-              <w:tab w:val="right" w:leader="dot" w:pos="9350"/>
-            </w:tabs>
-            <w:rPr>
-              <w:rFonts w:asciiTheme="minorHAnsi" w:eastAsiaTheme="minorEastAsia" w:hAnsiTheme="minorHAnsi" w:cstheme="minorBidi"/>
-              <w:noProof/>
-              <w:kern w:val="2"/>
-              <w:sz w:val="24"/>
-              <w14:ligatures w14:val="standardContextual"/>
-            </w:rPr>
-          </w:pPr>
-          <w:hyperlink w:anchor="_Toc161159880" w:history="1">
-            <w:r>
-              <w:rPr>
-                <w:rStyle w:val="Hyperlink"/>
-                <w:noProof/>
-              </w:rPr>
-              <w:t>Backup Script</w:t>
-            </w:r>
-            <w:r>
-              <w:rPr>
-                <w:noProof/>
-                <w:webHidden/>
-              </w:rPr>
-              <w:tab/>
-            </w:r>
-            <w:r>
-              <w:rPr>
-                <w:noProof/>
-                <w:webHidden/>
-              </w:rPr>
-              <w:fldChar w:fldCharType="begin"/>
-            </w:r>
-            <w:r>
-              <w:rPr>
-                <w:noProof/>
-                <w:webHidden/>
-              </w:rPr>
-              <w:instrText xml:space="preserve"> PAGEREF _Toc161159880 \h </w:instrText>
-            </w:r>
-            <w:r>
-              <w:rPr>
-                <w:noProof/>
-                <w:webHidden/>
-              </w:rPr>
-            </w:r>
-            <w:r>
-              <w:rPr>
-                <w:noProof/>
-                <w:webHidden/>
-              </w:rPr>
-              <w:fldChar w:fldCharType="separate"/>
-            </w:r>
-            <w:r>
-              <w:rPr>
-                <w:noProof/>
-                <w:webHidden/>
-              </w:rPr>
-              <w:t>11</w:t>
-            </w:r>
-            <w:r>
-              <w:rPr>
-                <w:noProof/>
-                <w:webHidden/>
-              </w:rPr>
-              <w:fldChar w:fldCharType="end"/>
-            </w:r>
-          </w:hyperlink>
-        </w:p>
-        <w:p>
-          <w:pPr>
-            <w:pStyle w:val="TOC2"/>
-            <w:tabs>
-              <w:tab w:val="right" w:leader="dot" w:pos="9350"/>
-            </w:tabs>
-            <w:rPr>
-              <w:rFonts w:asciiTheme="minorHAnsi" w:eastAsiaTheme="minorEastAsia" w:hAnsiTheme="minorHAnsi" w:cstheme="minorBidi"/>
-              <w:noProof/>
-              <w:kern w:val="2"/>
-              <w:sz w:val="24"/>
-              <w14:ligatures w14:val="standardContextual"/>
-            </w:rPr>
-          </w:pPr>
-          <w:hyperlink w:anchor="_Toc161159881" w:history="1">
-            <w:r>
-              <w:rPr>
-                <w:rStyle w:val="Hyperlink"/>
-                <w:noProof/>
-              </w:rPr>
-              <w:t>Assignment Submission</w:t>
-            </w:r>
-            <w:r>
-              <w:rPr>
-                <w:noProof/>
-                <w:webHidden/>
-              </w:rPr>
-              <w:tab/>
-            </w:r>
-            <w:r>
-              <w:rPr>
-                <w:noProof/>
-                <w:webHidden/>
-              </w:rPr>
-              <w:fldChar w:fldCharType="begin"/>
-            </w:r>
-            <w:r>
-              <w:rPr>
-                <w:noProof/>
-                <w:webHidden/>
-              </w:rPr>
-              <w:instrText xml:space="preserve"> PAGEREF _Toc161159881 \h </w:instrText>
+              <w:instrText xml:space="preserve"> PAGEREF _Toc193534825 \h </w:instrText>
             </w:r>
             <w:r>
               <w:rPr>
@@ -1011,7 +1011,7 @@
         <w:pStyle w:val="Heading2"/>
       </w:pPr>
       <w:bookmarkStart w:id="2" w:name="_Toc124325873"/>
-      <w:bookmarkStart w:id="3" w:name="_Toc161159872"/>
+      <w:bookmarkStart w:id="3" w:name="_Toc193534816"/>
       <w:bookmarkEnd w:id="1"/>
       <w:r>
         <w:t xml:space="preserve">Update </w:t>
@@ -1046,16 +1046,34 @@
             <w:pPr>
               <w:pStyle w:val="Code"/>
             </w:pPr>
-            <w:r>
-              <w:t>sudo apt update</w:t>
+            <w:proofErr w:type="spellStart"/>
+            <w:r>
+              <w:t>sudo</w:t>
+            </w:r>
+            <w:proofErr w:type="spellEnd"/>
+            <w:r>
+              <w:t xml:space="preserve"> apt update</w:t>
             </w:r>
           </w:p>
           <w:p>
             <w:pPr>
               <w:pStyle w:val="Code"/>
             </w:pPr>
-            <w:r>
-              <w:t>sudo apt dist-upgrade -y</w:t>
+            <w:proofErr w:type="spellStart"/>
+            <w:r>
+              <w:t>sudo</w:t>
+            </w:r>
+            <w:proofErr w:type="spellEnd"/>
+            <w:r>
+              <w:t xml:space="preserve"> apt </w:t>
+            </w:r>
+            <w:proofErr w:type="spellStart"/>
+            <w:r>
+              <w:t>dist</w:t>
+            </w:r>
+            <w:proofErr w:type="spellEnd"/>
+            <w:r>
+              <w:t>-upgrade -y</w:t>
             </w:r>
           </w:p>
         </w:tc>
@@ -1065,7 +1083,7 @@
       <w:pPr>
         <w:pStyle w:val="Heading1"/>
       </w:pPr>
-      <w:bookmarkStart w:id="4" w:name="_Toc161159873"/>
+      <w:bookmarkStart w:id="4" w:name="_Toc193534817"/>
       <w:r>
         <w:lastRenderedPageBreak/>
         <w:t>Project 7-1</w:t>
@@ -1077,7 +1095,15 @@
         <w:t xml:space="preserve"> </w:t>
       </w:r>
       <w:r>
-        <w:t>Redirect stdout and stderr to a File</w:t>
+        <w:t xml:space="preserve">Redirect </w:t>
+      </w:r>
+      <w:proofErr w:type="spellStart"/>
+      <w:r>
+        <w:t>stdout</w:t>
+      </w:r>
+      <w:proofErr w:type="spellEnd"/>
+      <w:r>
+        <w:t xml:space="preserve"> and stderr to a File</w:t>
       </w:r>
       <w:bookmarkEnd w:id="4"/>
     </w:p>
@@ -1093,9 +1119,11 @@
       <w:r>
         <w:t xml:space="preserve">In this hands-on project, you use the shell to redirect the </w:t>
       </w:r>
+      <w:proofErr w:type="spellStart"/>
       <w:r>
         <w:t>stdout</w:t>
       </w:r>
+      <w:proofErr w:type="spellEnd"/>
       <w:r>
         <w:t xml:space="preserve"> and </w:t>
       </w:r>
@@ -1249,9 +1277,11 @@
       <w:r>
         <w:t xml:space="preserve">Is there any </w:t>
       </w:r>
+      <w:proofErr w:type="spellStart"/>
       <w:r>
         <w:t>stdout</w:t>
       </w:r>
+      <w:proofErr w:type="spellEnd"/>
       <w:r>
         <w:t xml:space="preserve"> displayed on the terminal screen? Is there any </w:t>
       </w:r>
@@ -1339,9 +1369,11 @@
       <w:r>
         <w:t xml:space="preserve">Is there any </w:t>
       </w:r>
+      <w:proofErr w:type="spellStart"/>
       <w:r>
         <w:t>stdout</w:t>
       </w:r>
+      <w:proofErr w:type="spellEnd"/>
       <w:r>
         <w:t xml:space="preserve"> displayed on the terminal screen? Is there any </w:t>
       </w:r>
@@ -1706,9 +1738,11 @@
         <w:lastRenderedPageBreak/>
         <w:t xml:space="preserve">Is there any </w:t>
       </w:r>
+      <w:proofErr w:type="spellStart"/>
       <w:r>
         <w:t>stdout</w:t>
       </w:r>
+      <w:proofErr w:type="spellEnd"/>
       <w:r>
         <w:t xml:space="preserve"> displayed on the terminal screen? Is there any </w:t>
       </w:r>
@@ -2053,9 +2087,11 @@
       <w:r>
         <w:t xml:space="preserve">Is there any </w:t>
       </w:r>
+      <w:proofErr w:type="spellStart"/>
       <w:r>
         <w:t>stdout</w:t>
       </w:r>
+      <w:proofErr w:type="spellEnd"/>
       <w:r>
         <w:t xml:space="preserve"> displayed on the terminal screen? Is there any </w:t>
       </w:r>
@@ -2241,9 +2277,11 @@
       <w:r>
         <w:t xml:space="preserve">Is there any </w:t>
       </w:r>
+      <w:proofErr w:type="spellStart"/>
       <w:r>
         <w:t>stdout</w:t>
       </w:r>
+      <w:proofErr w:type="spellEnd"/>
       <w:r>
         <w:t xml:space="preserve"> displayed on the terminal screen? Is there any </w:t>
       </w:r>
@@ -2687,12 +2725,20 @@
       <w:pPr>
         <w:pStyle w:val="Heading1"/>
       </w:pPr>
-      <w:bookmarkStart w:id="7" w:name="_Toc161159874"/>
+      <w:bookmarkStart w:id="7" w:name="_Toc193534818"/>
       <w:r>
         <w:t>Project 7-2</w:t>
       </w:r>
       <w:r>
-        <w:t>: Redirect stdout and stdin using pip</w:t>
+        <w:t xml:space="preserve">: Redirect </w:t>
+      </w:r>
+      <w:proofErr w:type="spellStart"/>
+      <w:r>
+        <w:t>stdout</w:t>
+      </w:r>
+      <w:proofErr w:type="spellEnd"/>
+      <w:r>
+        <w:t xml:space="preserve"> and stdin using pip</w:t>
       </w:r>
       <w:r>
         <w:t>e</w:t>
@@ -2726,9 +2772,11 @@
       <w:r>
         <w:t xml:space="preserve">In this hands-on project, you redirect </w:t>
       </w:r>
+      <w:proofErr w:type="spellStart"/>
       <w:r>
         <w:t>stdout</w:t>
       </w:r>
+      <w:proofErr w:type="spellEnd"/>
       <w:r>
         <w:t xml:space="preserve"> and </w:t>
       </w:r>
@@ -2776,7 +2824,23 @@
           <w:b/>
           <w:bCs/>
         </w:rPr>
-        <w:t>cat /etc/</w:t>
+        <w:t>cat /</w:t>
+      </w:r>
+      <w:proofErr w:type="spellStart"/>
+      <w:r>
+        <w:rPr>
+          <w:b/>
+          <w:bCs/>
+        </w:rPr>
+        <w:t>etc</w:t>
+      </w:r>
+      <w:proofErr w:type="spellEnd"/>
+      <w:r>
+        <w:rPr>
+          <w:b/>
+          <w:bCs/>
+        </w:rPr>
+        <w:t>/</w:t>
       </w:r>
       <w:r>
         <w:rPr>
@@ -2796,7 +2860,15 @@
         <w:t>Enter</w:t>
       </w:r>
       <w:r>
-        <w:t xml:space="preserve"> to view the /etc/</w:t>
+        <w:t xml:space="preserve"> to view the /</w:t>
+      </w:r>
+      <w:proofErr w:type="spellStart"/>
+      <w:r>
+        <w:t>etc</w:t>
+      </w:r>
+      <w:proofErr w:type="spellEnd"/>
+      <w:r>
+        <w:t>/</w:t>
       </w:r>
       <w:r>
         <w:rPr>
@@ -2828,7 +2900,23 @@
           <w:b/>
           <w:bCs/>
         </w:rPr>
-        <w:t>cat /etc/</w:t>
+        <w:t>cat /</w:t>
+      </w:r>
+      <w:proofErr w:type="spellStart"/>
+      <w:r>
+        <w:rPr>
+          <w:b/>
+          <w:bCs/>
+        </w:rPr>
+        <w:t>etc</w:t>
+      </w:r>
+      <w:proofErr w:type="spellEnd"/>
+      <w:r>
+        <w:rPr>
+          <w:b/>
+          <w:bCs/>
+        </w:rPr>
+        <w:t>/</w:t>
       </w:r>
       <w:r>
         <w:rPr>
@@ -2873,14 +2961,36 @@
         </w:numPr>
       </w:pPr>
       <w:r>
-        <w:t xml:space="preserve">Explain what the | metacharacter does in the previous command. How is this different from the </w:t>
-      </w:r>
-      <w:r>
-        <w:rPr>
-          <w:b/>
-          <w:bCs/>
-        </w:rPr>
-        <w:t>less /etc/</w:t>
+        <w:t xml:space="preserve">Explain what the | </w:t>
+      </w:r>
+      <w:r>
+        <w:t xml:space="preserve">(pipe) </w:t>
+      </w:r>
+      <w:r>
+        <w:t xml:space="preserve">metacharacter does in the previous command. How is this different from the </w:t>
+      </w:r>
+      <w:r>
+        <w:rPr>
+          <w:b/>
+          <w:bCs/>
+        </w:rPr>
+        <w:t>less /</w:t>
+      </w:r>
+      <w:proofErr w:type="spellStart"/>
+      <w:r>
+        <w:rPr>
+          <w:b/>
+          <w:bCs/>
+        </w:rPr>
+        <w:t>etc</w:t>
+      </w:r>
+      <w:proofErr w:type="spellEnd"/>
+      <w:r>
+        <w:rPr>
+          <w:b/>
+          <w:bCs/>
+        </w:rPr>
+        <w:t>/</w:t>
       </w:r>
       <w:r>
         <w:rPr>
@@ -2948,7 +3058,23 @@
           <w:b/>
           <w:bCs/>
         </w:rPr>
-        <w:t>cat /etc/</w:t>
+        <w:t>cat /</w:t>
+      </w:r>
+      <w:proofErr w:type="spellStart"/>
+      <w:r>
+        <w:rPr>
+          <w:b/>
+          <w:bCs/>
+        </w:rPr>
+        <w:t>etc</w:t>
+      </w:r>
+      <w:proofErr w:type="spellEnd"/>
+      <w:r>
+        <w:rPr>
+          <w:b/>
+          <w:bCs/>
+        </w:rPr>
+        <w:t>/</w:t>
       </w:r>
       <w:r>
         <w:rPr>
@@ -2969,8 +3095,17 @@
           <w:b/>
           <w:bCs/>
         </w:rPr>
-        <w:t xml:space="preserve"> -i</w:t>
-      </w:r>
+        <w:t xml:space="preserve"> -</w:t>
+      </w:r>
+      <w:proofErr w:type="spellStart"/>
+      <w:r>
+        <w:rPr>
+          <w:b/>
+          <w:bCs/>
+        </w:rPr>
+        <w:t>i</w:t>
+      </w:r>
+      <w:proofErr w:type="spellEnd"/>
       <w:r>
         <w:rPr>
           <w:b/>
@@ -3064,7 +3199,23 @@
           <w:b/>
           <w:bCs/>
         </w:rPr>
-        <w:t>cat /etc/</w:t>
+        <w:t>cat /</w:t>
+      </w:r>
+      <w:proofErr w:type="spellStart"/>
+      <w:r>
+        <w:rPr>
+          <w:b/>
+          <w:bCs/>
+        </w:rPr>
+        <w:t>etc</w:t>
+      </w:r>
+      <w:proofErr w:type="spellEnd"/>
+      <w:r>
+        <w:rPr>
+          <w:b/>
+          <w:bCs/>
+        </w:rPr>
+        <w:t>/</w:t>
       </w:r>
       <w:r>
         <w:rPr>
@@ -3087,6 +3238,7 @@
         </w:rPr>
         <w:t>-</w:t>
       </w:r>
+      <w:proofErr w:type="spellStart"/>
       <w:r>
         <w:rPr>
           <w:b/>
@@ -3094,6 +3246,7 @@
         </w:rPr>
         <w:t>i</w:t>
       </w:r>
+      <w:proofErr w:type="spellEnd"/>
       <w:r>
         <w:rPr>
           <w:b/>
@@ -3113,8 +3266,17 @@
           <w:b/>
           <w:bCs/>
         </w:rPr>
-        <w:t xml:space="preserve"> | tr n N</w:t>
-      </w:r>
+        <w:t xml:space="preserve"> | tr n </w:t>
+      </w:r>
+      <w:proofErr w:type="spellStart"/>
+      <w:r>
+        <w:rPr>
+          <w:b/>
+          <w:bCs/>
+        </w:rPr>
+        <w:t>N</w:t>
+      </w:r>
+      <w:proofErr w:type="spellEnd"/>
       <w:r>
         <w:t xml:space="preserve"> and press </w:t>
       </w:r>
@@ -3195,7 +3357,23 @@
           <w:b/>
           <w:bCs/>
         </w:rPr>
-        <w:t>cat /etc/</w:t>
+        <w:t>cat /</w:t>
+      </w:r>
+      <w:proofErr w:type="spellStart"/>
+      <w:r>
+        <w:rPr>
+          <w:b/>
+          <w:bCs/>
+        </w:rPr>
+        <w:t>etc</w:t>
+      </w:r>
+      <w:proofErr w:type="spellEnd"/>
+      <w:r>
+        <w:rPr>
+          <w:b/>
+          <w:bCs/>
+        </w:rPr>
+        <w:t>/</w:t>
       </w:r>
       <w:r>
         <w:rPr>
@@ -3223,7 +3401,23 @@
           <w:b/>
           <w:bCs/>
         </w:rPr>
-        <w:t xml:space="preserve"> | tr n N | sort -r</w:t>
+        <w:t xml:space="preserve"> | tr n </w:t>
+      </w:r>
+      <w:proofErr w:type="spellStart"/>
+      <w:r>
+        <w:rPr>
+          <w:b/>
+          <w:bCs/>
+        </w:rPr>
+        <w:t>N</w:t>
+      </w:r>
+      <w:proofErr w:type="spellEnd"/>
+      <w:r>
+        <w:rPr>
+          <w:b/>
+          <w:bCs/>
+        </w:rPr>
+        <w:t xml:space="preserve"> | sort -r</w:t>
       </w:r>
       <w:r>
         <w:t xml:space="preserve"> and press </w:t>
@@ -3304,7 +3498,23 @@
           <w:b/>
           <w:bCs/>
         </w:rPr>
-        <w:t>cat /etc/</w:t>
+        <w:t>cat /</w:t>
+      </w:r>
+      <w:proofErr w:type="spellStart"/>
+      <w:r>
+        <w:rPr>
+          <w:b/>
+          <w:bCs/>
+        </w:rPr>
+        <w:t>etc</w:t>
+      </w:r>
+      <w:proofErr w:type="spellEnd"/>
+      <w:r>
+        <w:rPr>
+          <w:b/>
+          <w:bCs/>
+        </w:rPr>
+        <w:t>/</w:t>
       </w:r>
       <w:r>
         <w:rPr>
@@ -3320,6 +3530,7 @@
         </w:rPr>
         <w:t xml:space="preserve"> | grep </w:t>
       </w:r>
+      <w:proofErr w:type="spellStart"/>
       <w:r>
         <w:rPr>
           <w:b/>
@@ -3327,12 +3538,29 @@
         </w:rPr>
         <w:t>ntp</w:t>
       </w:r>
-      <w:r>
-        <w:rPr>
-          <w:b/>
-          <w:bCs/>
-        </w:rPr>
-        <w:t xml:space="preserve"> | tr n N | sort -r | tee file</w:t>
+      <w:proofErr w:type="spellEnd"/>
+      <w:r>
+        <w:rPr>
+          <w:b/>
+          <w:bCs/>
+        </w:rPr>
+        <w:t xml:space="preserve"> | tr n </w:t>
+      </w:r>
+      <w:proofErr w:type="spellStart"/>
+      <w:r>
+        <w:rPr>
+          <w:b/>
+          <w:bCs/>
+        </w:rPr>
+        <w:t>N</w:t>
+      </w:r>
+      <w:proofErr w:type="spellEnd"/>
+      <w:r>
+        <w:rPr>
+          <w:b/>
+          <w:bCs/>
+        </w:rPr>
+        <w:t xml:space="preserve"> | sort -r | tee file</w:t>
       </w:r>
       <w:r>
         <w:t xml:space="preserve"> and press </w:t>
@@ -3494,7 +3722,23 @@
           <w:b/>
           <w:bCs/>
         </w:rPr>
-        <w:t>cat /etc/</w:t>
+        <w:t>cat /</w:t>
+      </w:r>
+      <w:proofErr w:type="spellStart"/>
+      <w:r>
+        <w:rPr>
+          <w:b/>
+          <w:bCs/>
+        </w:rPr>
+        <w:t>etc</w:t>
+      </w:r>
+      <w:proofErr w:type="spellEnd"/>
+      <w:r>
+        <w:rPr>
+          <w:b/>
+          <w:bCs/>
+        </w:rPr>
+        <w:t>/</w:t>
       </w:r>
       <w:r>
         <w:rPr>
@@ -3522,7 +3766,39 @@
           <w:b/>
           <w:bCs/>
         </w:rPr>
-        <w:t xml:space="preserve"> | tr n N | sort -r | tee file | wc -l</w:t>
+        <w:t xml:space="preserve"> | tr n </w:t>
+      </w:r>
+      <w:proofErr w:type="spellStart"/>
+      <w:r>
+        <w:rPr>
+          <w:b/>
+          <w:bCs/>
+        </w:rPr>
+        <w:t>N</w:t>
+      </w:r>
+      <w:proofErr w:type="spellEnd"/>
+      <w:r>
+        <w:rPr>
+          <w:b/>
+          <w:bCs/>
+        </w:rPr>
+        <w:t xml:space="preserve"> | sort -r | tee file | </w:t>
+      </w:r>
+      <w:proofErr w:type="spellStart"/>
+      <w:r>
+        <w:rPr>
+          <w:b/>
+          <w:bCs/>
+        </w:rPr>
+        <w:t>wc</w:t>
+      </w:r>
+      <w:proofErr w:type="spellEnd"/>
+      <w:r>
+        <w:rPr>
+          <w:b/>
+          <w:bCs/>
+        </w:rPr>
+        <w:t xml:space="preserve"> -l</w:t>
       </w:r>
       <w:r>
         <w:rPr>
@@ -3694,7 +3970,23 @@
           <w:b/>
           <w:bCs/>
         </w:rPr>
-        <w:t>cat /etc/</w:t>
+        <w:t>cat /</w:t>
+      </w:r>
+      <w:proofErr w:type="spellStart"/>
+      <w:r>
+        <w:rPr>
+          <w:b/>
+          <w:bCs/>
+        </w:rPr>
+        <w:t>etc</w:t>
+      </w:r>
+      <w:proofErr w:type="spellEnd"/>
+      <w:r>
+        <w:rPr>
+          <w:b/>
+          <w:bCs/>
+        </w:rPr>
+        <w:t>/</w:t>
       </w:r>
       <w:r>
         <w:rPr>
@@ -3729,7 +4021,55 @@
           <w:b/>
           <w:bCs/>
         </w:rPr>
-        <w:t>tr F f | sort -r | sed /udp/d | sed /tcp/s/mount/MOUNT/g</w:t>
+        <w:t xml:space="preserve">tr F </w:t>
+      </w:r>
+      <w:proofErr w:type="spellStart"/>
+      <w:r>
+        <w:rPr>
+          <w:b/>
+          <w:bCs/>
+        </w:rPr>
+        <w:t>f</w:t>
+      </w:r>
+      <w:proofErr w:type="spellEnd"/>
+      <w:r>
+        <w:rPr>
+          <w:b/>
+          <w:bCs/>
+        </w:rPr>
+        <w:t xml:space="preserve"> | sort -r | sed /</w:t>
+      </w:r>
+      <w:proofErr w:type="spellStart"/>
+      <w:r>
+        <w:rPr>
+          <w:b/>
+          <w:bCs/>
+        </w:rPr>
+        <w:t>udp</w:t>
+      </w:r>
+      <w:proofErr w:type="spellEnd"/>
+      <w:r>
+        <w:rPr>
+          <w:b/>
+          <w:bCs/>
+        </w:rPr>
+        <w:t>/d | sed /</w:t>
+      </w:r>
+      <w:proofErr w:type="spellStart"/>
+      <w:r>
+        <w:rPr>
+          <w:b/>
+          <w:bCs/>
+        </w:rPr>
+        <w:t>tcp</w:t>
+      </w:r>
+      <w:proofErr w:type="spellEnd"/>
+      <w:r>
+        <w:rPr>
+          <w:b/>
+          <w:bCs/>
+        </w:rPr>
+        <w:t>/s/mount/MOUNT/g</w:t>
       </w:r>
       <w:r>
         <w:t xml:space="preserve"> and press </w:t>
@@ -3810,7 +4150,23 @@
           <w:b/>
           <w:bCs/>
         </w:rPr>
-        <w:t>cat /etc/hosts</w:t>
+        <w:t>cat /</w:t>
+      </w:r>
+      <w:proofErr w:type="spellStart"/>
+      <w:r>
+        <w:rPr>
+          <w:b/>
+          <w:bCs/>
+        </w:rPr>
+        <w:t>etc</w:t>
+      </w:r>
+      <w:proofErr w:type="spellEnd"/>
+      <w:r>
+        <w:rPr>
+          <w:b/>
+          <w:bCs/>
+        </w:rPr>
+        <w:t>/hosts</w:t>
       </w:r>
     </w:p>
     <w:p>
@@ -3832,7 +4188,23 @@
           <w:b/>
           <w:bCs/>
         </w:rPr>
-        <w:t>cat /etc/hosts | awk</w:t>
+        <w:t>cat /</w:t>
+      </w:r>
+      <w:proofErr w:type="spellStart"/>
+      <w:r>
+        <w:rPr>
+          <w:b/>
+          <w:bCs/>
+        </w:rPr>
+        <w:t>etc</w:t>
+      </w:r>
+      <w:proofErr w:type="spellEnd"/>
+      <w:r>
+        <w:rPr>
+          <w:b/>
+          <w:bCs/>
+        </w:rPr>
+        <w:t>/hosts | awk</w:t>
       </w:r>
       <w:r>
         <w:rPr>
@@ -3949,10 +4321,13 @@
         <w:pStyle w:val="Heading1"/>
       </w:pPr>
       <w:bookmarkStart w:id="9" w:name="PageEnd_342"/>
-      <w:bookmarkStart w:id="10" w:name="_Toc161159875"/>
+      <w:bookmarkStart w:id="10" w:name="_Toc193534819"/>
       <w:bookmarkEnd w:id="9"/>
       <w:r>
-        <w:t>Project 7-4</w:t>
+        <w:t>Project 7-</w:t>
+      </w:r>
+      <w:r>
+        <w:t>3</w:t>
       </w:r>
       <w:r>
         <w:t>: Create and Use a Shell Script</w:t>
@@ -4608,12 +4983,21 @@
       <w:r>
         <w:t xml:space="preserve"> </w:t>
       </w:r>
-      <w:r>
-        <w:rPr>
-          <w:b/>
-          <w:bCs/>
-        </w:rPr>
-        <w:t xml:space="preserve">chmod </w:t>
+      <w:proofErr w:type="spellStart"/>
+      <w:r>
+        <w:rPr>
+          <w:b/>
+          <w:bCs/>
+        </w:rPr>
+        <w:t>chmod</w:t>
+      </w:r>
+      <w:proofErr w:type="spellEnd"/>
+      <w:r>
+        <w:rPr>
+          <w:b/>
+          <w:bCs/>
+        </w:rPr>
+        <w:t xml:space="preserve"> </w:t>
       </w:r>
       <w:r>
         <w:rPr>
@@ -5123,9 +5507,12 @@
       <w:pPr>
         <w:pStyle w:val="Heading1"/>
       </w:pPr>
-      <w:bookmarkStart w:id="11" w:name="_Toc161159876"/>
-      <w:r>
-        <w:t>Project 7-5</w:t>
+      <w:bookmarkStart w:id="11" w:name="_Toc193534820"/>
+      <w:r>
+        <w:t>Project 7-</w:t>
+      </w:r>
+      <w:r>
+        <w:t>4</w:t>
       </w:r>
       <w:r>
         <w:t>: Shell Scripts with Decisions and Loops</w:t>
@@ -5220,8 +5607,17 @@
           <w:b/>
           <w:bCs/>
         </w:rPr>
-        <w:t>.sh</w:t>
-      </w:r>
+        <w:t>.</w:t>
+      </w:r>
+      <w:proofErr w:type="spellStart"/>
+      <w:r>
+        <w:rPr>
+          <w:b/>
+          <w:bCs/>
+        </w:rPr>
+        <w:t>sh</w:t>
+      </w:r>
+      <w:proofErr w:type="spellEnd"/>
       <w:r>
         <w:t xml:space="preserve"> extension for shell scripts?</w:t>
       </w:r>
@@ -5340,12 +5736,21 @@
       <w:r>
         <w:t xml:space="preserve"> </w:t>
       </w:r>
-      <w:r>
-        <w:rPr>
-          <w:b/>
-          <w:bCs/>
-        </w:rPr>
-        <w:t xml:space="preserve">chmod </w:t>
+      <w:proofErr w:type="spellStart"/>
+      <w:r>
+        <w:rPr>
+          <w:b/>
+          <w:bCs/>
+        </w:rPr>
+        <w:t>chmod</w:t>
+      </w:r>
+      <w:proofErr w:type="spellEnd"/>
+      <w:r>
+        <w:rPr>
+          <w:b/>
+          <w:bCs/>
+        </w:rPr>
+        <w:t xml:space="preserve"> </w:t>
       </w:r>
       <w:r>
         <w:rPr>
@@ -5449,9 +5854,21 @@
     </w:sdt>
     <w:p>
       <w:pPr>
-        <w:pStyle w:val="Heading2"/>
-      </w:pPr>
-      <w:bookmarkStart w:id="12" w:name="_Toc161159877"/>
+        <w:pStyle w:val="Heading1"/>
+      </w:pPr>
+      <w:bookmarkStart w:id="12" w:name="_Toc193534821"/>
+      <w:r>
+        <w:t>Project</w:t>
+      </w:r>
+      <w:r>
+        <w:t xml:space="preserve"> </w:t>
+      </w:r>
+      <w:r>
+        <w:t>7.</w:t>
+      </w:r>
+      <w:r>
+        <w:t xml:space="preserve">5: </w:t>
+      </w:r>
       <w:r>
         <w:t>Backup Script</w:t>
       </w:r>
@@ -5578,12 +5995,21 @@
       <w:r>
         <w:t xml:space="preserve"> </w:t>
       </w:r>
-      <w:r>
-        <w:rPr>
-          <w:b/>
-          <w:bCs/>
-        </w:rPr>
-        <w:t xml:space="preserve">chmod </w:t>
+      <w:proofErr w:type="spellStart"/>
+      <w:r>
+        <w:rPr>
+          <w:b/>
+          <w:bCs/>
+        </w:rPr>
+        <w:t>chmod</w:t>
+      </w:r>
+      <w:proofErr w:type="spellEnd"/>
+      <w:r>
+        <w:rPr>
+          <w:b/>
+          <w:bCs/>
+        </w:rPr>
+        <w:t xml:space="preserve"> </w:t>
       </w:r>
       <w:r>
         <w:rPr>
@@ -5726,7 +6152,7 @@
       <w:pPr>
         <w:pStyle w:val="Heading2"/>
       </w:pPr>
-      <w:bookmarkStart w:id="13" w:name="_Toc161159878"/>
+      <w:bookmarkStart w:id="13" w:name="_Toc193534822"/>
       <w:r>
         <w:lastRenderedPageBreak/>
         <w:t>Decisions</w:t>
@@ -5811,6 +6237,7 @@
             <w:pPr>
               <w:pStyle w:val="Code"/>
             </w:pPr>
+            <w:proofErr w:type="spellStart"/>
             <w:r>
               <w:rPr>
                 <w:b/>
@@ -5818,6 +6245,7 @@
               </w:rPr>
               <w:t>elif</w:t>
             </w:r>
+            <w:proofErr w:type="spellEnd"/>
             <w:r>
               <w:t xml:space="preserve"> </w:t>
             </w:r>
@@ -5914,6 +6342,7 @@
           <w:numId w:val="10"/>
         </w:numPr>
       </w:pPr>
+      <w:proofErr w:type="spellStart"/>
       <w:r>
         <w:rPr>
           <w:b/>
@@ -5921,6 +6350,7 @@
         </w:rPr>
         <w:t>elif</w:t>
       </w:r>
+      <w:proofErr w:type="spellEnd"/>
       <w:r>
         <w:t xml:space="preserve"> (else if) and </w:t>
       </w:r>
@@ -5946,6 +6376,7 @@
       <w:r>
         <w:t xml:space="preserve">You can have an unlimited number of </w:t>
       </w:r>
+      <w:proofErr w:type="spellStart"/>
       <w:r>
         <w:rPr>
           <w:b/>
@@ -5953,6 +6384,7 @@
         </w:rPr>
         <w:t>elif</w:t>
       </w:r>
+      <w:proofErr w:type="spellEnd"/>
       <w:r>
         <w:t xml:space="preserve"> statements.</w:t>
       </w:r>
@@ -6082,7 +6514,7 @@
       <w:pPr>
         <w:pStyle w:val="Heading2"/>
       </w:pPr>
-      <w:bookmarkStart w:id="14" w:name="_Toc161159879"/>
+      <w:bookmarkStart w:id="14" w:name="_Toc193534823"/>
       <w:r>
         <w:t>Positional Parameters</w:t>
       </w:r>
@@ -6129,9 +6561,21 @@
     </w:p>
     <w:p>
       <w:pPr>
-        <w:pStyle w:val="Heading2"/>
-      </w:pPr>
-      <w:bookmarkStart w:id="15" w:name="_Toc161159880"/>
+        <w:pStyle w:val="Heading1"/>
+      </w:pPr>
+      <w:bookmarkStart w:id="15" w:name="_Toc193534824"/>
+      <w:r>
+        <w:t>Project</w:t>
+      </w:r>
+      <w:r>
+        <w:t xml:space="preserve"> </w:t>
+      </w:r>
+      <w:r>
+        <w:t>7.</w:t>
+      </w:r>
+      <w:r>
+        <w:t xml:space="preserve">6: </w:t>
+      </w:r>
       <w:r>
         <w:t>Backup Script</w:t>
       </w:r>
@@ -6227,12 +6671,21 @@
       <w:r>
         <w:t xml:space="preserve"> </w:t>
       </w:r>
-      <w:r>
-        <w:rPr>
-          <w:b/>
-          <w:bCs/>
-        </w:rPr>
-        <w:t xml:space="preserve">chmod </w:t>
+      <w:proofErr w:type="spellStart"/>
+      <w:r>
+        <w:rPr>
+          <w:b/>
+          <w:bCs/>
+        </w:rPr>
+        <w:t>chmod</w:t>
+      </w:r>
+      <w:proofErr w:type="spellEnd"/>
+      <w:r>
+        <w:rPr>
+          <w:b/>
+          <w:bCs/>
+        </w:rPr>
+        <w:t xml:space="preserve"> </w:t>
       </w:r>
       <w:r>
         <w:rPr>
@@ -6359,7 +6812,21 @@
           <w:b/>
           <w:bCs/>
         </w:rPr>
-        <w:t>./dirbackup.sh</w:t>
+        <w:t>./backup</w:t>
+      </w:r>
+      <w:r>
+        <w:rPr>
+          <w:b/>
+          <w:bCs/>
+        </w:rPr>
+        <w:t>_arg</w:t>
+      </w:r>
+      <w:r>
+        <w:rPr>
+          <w:b/>
+          <w:bCs/>
+        </w:rPr>
+        <w:t>.sh</w:t>
       </w:r>
       <w:r>
         <w:t xml:space="preserve"> </w:t>
@@ -6406,7 +6873,21 @@
           <w:b/>
           <w:bCs/>
         </w:rPr>
-        <w:t xml:space="preserve">./dirbackup.sh </w:t>
+        <w:t>./</w:t>
+      </w:r>
+      <w:r>
+        <w:rPr>
+          <w:b/>
+          <w:bCs/>
+        </w:rPr>
+        <w:t>backup_arg</w:t>
+      </w:r>
+      <w:r>
+        <w:rPr>
+          <w:b/>
+          <w:bCs/>
+        </w:rPr>
+        <w:t xml:space="preserve">.sh </w:t>
       </w:r>
       <w:r>
         <w:rPr>
@@ -6544,7 +7025,6 @@
         </w:numPr>
       </w:pPr>
       <w:r>
-        <w:lastRenderedPageBreak/>
         <w:t>Type</w:t>
       </w:r>
       <w:r>
@@ -6575,7 +7055,7 @@
       <w:pPr>
         <w:pStyle w:val="Heading2"/>
       </w:pPr>
-      <w:bookmarkStart w:id="16" w:name="_Toc161159881"/>
+      <w:bookmarkStart w:id="16" w:name="_Toc193534825"/>
       <w:r>
         <w:t>Assignment Submission</w:t>
       </w:r>
@@ -6583,7 +7063,15 @@
     </w:p>
     <w:p>
       <w:r>
-        <w:t>Attach this completed document to the assignment in BlackBoard.</w:t>
+        <w:t xml:space="preserve">Attach this completed document to the assignment in </w:t>
+      </w:r>
+      <w:proofErr w:type="spellStart"/>
+      <w:r>
+        <w:t>BlackBoard</w:t>
+      </w:r>
+      <w:proofErr w:type="spellEnd"/>
+      <w:r>
+        <w:t>.</w:t>
       </w:r>
     </w:p>
     <w:sectPr>
@@ -6691,16 +7179,13 @@
       <w:t>/</w:t>
     </w:r>
     <w:r>
-      <w:t>1</w:t>
-    </w:r>
-    <w:r>
-      <w:t>9</w:t>
+      <w:t>22</w:t>
     </w:r>
     <w:r>
       <w:t>/202</w:t>
     </w:r>
     <w:r>
-      <w:t>4</w:t>
+      <w:t>5</w:t>
     </w:r>
   </w:p>
 </w:ftr>
@@ -6854,119 +7339,6 @@
     </w:lvl>
   </w:abstractNum>
   <w:abstractNum w:abstractNumId="1" w15:restartNumberingAfterBreak="0">
-    <w:nsid w:val="03904AB7"/>
-    <w:multiLevelType w:val="multilevel"/>
-    <w:tmpl w:val="0409001D"/>
-    <w:lvl w:ilvl="0">
-      <w:start w:val="1"/>
-      <w:numFmt w:val="decimal"/>
-      <w:lvlText w:val="%1)"/>
-      <w:lvlJc w:val="left"/>
-      <w:pPr>
-        <w:tabs>
-          <w:tab w:val="num" w:pos="360"/>
-        </w:tabs>
-        <w:ind w:left="360" w:hanging="360"/>
-      </w:pPr>
-    </w:lvl>
-    <w:lvl w:ilvl="1">
-      <w:start w:val="1"/>
-      <w:numFmt w:val="lowerLetter"/>
-      <w:lvlText w:val="%2)"/>
-      <w:lvlJc w:val="left"/>
-      <w:pPr>
-        <w:tabs>
-          <w:tab w:val="num" w:pos="720"/>
-        </w:tabs>
-        <w:ind w:left="720" w:hanging="360"/>
-      </w:pPr>
-    </w:lvl>
-    <w:lvl w:ilvl="2">
-      <w:start w:val="1"/>
-      <w:numFmt w:val="lowerRoman"/>
-      <w:lvlText w:val="%3)"/>
-      <w:lvlJc w:val="left"/>
-      <w:pPr>
-        <w:tabs>
-          <w:tab w:val="num" w:pos="1080"/>
-        </w:tabs>
-        <w:ind w:left="1080" w:hanging="360"/>
-      </w:pPr>
-    </w:lvl>
-    <w:lvl w:ilvl="3">
-      <w:start w:val="1"/>
-      <w:numFmt w:val="decimal"/>
-      <w:lvlText w:val="(%4)"/>
-      <w:lvlJc w:val="left"/>
-      <w:pPr>
-        <w:tabs>
-          <w:tab w:val="num" w:pos="1440"/>
-        </w:tabs>
-        <w:ind w:left="1440" w:hanging="360"/>
-      </w:pPr>
-    </w:lvl>
-    <w:lvl w:ilvl="4">
-      <w:start w:val="1"/>
-      <w:numFmt w:val="lowerLetter"/>
-      <w:lvlText w:val="(%5)"/>
-      <w:lvlJc w:val="left"/>
-      <w:pPr>
-        <w:tabs>
-          <w:tab w:val="num" w:pos="1800"/>
-        </w:tabs>
-        <w:ind w:left="1800" w:hanging="360"/>
-      </w:pPr>
-    </w:lvl>
-    <w:lvl w:ilvl="5">
-      <w:start w:val="1"/>
-      <w:numFmt w:val="lowerRoman"/>
-      <w:lvlText w:val="(%6)"/>
-      <w:lvlJc w:val="left"/>
-      <w:pPr>
-        <w:tabs>
-          <w:tab w:val="num" w:pos="2160"/>
-        </w:tabs>
-        <w:ind w:left="2160" w:hanging="360"/>
-      </w:pPr>
-    </w:lvl>
-    <w:lvl w:ilvl="6">
-      <w:start w:val="1"/>
-      <w:numFmt w:val="decimal"/>
-      <w:lvlText w:val="%7."/>
-      <w:lvlJc w:val="left"/>
-      <w:pPr>
-        <w:tabs>
-          <w:tab w:val="num" w:pos="2520"/>
-        </w:tabs>
-        <w:ind w:left="2520" w:hanging="360"/>
-      </w:pPr>
-    </w:lvl>
-    <w:lvl w:ilvl="7">
-      <w:start w:val="1"/>
-      <w:numFmt w:val="lowerLetter"/>
-      <w:lvlText w:val="%8."/>
-      <w:lvlJc w:val="left"/>
-      <w:pPr>
-        <w:tabs>
-          <w:tab w:val="num" w:pos="2880"/>
-        </w:tabs>
-        <w:ind w:left="2880" w:hanging="360"/>
-      </w:pPr>
-    </w:lvl>
-    <w:lvl w:ilvl="8">
-      <w:start w:val="1"/>
-      <w:numFmt w:val="lowerRoman"/>
-      <w:lvlText w:val="%9."/>
-      <w:lvlJc w:val="left"/>
-      <w:pPr>
-        <w:tabs>
-          <w:tab w:val="num" w:pos="3240"/>
-        </w:tabs>
-        <w:ind w:left="3240" w:hanging="360"/>
-      </w:pPr>
-    </w:lvl>
-  </w:abstractNum>
-  <w:abstractNum w:abstractNumId="2" w15:restartNumberingAfterBreak="0">
     <w:nsid w:val="05E141C0"/>
     <w:multiLevelType w:val="hybridMultilevel"/>
     <w:tmpl w:val="32426A60"/>
@@ -7052,13 +7424,444 @@
       </w:pPr>
     </w:lvl>
   </w:abstractNum>
+  <w:abstractNum w:abstractNumId="2" w15:restartNumberingAfterBreak="0">
+    <w:nsid w:val="2E5C4115"/>
+    <w:multiLevelType w:val="hybridMultilevel"/>
+    <w:tmpl w:val="F02447C8"/>
+    <w:lvl w:ilvl="0" w:tplc="FFFFFFFF">
+      <w:start w:val="1"/>
+      <w:numFmt w:val="decimal"/>
+      <w:lvlText w:val="%1."/>
+      <w:lvlJc w:val="left"/>
+      <w:pPr>
+        <w:ind w:left="720" w:hanging="360"/>
+      </w:pPr>
+    </w:lvl>
+    <w:lvl w:ilvl="1" w:tplc="FFFFFFFF">
+      <w:start w:val="1"/>
+      <w:numFmt w:val="lowerLetter"/>
+      <w:lvlText w:val="%2."/>
+      <w:lvlJc w:val="left"/>
+      <w:pPr>
+        <w:ind w:left="1440" w:hanging="360"/>
+      </w:pPr>
+    </w:lvl>
+    <w:lvl w:ilvl="2" w:tplc="FFFFFFFF" w:tentative="1">
+      <w:start w:val="1"/>
+      <w:numFmt w:val="lowerRoman"/>
+      <w:lvlText w:val="%3."/>
+      <w:lvlJc w:val="right"/>
+      <w:pPr>
+        <w:ind w:left="2160" w:hanging="180"/>
+      </w:pPr>
+    </w:lvl>
+    <w:lvl w:ilvl="3" w:tplc="FFFFFFFF" w:tentative="1">
+      <w:start w:val="1"/>
+      <w:numFmt w:val="decimal"/>
+      <w:lvlText w:val="%4."/>
+      <w:lvlJc w:val="left"/>
+      <w:pPr>
+        <w:ind w:left="2880" w:hanging="360"/>
+      </w:pPr>
+    </w:lvl>
+    <w:lvl w:ilvl="4" w:tplc="FFFFFFFF" w:tentative="1">
+      <w:start w:val="1"/>
+      <w:numFmt w:val="lowerLetter"/>
+      <w:lvlText w:val="%5."/>
+      <w:lvlJc w:val="left"/>
+      <w:pPr>
+        <w:ind w:left="3600" w:hanging="360"/>
+      </w:pPr>
+    </w:lvl>
+    <w:lvl w:ilvl="5" w:tplc="FFFFFFFF" w:tentative="1">
+      <w:start w:val="1"/>
+      <w:numFmt w:val="lowerRoman"/>
+      <w:lvlText w:val="%6."/>
+      <w:lvlJc w:val="right"/>
+      <w:pPr>
+        <w:ind w:left="4320" w:hanging="180"/>
+      </w:pPr>
+    </w:lvl>
+    <w:lvl w:ilvl="6" w:tplc="FFFFFFFF" w:tentative="1">
+      <w:start w:val="1"/>
+      <w:numFmt w:val="decimal"/>
+      <w:lvlText w:val="%7."/>
+      <w:lvlJc w:val="left"/>
+      <w:pPr>
+        <w:ind w:left="5040" w:hanging="360"/>
+      </w:pPr>
+    </w:lvl>
+    <w:lvl w:ilvl="7" w:tplc="FFFFFFFF" w:tentative="1">
+      <w:start w:val="1"/>
+      <w:numFmt w:val="lowerLetter"/>
+      <w:lvlText w:val="%8."/>
+      <w:lvlJc w:val="left"/>
+      <w:pPr>
+        <w:ind w:left="5760" w:hanging="360"/>
+      </w:pPr>
+    </w:lvl>
+    <w:lvl w:ilvl="8" w:tplc="FFFFFFFF" w:tentative="1">
+      <w:start w:val="1"/>
+      <w:numFmt w:val="lowerRoman"/>
+      <w:lvlText w:val="%9."/>
+      <w:lvlJc w:val="right"/>
+      <w:pPr>
+        <w:ind w:left="6480" w:hanging="180"/>
+      </w:pPr>
+    </w:lvl>
+  </w:abstractNum>
   <w:abstractNum w:abstractNumId="3" w15:restartNumberingAfterBreak="0">
-    <w:nsid w:val="126D263A"/>
+    <w:nsid w:val="2FBE413C"/>
+    <w:multiLevelType w:val="hybridMultilevel"/>
+    <w:tmpl w:val="F02447C8"/>
+    <w:lvl w:ilvl="0" w:tplc="0409000F">
+      <w:start w:val="1"/>
+      <w:numFmt w:val="decimal"/>
+      <w:lvlText w:val="%1."/>
+      <w:lvlJc w:val="left"/>
+      <w:pPr>
+        <w:ind w:left="720" w:hanging="360"/>
+      </w:pPr>
+    </w:lvl>
+    <w:lvl w:ilvl="1" w:tplc="04090019">
+      <w:start w:val="1"/>
+      <w:numFmt w:val="lowerLetter"/>
+      <w:lvlText w:val="%2."/>
+      <w:lvlJc w:val="left"/>
+      <w:pPr>
+        <w:ind w:left="1440" w:hanging="360"/>
+      </w:pPr>
+    </w:lvl>
+    <w:lvl w:ilvl="2" w:tplc="0409001B" w:tentative="1">
+      <w:start w:val="1"/>
+      <w:numFmt w:val="lowerRoman"/>
+      <w:lvlText w:val="%3."/>
+      <w:lvlJc w:val="right"/>
+      <w:pPr>
+        <w:ind w:left="2160" w:hanging="180"/>
+      </w:pPr>
+    </w:lvl>
+    <w:lvl w:ilvl="3" w:tplc="0409000F" w:tentative="1">
+      <w:start w:val="1"/>
+      <w:numFmt w:val="decimal"/>
+      <w:lvlText w:val="%4."/>
+      <w:lvlJc w:val="left"/>
+      <w:pPr>
+        <w:ind w:left="2880" w:hanging="360"/>
+      </w:pPr>
+    </w:lvl>
+    <w:lvl w:ilvl="4" w:tplc="04090019" w:tentative="1">
+      <w:start w:val="1"/>
+      <w:numFmt w:val="lowerLetter"/>
+      <w:lvlText w:val="%5."/>
+      <w:lvlJc w:val="left"/>
+      <w:pPr>
+        <w:ind w:left="3600" w:hanging="360"/>
+      </w:pPr>
+    </w:lvl>
+    <w:lvl w:ilvl="5" w:tplc="0409001B" w:tentative="1">
+      <w:start w:val="1"/>
+      <w:numFmt w:val="lowerRoman"/>
+      <w:lvlText w:val="%6."/>
+      <w:lvlJc w:val="right"/>
+      <w:pPr>
+        <w:ind w:left="4320" w:hanging="180"/>
+      </w:pPr>
+    </w:lvl>
+    <w:lvl w:ilvl="6" w:tplc="0409000F" w:tentative="1">
+      <w:start w:val="1"/>
+      <w:numFmt w:val="decimal"/>
+      <w:lvlText w:val="%7."/>
+      <w:lvlJc w:val="left"/>
+      <w:pPr>
+        <w:ind w:left="5040" w:hanging="360"/>
+      </w:pPr>
+    </w:lvl>
+    <w:lvl w:ilvl="7" w:tplc="04090019" w:tentative="1">
+      <w:start w:val="1"/>
+      <w:numFmt w:val="lowerLetter"/>
+      <w:lvlText w:val="%8."/>
+      <w:lvlJc w:val="left"/>
+      <w:pPr>
+        <w:ind w:left="5760" w:hanging="360"/>
+      </w:pPr>
+    </w:lvl>
+    <w:lvl w:ilvl="8" w:tplc="0409001B" w:tentative="1">
+      <w:start w:val="1"/>
+      <w:numFmt w:val="lowerRoman"/>
+      <w:lvlText w:val="%9."/>
+      <w:lvlJc w:val="right"/>
+      <w:pPr>
+        <w:ind w:left="6480" w:hanging="180"/>
+      </w:pPr>
+    </w:lvl>
+  </w:abstractNum>
+  <w:abstractNum w:abstractNumId="4" w15:restartNumberingAfterBreak="0">
+    <w:nsid w:val="362A1AFF"/>
+    <w:multiLevelType w:val="hybridMultilevel"/>
+    <w:tmpl w:val="7FB23168"/>
+    <w:lvl w:ilvl="0" w:tplc="0409000F">
+      <w:start w:val="1"/>
+      <w:numFmt w:val="decimal"/>
+      <w:lvlText w:val="%1."/>
+      <w:lvlJc w:val="left"/>
+      <w:pPr>
+        <w:ind w:left="720" w:hanging="360"/>
+      </w:pPr>
+    </w:lvl>
+    <w:lvl w:ilvl="1" w:tplc="04090019" w:tentative="1">
+      <w:start w:val="1"/>
+      <w:numFmt w:val="lowerLetter"/>
+      <w:lvlText w:val="%2."/>
+      <w:lvlJc w:val="left"/>
+      <w:pPr>
+        <w:ind w:left="1440" w:hanging="360"/>
+      </w:pPr>
+    </w:lvl>
+    <w:lvl w:ilvl="2" w:tplc="0409001B" w:tentative="1">
+      <w:start w:val="1"/>
+      <w:numFmt w:val="lowerRoman"/>
+      <w:lvlText w:val="%3."/>
+      <w:lvlJc w:val="right"/>
+      <w:pPr>
+        <w:ind w:left="2160" w:hanging="180"/>
+      </w:pPr>
+    </w:lvl>
+    <w:lvl w:ilvl="3" w:tplc="0409000F" w:tentative="1">
+      <w:start w:val="1"/>
+      <w:numFmt w:val="decimal"/>
+      <w:lvlText w:val="%4."/>
+      <w:lvlJc w:val="left"/>
+      <w:pPr>
+        <w:ind w:left="2880" w:hanging="360"/>
+      </w:pPr>
+    </w:lvl>
+    <w:lvl w:ilvl="4" w:tplc="04090019" w:tentative="1">
+      <w:start w:val="1"/>
+      <w:numFmt w:val="lowerLetter"/>
+      <w:lvlText w:val="%5."/>
+      <w:lvlJc w:val="left"/>
+      <w:pPr>
+        <w:ind w:left="3600" w:hanging="360"/>
+      </w:pPr>
+    </w:lvl>
+    <w:lvl w:ilvl="5" w:tplc="0409001B" w:tentative="1">
+      <w:start w:val="1"/>
+      <w:numFmt w:val="lowerRoman"/>
+      <w:lvlText w:val="%6."/>
+      <w:lvlJc w:val="right"/>
+      <w:pPr>
+        <w:ind w:left="4320" w:hanging="180"/>
+      </w:pPr>
+    </w:lvl>
+    <w:lvl w:ilvl="6" w:tplc="0409000F" w:tentative="1">
+      <w:start w:val="1"/>
+      <w:numFmt w:val="decimal"/>
+      <w:lvlText w:val="%7."/>
+      <w:lvlJc w:val="left"/>
+      <w:pPr>
+        <w:ind w:left="5040" w:hanging="360"/>
+      </w:pPr>
+    </w:lvl>
+    <w:lvl w:ilvl="7" w:tplc="04090019" w:tentative="1">
+      <w:start w:val="1"/>
+      <w:numFmt w:val="lowerLetter"/>
+      <w:lvlText w:val="%8."/>
+      <w:lvlJc w:val="left"/>
+      <w:pPr>
+        <w:ind w:left="5760" w:hanging="360"/>
+      </w:pPr>
+    </w:lvl>
+    <w:lvl w:ilvl="8" w:tplc="0409001B" w:tentative="1">
+      <w:start w:val="1"/>
+      <w:numFmt w:val="lowerRoman"/>
+      <w:lvlText w:val="%9."/>
+      <w:lvlJc w:val="right"/>
+      <w:pPr>
+        <w:ind w:left="6480" w:hanging="180"/>
+      </w:pPr>
+    </w:lvl>
+  </w:abstractNum>
+  <w:abstractNum w:abstractNumId="5" w15:restartNumberingAfterBreak="0">
+    <w:nsid w:val="3E6450AB"/>
+    <w:multiLevelType w:val="hybridMultilevel"/>
+    <w:tmpl w:val="CF4ACDB6"/>
+    <w:lvl w:ilvl="0" w:tplc="FFFFFFFF">
+      <w:start w:val="1"/>
+      <w:numFmt w:val="decimal"/>
+      <w:lvlText w:val="%1."/>
+      <w:lvlJc w:val="left"/>
+      <w:pPr>
+        <w:ind w:left="720" w:hanging="360"/>
+      </w:pPr>
+    </w:lvl>
+    <w:lvl w:ilvl="1" w:tplc="04090019">
+      <w:start w:val="1"/>
+      <w:numFmt w:val="lowerLetter"/>
+      <w:lvlText w:val="%2."/>
+      <w:lvlJc w:val="left"/>
+      <w:pPr>
+        <w:ind w:left="1440" w:hanging="360"/>
+      </w:pPr>
+    </w:lvl>
+    <w:lvl w:ilvl="2" w:tplc="0409001B" w:tentative="1">
+      <w:start w:val="1"/>
+      <w:numFmt w:val="lowerRoman"/>
+      <w:lvlText w:val="%3."/>
+      <w:lvlJc w:val="right"/>
+      <w:pPr>
+        <w:ind w:left="2160" w:hanging="180"/>
+      </w:pPr>
+    </w:lvl>
+    <w:lvl w:ilvl="3" w:tplc="0409000F" w:tentative="1">
+      <w:start w:val="1"/>
+      <w:numFmt w:val="decimal"/>
+      <w:lvlText w:val="%4."/>
+      <w:lvlJc w:val="left"/>
+      <w:pPr>
+        <w:ind w:left="2880" w:hanging="360"/>
+      </w:pPr>
+    </w:lvl>
+    <w:lvl w:ilvl="4" w:tplc="04090019" w:tentative="1">
+      <w:start w:val="1"/>
+      <w:numFmt w:val="lowerLetter"/>
+      <w:lvlText w:val="%5."/>
+      <w:lvlJc w:val="left"/>
+      <w:pPr>
+        <w:ind w:left="3600" w:hanging="360"/>
+      </w:pPr>
+    </w:lvl>
+    <w:lvl w:ilvl="5" w:tplc="0409001B" w:tentative="1">
+      <w:start w:val="1"/>
+      <w:numFmt w:val="lowerRoman"/>
+      <w:lvlText w:val="%6."/>
+      <w:lvlJc w:val="right"/>
+      <w:pPr>
+        <w:ind w:left="4320" w:hanging="180"/>
+      </w:pPr>
+    </w:lvl>
+    <w:lvl w:ilvl="6" w:tplc="0409000F" w:tentative="1">
+      <w:start w:val="1"/>
+      <w:numFmt w:val="decimal"/>
+      <w:lvlText w:val="%7."/>
+      <w:lvlJc w:val="left"/>
+      <w:pPr>
+        <w:ind w:left="5040" w:hanging="360"/>
+      </w:pPr>
+    </w:lvl>
+    <w:lvl w:ilvl="7" w:tplc="04090019" w:tentative="1">
+      <w:start w:val="1"/>
+      <w:numFmt w:val="lowerLetter"/>
+      <w:lvlText w:val="%8."/>
+      <w:lvlJc w:val="left"/>
+      <w:pPr>
+        <w:ind w:left="5760" w:hanging="360"/>
+      </w:pPr>
+    </w:lvl>
+    <w:lvl w:ilvl="8" w:tplc="0409001B" w:tentative="1">
+      <w:start w:val="1"/>
+      <w:numFmt w:val="lowerRoman"/>
+      <w:lvlText w:val="%9."/>
+      <w:lvlJc w:val="right"/>
+      <w:pPr>
+        <w:ind w:left="6480" w:hanging="180"/>
+      </w:pPr>
+    </w:lvl>
+  </w:abstractNum>
+  <w:abstractNum w:abstractNumId="6" w15:restartNumberingAfterBreak="0">
+    <w:nsid w:val="48645859"/>
+    <w:multiLevelType w:val="hybridMultilevel"/>
+    <w:tmpl w:val="7FB23168"/>
+    <w:lvl w:ilvl="0" w:tplc="FFFFFFFF">
+      <w:start w:val="1"/>
+      <w:numFmt w:val="decimal"/>
+      <w:lvlText w:val="%1."/>
+      <w:lvlJc w:val="left"/>
+      <w:pPr>
+        <w:ind w:left="720" w:hanging="360"/>
+      </w:pPr>
+    </w:lvl>
+    <w:lvl w:ilvl="1" w:tplc="FFFFFFFF" w:tentative="1">
+      <w:start w:val="1"/>
+      <w:numFmt w:val="lowerLetter"/>
+      <w:lvlText w:val="%2."/>
+      <w:lvlJc w:val="left"/>
+      <w:pPr>
+        <w:ind w:left="1440" w:hanging="360"/>
+      </w:pPr>
+    </w:lvl>
+    <w:lvl w:ilvl="2" w:tplc="FFFFFFFF" w:tentative="1">
+      <w:start w:val="1"/>
+      <w:numFmt w:val="lowerRoman"/>
+      <w:lvlText w:val="%3."/>
+      <w:lvlJc w:val="right"/>
+      <w:pPr>
+        <w:ind w:left="2160" w:hanging="180"/>
+      </w:pPr>
+    </w:lvl>
+    <w:lvl w:ilvl="3" w:tplc="FFFFFFFF" w:tentative="1">
+      <w:start w:val="1"/>
+      <w:numFmt w:val="decimal"/>
+      <w:lvlText w:val="%4."/>
+      <w:lvlJc w:val="left"/>
+      <w:pPr>
+        <w:ind w:left="2880" w:hanging="360"/>
+      </w:pPr>
+    </w:lvl>
+    <w:lvl w:ilvl="4" w:tplc="FFFFFFFF" w:tentative="1">
+      <w:start w:val="1"/>
+      <w:numFmt w:val="lowerLetter"/>
+      <w:lvlText w:val="%5."/>
+      <w:lvlJc w:val="left"/>
+      <w:pPr>
+        <w:ind w:left="3600" w:hanging="360"/>
+      </w:pPr>
+    </w:lvl>
+    <w:lvl w:ilvl="5" w:tplc="FFFFFFFF" w:tentative="1">
+      <w:start w:val="1"/>
+      <w:numFmt w:val="lowerRoman"/>
+      <w:lvlText w:val="%6."/>
+      <w:lvlJc w:val="right"/>
+      <w:pPr>
+        <w:ind w:left="4320" w:hanging="180"/>
+      </w:pPr>
+    </w:lvl>
+    <w:lvl w:ilvl="6" w:tplc="FFFFFFFF" w:tentative="1">
+      <w:start w:val="1"/>
+      <w:numFmt w:val="decimal"/>
+      <w:lvlText w:val="%7."/>
+      <w:lvlJc w:val="left"/>
+      <w:pPr>
+        <w:ind w:left="5040" w:hanging="360"/>
+      </w:pPr>
+    </w:lvl>
+    <w:lvl w:ilvl="7" w:tplc="FFFFFFFF" w:tentative="1">
+      <w:start w:val="1"/>
+      <w:numFmt w:val="lowerLetter"/>
+      <w:lvlText w:val="%8."/>
+      <w:lvlJc w:val="left"/>
+      <w:pPr>
+        <w:ind w:left="5760" w:hanging="360"/>
+      </w:pPr>
+    </w:lvl>
+    <w:lvl w:ilvl="8" w:tplc="FFFFFFFF" w:tentative="1">
+      <w:start w:val="1"/>
+      <w:numFmt w:val="lowerRoman"/>
+      <w:lvlText w:val="%9."/>
+      <w:lvlJc w:val="right"/>
+      <w:pPr>
+        <w:ind w:left="6480" w:hanging="180"/>
+      </w:pPr>
+    </w:lvl>
+  </w:abstractNum>
+  <w:abstractNum w:abstractNumId="7" w15:restartNumberingAfterBreak="0">
+    <w:nsid w:val="496F6BD2"/>
     <w:multiLevelType w:val="multilevel"/>
-    <w:tmpl w:val="0409001D"/>
+    <w:tmpl w:val="FFE47BFC"/>
     <w:lvl w:ilvl="0">
       <w:start w:val="1"/>
       <w:numFmt w:val="decimal"/>
+      <w:pStyle w:val="Outlinenumbering"/>
       <w:lvlText w:val="%1)"/>
       <w:lvlJc w:val="left"/>
       <w:pPr>
@@ -7165,1037 +7968,21 @@
       </w:pPr>
     </w:lvl>
   </w:abstractNum>
-  <w:abstractNum w:abstractNumId="4" w15:restartNumberingAfterBreak="0">
-    <w:nsid w:val="16B25789"/>
+  <w:abstractNum w:abstractNumId="8" w15:restartNumberingAfterBreak="0">
+    <w:nsid w:val="4C371070"/>
     <w:multiLevelType w:val="multilevel"/>
-    <w:tmpl w:val="0409001D"/>
+    <w:tmpl w:val="E910B2A0"/>
     <w:lvl w:ilvl="0">
       <w:start w:val="1"/>
       <w:numFmt w:val="decimal"/>
+      <w:pStyle w:val="NumberedHeading2"/>
       <w:lvlText w:val="%1)"/>
-      <w:lvlJc w:val="left"/>
-      <w:pPr>
-        <w:tabs>
-          <w:tab w:val="num" w:pos="360"/>
-        </w:tabs>
-        <w:ind w:left="360" w:hanging="360"/>
-      </w:pPr>
-    </w:lvl>
-    <w:lvl w:ilvl="1">
-      <w:start w:val="1"/>
-      <w:numFmt w:val="lowerLetter"/>
-      <w:lvlText w:val="%2)"/>
       <w:lvlJc w:val="left"/>
       <w:pPr>
         <w:tabs>
           <w:tab w:val="num" w:pos="720"/>
         </w:tabs>
         <w:ind w:left="720" w:hanging="360"/>
-      </w:pPr>
-    </w:lvl>
-    <w:lvl w:ilvl="2">
-      <w:start w:val="1"/>
-      <w:numFmt w:val="lowerRoman"/>
-      <w:lvlText w:val="%3)"/>
-      <w:lvlJc w:val="left"/>
-      <w:pPr>
-        <w:tabs>
-          <w:tab w:val="num" w:pos="1080"/>
-        </w:tabs>
-        <w:ind w:left="1080" w:hanging="360"/>
-      </w:pPr>
-    </w:lvl>
-    <w:lvl w:ilvl="3">
-      <w:start w:val="1"/>
-      <w:numFmt w:val="decimal"/>
-      <w:lvlText w:val="(%4)"/>
-      <w:lvlJc w:val="left"/>
-      <w:pPr>
-        <w:tabs>
-          <w:tab w:val="num" w:pos="1440"/>
-        </w:tabs>
-        <w:ind w:left="1440" w:hanging="360"/>
-      </w:pPr>
-    </w:lvl>
-    <w:lvl w:ilvl="4">
-      <w:start w:val="1"/>
-      <w:numFmt w:val="lowerLetter"/>
-      <w:lvlText w:val="(%5)"/>
-      <w:lvlJc w:val="left"/>
-      <w:pPr>
-        <w:tabs>
-          <w:tab w:val="num" w:pos="1800"/>
-        </w:tabs>
-        <w:ind w:left="1800" w:hanging="360"/>
-      </w:pPr>
-    </w:lvl>
-    <w:lvl w:ilvl="5">
-      <w:start w:val="1"/>
-      <w:numFmt w:val="lowerRoman"/>
-      <w:lvlText w:val="(%6)"/>
-      <w:lvlJc w:val="left"/>
-      <w:pPr>
-        <w:tabs>
-          <w:tab w:val="num" w:pos="2160"/>
-        </w:tabs>
-        <w:ind w:left="2160" w:hanging="360"/>
-      </w:pPr>
-    </w:lvl>
-    <w:lvl w:ilvl="6">
-      <w:start w:val="1"/>
-      <w:numFmt w:val="decimal"/>
-      <w:lvlText w:val="%7."/>
-      <w:lvlJc w:val="left"/>
-      <w:pPr>
-        <w:tabs>
-          <w:tab w:val="num" w:pos="2520"/>
-        </w:tabs>
-        <w:ind w:left="2520" w:hanging="360"/>
-      </w:pPr>
-    </w:lvl>
-    <w:lvl w:ilvl="7">
-      <w:start w:val="1"/>
-      <w:numFmt w:val="lowerLetter"/>
-      <w:lvlText w:val="%8."/>
-      <w:lvlJc w:val="left"/>
-      <w:pPr>
-        <w:tabs>
-          <w:tab w:val="num" w:pos="2880"/>
-        </w:tabs>
-        <w:ind w:left="2880" w:hanging="360"/>
-      </w:pPr>
-    </w:lvl>
-    <w:lvl w:ilvl="8">
-      <w:start w:val="1"/>
-      <w:numFmt w:val="lowerRoman"/>
-      <w:lvlText w:val="%9."/>
-      <w:lvlJc w:val="left"/>
-      <w:pPr>
-        <w:tabs>
-          <w:tab w:val="num" w:pos="3240"/>
-        </w:tabs>
-        <w:ind w:left="3240" w:hanging="360"/>
-      </w:pPr>
-    </w:lvl>
-  </w:abstractNum>
-  <w:abstractNum w:abstractNumId="5" w15:restartNumberingAfterBreak="0">
-    <w:nsid w:val="18AA66B1"/>
-    <w:multiLevelType w:val="multilevel"/>
-    <w:tmpl w:val="0409001D"/>
-    <w:lvl w:ilvl="0">
-      <w:start w:val="1"/>
-      <w:numFmt w:val="decimal"/>
-      <w:lvlText w:val="%1)"/>
-      <w:lvlJc w:val="left"/>
-      <w:pPr>
-        <w:tabs>
-          <w:tab w:val="num" w:pos="360"/>
-        </w:tabs>
-        <w:ind w:left="360" w:hanging="360"/>
-      </w:pPr>
-    </w:lvl>
-    <w:lvl w:ilvl="1">
-      <w:start w:val="1"/>
-      <w:numFmt w:val="lowerLetter"/>
-      <w:lvlText w:val="%2)"/>
-      <w:lvlJc w:val="left"/>
-      <w:pPr>
-        <w:tabs>
-          <w:tab w:val="num" w:pos="720"/>
-        </w:tabs>
-        <w:ind w:left="720" w:hanging="360"/>
-      </w:pPr>
-    </w:lvl>
-    <w:lvl w:ilvl="2">
-      <w:start w:val="1"/>
-      <w:numFmt w:val="lowerRoman"/>
-      <w:lvlText w:val="%3)"/>
-      <w:lvlJc w:val="left"/>
-      <w:pPr>
-        <w:tabs>
-          <w:tab w:val="num" w:pos="1080"/>
-        </w:tabs>
-        <w:ind w:left="1080" w:hanging="360"/>
-      </w:pPr>
-    </w:lvl>
-    <w:lvl w:ilvl="3">
-      <w:start w:val="1"/>
-      <w:numFmt w:val="decimal"/>
-      <w:lvlText w:val="(%4)"/>
-      <w:lvlJc w:val="left"/>
-      <w:pPr>
-        <w:tabs>
-          <w:tab w:val="num" w:pos="1440"/>
-        </w:tabs>
-        <w:ind w:left="1440" w:hanging="360"/>
-      </w:pPr>
-    </w:lvl>
-    <w:lvl w:ilvl="4">
-      <w:start w:val="1"/>
-      <w:numFmt w:val="lowerLetter"/>
-      <w:lvlText w:val="(%5)"/>
-      <w:lvlJc w:val="left"/>
-      <w:pPr>
-        <w:tabs>
-          <w:tab w:val="num" w:pos="1800"/>
-        </w:tabs>
-        <w:ind w:left="1800" w:hanging="360"/>
-      </w:pPr>
-    </w:lvl>
-    <w:lvl w:ilvl="5">
-      <w:start w:val="1"/>
-      <w:numFmt w:val="lowerRoman"/>
-      <w:lvlText w:val="(%6)"/>
-      <w:lvlJc w:val="left"/>
-      <w:pPr>
-        <w:tabs>
-          <w:tab w:val="num" w:pos="2160"/>
-        </w:tabs>
-        <w:ind w:left="2160" w:hanging="360"/>
-      </w:pPr>
-    </w:lvl>
-    <w:lvl w:ilvl="6">
-      <w:start w:val="1"/>
-      <w:numFmt w:val="decimal"/>
-      <w:lvlText w:val="%7."/>
-      <w:lvlJc w:val="left"/>
-      <w:pPr>
-        <w:tabs>
-          <w:tab w:val="num" w:pos="2520"/>
-        </w:tabs>
-        <w:ind w:left="2520" w:hanging="360"/>
-      </w:pPr>
-    </w:lvl>
-    <w:lvl w:ilvl="7">
-      <w:start w:val="1"/>
-      <w:numFmt w:val="lowerLetter"/>
-      <w:lvlText w:val="%8."/>
-      <w:lvlJc w:val="left"/>
-      <w:pPr>
-        <w:tabs>
-          <w:tab w:val="num" w:pos="2880"/>
-        </w:tabs>
-        <w:ind w:left="2880" w:hanging="360"/>
-      </w:pPr>
-    </w:lvl>
-    <w:lvl w:ilvl="8">
-      <w:start w:val="1"/>
-      <w:numFmt w:val="lowerRoman"/>
-      <w:lvlText w:val="%9."/>
-      <w:lvlJc w:val="left"/>
-      <w:pPr>
-        <w:tabs>
-          <w:tab w:val="num" w:pos="3240"/>
-        </w:tabs>
-        <w:ind w:left="3240" w:hanging="360"/>
-      </w:pPr>
-    </w:lvl>
-  </w:abstractNum>
-  <w:abstractNum w:abstractNumId="6" w15:restartNumberingAfterBreak="0">
-    <w:nsid w:val="193A753A"/>
-    <w:multiLevelType w:val="multilevel"/>
-    <w:tmpl w:val="0409001D"/>
-    <w:lvl w:ilvl="0">
-      <w:start w:val="1"/>
-      <w:numFmt w:val="decimal"/>
-      <w:lvlText w:val="%1)"/>
-      <w:lvlJc w:val="left"/>
-      <w:pPr>
-        <w:tabs>
-          <w:tab w:val="num" w:pos="360"/>
-        </w:tabs>
-        <w:ind w:left="360" w:hanging="360"/>
-      </w:pPr>
-    </w:lvl>
-    <w:lvl w:ilvl="1">
-      <w:start w:val="1"/>
-      <w:numFmt w:val="lowerLetter"/>
-      <w:lvlText w:val="%2)"/>
-      <w:lvlJc w:val="left"/>
-      <w:pPr>
-        <w:tabs>
-          <w:tab w:val="num" w:pos="720"/>
-        </w:tabs>
-        <w:ind w:left="720" w:hanging="360"/>
-      </w:pPr>
-    </w:lvl>
-    <w:lvl w:ilvl="2">
-      <w:start w:val="1"/>
-      <w:numFmt w:val="lowerRoman"/>
-      <w:lvlText w:val="%3)"/>
-      <w:lvlJc w:val="left"/>
-      <w:pPr>
-        <w:tabs>
-          <w:tab w:val="num" w:pos="1080"/>
-        </w:tabs>
-        <w:ind w:left="1080" w:hanging="360"/>
-      </w:pPr>
-    </w:lvl>
-    <w:lvl w:ilvl="3">
-      <w:start w:val="1"/>
-      <w:numFmt w:val="decimal"/>
-      <w:lvlText w:val="(%4)"/>
-      <w:lvlJc w:val="left"/>
-      <w:pPr>
-        <w:tabs>
-          <w:tab w:val="num" w:pos="1440"/>
-        </w:tabs>
-        <w:ind w:left="1440" w:hanging="360"/>
-      </w:pPr>
-    </w:lvl>
-    <w:lvl w:ilvl="4">
-      <w:start w:val="1"/>
-      <w:numFmt w:val="lowerLetter"/>
-      <w:lvlText w:val="(%5)"/>
-      <w:lvlJc w:val="left"/>
-      <w:pPr>
-        <w:tabs>
-          <w:tab w:val="num" w:pos="1800"/>
-        </w:tabs>
-        <w:ind w:left="1800" w:hanging="360"/>
-      </w:pPr>
-    </w:lvl>
-    <w:lvl w:ilvl="5">
-      <w:start w:val="1"/>
-      <w:numFmt w:val="lowerRoman"/>
-      <w:lvlText w:val="(%6)"/>
-      <w:lvlJc w:val="left"/>
-      <w:pPr>
-        <w:tabs>
-          <w:tab w:val="num" w:pos="2160"/>
-        </w:tabs>
-        <w:ind w:left="2160" w:hanging="360"/>
-      </w:pPr>
-    </w:lvl>
-    <w:lvl w:ilvl="6">
-      <w:start w:val="1"/>
-      <w:numFmt w:val="decimal"/>
-      <w:lvlText w:val="%7."/>
-      <w:lvlJc w:val="left"/>
-      <w:pPr>
-        <w:tabs>
-          <w:tab w:val="num" w:pos="2520"/>
-        </w:tabs>
-        <w:ind w:left="2520" w:hanging="360"/>
-      </w:pPr>
-    </w:lvl>
-    <w:lvl w:ilvl="7">
-      <w:start w:val="1"/>
-      <w:numFmt w:val="lowerLetter"/>
-      <w:lvlText w:val="%8."/>
-      <w:lvlJc w:val="left"/>
-      <w:pPr>
-        <w:tabs>
-          <w:tab w:val="num" w:pos="2880"/>
-        </w:tabs>
-        <w:ind w:left="2880" w:hanging="360"/>
-      </w:pPr>
-    </w:lvl>
-    <w:lvl w:ilvl="8">
-      <w:start w:val="1"/>
-      <w:numFmt w:val="lowerRoman"/>
-      <w:lvlText w:val="%9."/>
-      <w:lvlJc w:val="left"/>
-      <w:pPr>
-        <w:tabs>
-          <w:tab w:val="num" w:pos="3240"/>
-        </w:tabs>
-        <w:ind w:left="3240" w:hanging="360"/>
-      </w:pPr>
-    </w:lvl>
-  </w:abstractNum>
-  <w:abstractNum w:abstractNumId="7" w15:restartNumberingAfterBreak="0">
-    <w:nsid w:val="1F663730"/>
-    <w:multiLevelType w:val="multilevel"/>
-    <w:tmpl w:val="0409001D"/>
-    <w:lvl w:ilvl="0">
-      <w:start w:val="1"/>
-      <w:numFmt w:val="decimal"/>
-      <w:lvlText w:val="%1)"/>
-      <w:lvlJc w:val="left"/>
-      <w:pPr>
-        <w:tabs>
-          <w:tab w:val="num" w:pos="360"/>
-        </w:tabs>
-        <w:ind w:left="360" w:hanging="360"/>
-      </w:pPr>
-    </w:lvl>
-    <w:lvl w:ilvl="1">
-      <w:start w:val="1"/>
-      <w:numFmt w:val="lowerLetter"/>
-      <w:lvlText w:val="%2)"/>
-      <w:lvlJc w:val="left"/>
-      <w:pPr>
-        <w:tabs>
-          <w:tab w:val="num" w:pos="720"/>
-        </w:tabs>
-        <w:ind w:left="720" w:hanging="360"/>
-      </w:pPr>
-    </w:lvl>
-    <w:lvl w:ilvl="2">
-      <w:start w:val="1"/>
-      <w:numFmt w:val="lowerRoman"/>
-      <w:lvlText w:val="%3)"/>
-      <w:lvlJc w:val="left"/>
-      <w:pPr>
-        <w:tabs>
-          <w:tab w:val="num" w:pos="1080"/>
-        </w:tabs>
-        <w:ind w:left="1080" w:hanging="360"/>
-      </w:pPr>
-    </w:lvl>
-    <w:lvl w:ilvl="3">
-      <w:start w:val="1"/>
-      <w:numFmt w:val="decimal"/>
-      <w:lvlText w:val="(%4)"/>
-      <w:lvlJc w:val="left"/>
-      <w:pPr>
-        <w:tabs>
-          <w:tab w:val="num" w:pos="1440"/>
-        </w:tabs>
-        <w:ind w:left="1440" w:hanging="360"/>
-      </w:pPr>
-    </w:lvl>
-    <w:lvl w:ilvl="4">
-      <w:start w:val="1"/>
-      <w:numFmt w:val="lowerLetter"/>
-      <w:lvlText w:val="(%5)"/>
-      <w:lvlJc w:val="left"/>
-      <w:pPr>
-        <w:tabs>
-          <w:tab w:val="num" w:pos="1800"/>
-        </w:tabs>
-        <w:ind w:left="1800" w:hanging="360"/>
-      </w:pPr>
-    </w:lvl>
-    <w:lvl w:ilvl="5">
-      <w:start w:val="1"/>
-      <w:numFmt w:val="lowerRoman"/>
-      <w:lvlText w:val="(%6)"/>
-      <w:lvlJc w:val="left"/>
-      <w:pPr>
-        <w:tabs>
-          <w:tab w:val="num" w:pos="2160"/>
-        </w:tabs>
-        <w:ind w:left="2160" w:hanging="360"/>
-      </w:pPr>
-    </w:lvl>
-    <w:lvl w:ilvl="6">
-      <w:start w:val="1"/>
-      <w:numFmt w:val="decimal"/>
-      <w:lvlText w:val="%7."/>
-      <w:lvlJc w:val="left"/>
-      <w:pPr>
-        <w:tabs>
-          <w:tab w:val="num" w:pos="2520"/>
-        </w:tabs>
-        <w:ind w:left="2520" w:hanging="360"/>
-      </w:pPr>
-    </w:lvl>
-    <w:lvl w:ilvl="7">
-      <w:start w:val="1"/>
-      <w:numFmt w:val="lowerLetter"/>
-      <w:lvlText w:val="%8."/>
-      <w:lvlJc w:val="left"/>
-      <w:pPr>
-        <w:tabs>
-          <w:tab w:val="num" w:pos="2880"/>
-        </w:tabs>
-        <w:ind w:left="2880" w:hanging="360"/>
-      </w:pPr>
-    </w:lvl>
-    <w:lvl w:ilvl="8">
-      <w:start w:val="1"/>
-      <w:numFmt w:val="lowerRoman"/>
-      <w:lvlText w:val="%9."/>
-      <w:lvlJc w:val="left"/>
-      <w:pPr>
-        <w:tabs>
-          <w:tab w:val="num" w:pos="3240"/>
-        </w:tabs>
-        <w:ind w:left="3240" w:hanging="360"/>
-      </w:pPr>
-    </w:lvl>
-  </w:abstractNum>
-  <w:abstractNum w:abstractNumId="8" w15:restartNumberingAfterBreak="0">
-    <w:nsid w:val="20E35E79"/>
-    <w:multiLevelType w:val="multilevel"/>
-    <w:tmpl w:val="0409001D"/>
-    <w:lvl w:ilvl="0">
-      <w:start w:val="1"/>
-      <w:numFmt w:val="decimal"/>
-      <w:lvlText w:val="%1)"/>
-      <w:lvlJc w:val="left"/>
-      <w:pPr>
-        <w:tabs>
-          <w:tab w:val="num" w:pos="360"/>
-        </w:tabs>
-        <w:ind w:left="360" w:hanging="360"/>
-      </w:pPr>
-    </w:lvl>
-    <w:lvl w:ilvl="1">
-      <w:start w:val="1"/>
-      <w:numFmt w:val="lowerLetter"/>
-      <w:lvlText w:val="%2)"/>
-      <w:lvlJc w:val="left"/>
-      <w:pPr>
-        <w:tabs>
-          <w:tab w:val="num" w:pos="720"/>
-        </w:tabs>
-        <w:ind w:left="720" w:hanging="360"/>
-      </w:pPr>
-    </w:lvl>
-    <w:lvl w:ilvl="2">
-      <w:start w:val="1"/>
-      <w:numFmt w:val="lowerRoman"/>
-      <w:lvlText w:val="%3)"/>
-      <w:lvlJc w:val="left"/>
-      <w:pPr>
-        <w:tabs>
-          <w:tab w:val="num" w:pos="1080"/>
-        </w:tabs>
-        <w:ind w:left="1080" w:hanging="360"/>
-      </w:pPr>
-    </w:lvl>
-    <w:lvl w:ilvl="3">
-      <w:start w:val="1"/>
-      <w:numFmt w:val="decimal"/>
-      <w:lvlText w:val="(%4)"/>
-      <w:lvlJc w:val="left"/>
-      <w:pPr>
-        <w:tabs>
-          <w:tab w:val="num" w:pos="1440"/>
-        </w:tabs>
-        <w:ind w:left="1440" w:hanging="360"/>
-      </w:pPr>
-    </w:lvl>
-    <w:lvl w:ilvl="4">
-      <w:start w:val="1"/>
-      <w:numFmt w:val="lowerLetter"/>
-      <w:lvlText w:val="(%5)"/>
-      <w:lvlJc w:val="left"/>
-      <w:pPr>
-        <w:tabs>
-          <w:tab w:val="num" w:pos="1800"/>
-        </w:tabs>
-        <w:ind w:left="1800" w:hanging="360"/>
-      </w:pPr>
-    </w:lvl>
-    <w:lvl w:ilvl="5">
-      <w:start w:val="1"/>
-      <w:numFmt w:val="lowerRoman"/>
-      <w:lvlText w:val="(%6)"/>
-      <w:lvlJc w:val="left"/>
-      <w:pPr>
-        <w:tabs>
-          <w:tab w:val="num" w:pos="2160"/>
-        </w:tabs>
-        <w:ind w:left="2160" w:hanging="360"/>
-      </w:pPr>
-    </w:lvl>
-    <w:lvl w:ilvl="6">
-      <w:start w:val="1"/>
-      <w:numFmt w:val="decimal"/>
-      <w:lvlText w:val="%7."/>
-      <w:lvlJc w:val="left"/>
-      <w:pPr>
-        <w:tabs>
-          <w:tab w:val="num" w:pos="2520"/>
-        </w:tabs>
-        <w:ind w:left="2520" w:hanging="360"/>
-      </w:pPr>
-    </w:lvl>
-    <w:lvl w:ilvl="7">
-      <w:start w:val="1"/>
-      <w:numFmt w:val="lowerLetter"/>
-      <w:lvlText w:val="%8."/>
-      <w:lvlJc w:val="left"/>
-      <w:pPr>
-        <w:tabs>
-          <w:tab w:val="num" w:pos="2880"/>
-        </w:tabs>
-        <w:ind w:left="2880" w:hanging="360"/>
-      </w:pPr>
-    </w:lvl>
-    <w:lvl w:ilvl="8">
-      <w:start w:val="1"/>
-      <w:numFmt w:val="lowerRoman"/>
-      <w:lvlText w:val="%9."/>
-      <w:lvlJc w:val="left"/>
-      <w:pPr>
-        <w:tabs>
-          <w:tab w:val="num" w:pos="3240"/>
-        </w:tabs>
-        <w:ind w:left="3240" w:hanging="360"/>
-      </w:pPr>
-    </w:lvl>
-  </w:abstractNum>
-  <w:abstractNum w:abstractNumId="9" w15:restartNumberingAfterBreak="0">
-    <w:nsid w:val="24F63488"/>
-    <w:multiLevelType w:val="multilevel"/>
-    <w:tmpl w:val="0409001D"/>
-    <w:lvl w:ilvl="0">
-      <w:start w:val="1"/>
-      <w:numFmt w:val="decimal"/>
-      <w:lvlText w:val="%1)"/>
-      <w:lvlJc w:val="left"/>
-      <w:pPr>
-        <w:tabs>
-          <w:tab w:val="num" w:pos="360"/>
-        </w:tabs>
-        <w:ind w:left="360" w:hanging="360"/>
-      </w:pPr>
-    </w:lvl>
-    <w:lvl w:ilvl="1">
-      <w:start w:val="1"/>
-      <w:numFmt w:val="lowerLetter"/>
-      <w:lvlText w:val="%2)"/>
-      <w:lvlJc w:val="left"/>
-      <w:pPr>
-        <w:tabs>
-          <w:tab w:val="num" w:pos="720"/>
-        </w:tabs>
-        <w:ind w:left="720" w:hanging="360"/>
-      </w:pPr>
-    </w:lvl>
-    <w:lvl w:ilvl="2">
-      <w:start w:val="1"/>
-      <w:numFmt w:val="lowerRoman"/>
-      <w:lvlText w:val="%3)"/>
-      <w:lvlJc w:val="left"/>
-      <w:pPr>
-        <w:tabs>
-          <w:tab w:val="num" w:pos="1080"/>
-        </w:tabs>
-        <w:ind w:left="1080" w:hanging="360"/>
-      </w:pPr>
-    </w:lvl>
-    <w:lvl w:ilvl="3">
-      <w:start w:val="1"/>
-      <w:numFmt w:val="decimal"/>
-      <w:lvlText w:val="(%4)"/>
-      <w:lvlJc w:val="left"/>
-      <w:pPr>
-        <w:tabs>
-          <w:tab w:val="num" w:pos="1440"/>
-        </w:tabs>
-        <w:ind w:left="1440" w:hanging="360"/>
-      </w:pPr>
-    </w:lvl>
-    <w:lvl w:ilvl="4">
-      <w:start w:val="1"/>
-      <w:numFmt w:val="lowerLetter"/>
-      <w:lvlText w:val="(%5)"/>
-      <w:lvlJc w:val="left"/>
-      <w:pPr>
-        <w:tabs>
-          <w:tab w:val="num" w:pos="1800"/>
-        </w:tabs>
-        <w:ind w:left="1800" w:hanging="360"/>
-      </w:pPr>
-    </w:lvl>
-    <w:lvl w:ilvl="5">
-      <w:start w:val="1"/>
-      <w:numFmt w:val="lowerRoman"/>
-      <w:lvlText w:val="(%6)"/>
-      <w:lvlJc w:val="left"/>
-      <w:pPr>
-        <w:tabs>
-          <w:tab w:val="num" w:pos="2160"/>
-        </w:tabs>
-        <w:ind w:left="2160" w:hanging="360"/>
-      </w:pPr>
-    </w:lvl>
-    <w:lvl w:ilvl="6">
-      <w:start w:val="1"/>
-      <w:numFmt w:val="decimal"/>
-      <w:lvlText w:val="%7."/>
-      <w:lvlJc w:val="left"/>
-      <w:pPr>
-        <w:tabs>
-          <w:tab w:val="num" w:pos="2520"/>
-        </w:tabs>
-        <w:ind w:left="2520" w:hanging="360"/>
-      </w:pPr>
-    </w:lvl>
-    <w:lvl w:ilvl="7">
-      <w:start w:val="1"/>
-      <w:numFmt w:val="lowerLetter"/>
-      <w:lvlText w:val="%8."/>
-      <w:lvlJc w:val="left"/>
-      <w:pPr>
-        <w:tabs>
-          <w:tab w:val="num" w:pos="2880"/>
-        </w:tabs>
-        <w:ind w:left="2880" w:hanging="360"/>
-      </w:pPr>
-    </w:lvl>
-    <w:lvl w:ilvl="8">
-      <w:start w:val="1"/>
-      <w:numFmt w:val="lowerRoman"/>
-      <w:lvlText w:val="%9."/>
-      <w:lvlJc w:val="left"/>
-      <w:pPr>
-        <w:tabs>
-          <w:tab w:val="num" w:pos="3240"/>
-        </w:tabs>
-        <w:ind w:left="3240" w:hanging="360"/>
-      </w:pPr>
-    </w:lvl>
-  </w:abstractNum>
-  <w:abstractNum w:abstractNumId="10" w15:restartNumberingAfterBreak="0">
-    <w:nsid w:val="25666F6D"/>
-    <w:multiLevelType w:val="multilevel"/>
-    <w:tmpl w:val="0409001D"/>
-    <w:lvl w:ilvl="0">
-      <w:start w:val="1"/>
-      <w:numFmt w:val="decimal"/>
-      <w:lvlText w:val="%1)"/>
-      <w:lvlJc w:val="left"/>
-      <w:pPr>
-        <w:tabs>
-          <w:tab w:val="num" w:pos="360"/>
-        </w:tabs>
-        <w:ind w:left="360" w:hanging="360"/>
-      </w:pPr>
-    </w:lvl>
-    <w:lvl w:ilvl="1">
-      <w:start w:val="1"/>
-      <w:numFmt w:val="lowerLetter"/>
-      <w:lvlText w:val="%2)"/>
-      <w:lvlJc w:val="left"/>
-      <w:pPr>
-        <w:tabs>
-          <w:tab w:val="num" w:pos="720"/>
-        </w:tabs>
-        <w:ind w:left="720" w:hanging="360"/>
-      </w:pPr>
-    </w:lvl>
-    <w:lvl w:ilvl="2">
-      <w:start w:val="1"/>
-      <w:numFmt w:val="lowerRoman"/>
-      <w:lvlText w:val="%3)"/>
-      <w:lvlJc w:val="left"/>
-      <w:pPr>
-        <w:tabs>
-          <w:tab w:val="num" w:pos="1080"/>
-        </w:tabs>
-        <w:ind w:left="1080" w:hanging="360"/>
-      </w:pPr>
-    </w:lvl>
-    <w:lvl w:ilvl="3">
-      <w:start w:val="1"/>
-      <w:numFmt w:val="decimal"/>
-      <w:lvlText w:val="(%4)"/>
-      <w:lvlJc w:val="left"/>
-      <w:pPr>
-        <w:tabs>
-          <w:tab w:val="num" w:pos="1440"/>
-        </w:tabs>
-        <w:ind w:left="1440" w:hanging="360"/>
-      </w:pPr>
-    </w:lvl>
-    <w:lvl w:ilvl="4">
-      <w:start w:val="1"/>
-      <w:numFmt w:val="lowerLetter"/>
-      <w:lvlText w:val="(%5)"/>
-      <w:lvlJc w:val="left"/>
-      <w:pPr>
-        <w:tabs>
-          <w:tab w:val="num" w:pos="1800"/>
-        </w:tabs>
-        <w:ind w:left="1800" w:hanging="360"/>
-      </w:pPr>
-    </w:lvl>
-    <w:lvl w:ilvl="5">
-      <w:start w:val="1"/>
-      <w:numFmt w:val="lowerRoman"/>
-      <w:lvlText w:val="(%6)"/>
-      <w:lvlJc w:val="left"/>
-      <w:pPr>
-        <w:tabs>
-          <w:tab w:val="num" w:pos="2160"/>
-        </w:tabs>
-        <w:ind w:left="2160" w:hanging="360"/>
-      </w:pPr>
-    </w:lvl>
-    <w:lvl w:ilvl="6">
-      <w:start w:val="1"/>
-      <w:numFmt w:val="decimal"/>
-      <w:lvlText w:val="%7."/>
-      <w:lvlJc w:val="left"/>
-      <w:pPr>
-        <w:tabs>
-          <w:tab w:val="num" w:pos="2520"/>
-        </w:tabs>
-        <w:ind w:left="2520" w:hanging="360"/>
-      </w:pPr>
-    </w:lvl>
-    <w:lvl w:ilvl="7">
-      <w:start w:val="1"/>
-      <w:numFmt w:val="lowerLetter"/>
-      <w:lvlText w:val="%8."/>
-      <w:lvlJc w:val="left"/>
-      <w:pPr>
-        <w:tabs>
-          <w:tab w:val="num" w:pos="2880"/>
-        </w:tabs>
-        <w:ind w:left="2880" w:hanging="360"/>
-      </w:pPr>
-    </w:lvl>
-    <w:lvl w:ilvl="8">
-      <w:start w:val="1"/>
-      <w:numFmt w:val="lowerRoman"/>
-      <w:lvlText w:val="%9."/>
-      <w:lvlJc w:val="left"/>
-      <w:pPr>
-        <w:tabs>
-          <w:tab w:val="num" w:pos="3240"/>
-        </w:tabs>
-        <w:ind w:left="3240" w:hanging="360"/>
-      </w:pPr>
-    </w:lvl>
-  </w:abstractNum>
-  <w:abstractNum w:abstractNumId="11" w15:restartNumberingAfterBreak="0">
-    <w:nsid w:val="26954B4C"/>
-    <w:multiLevelType w:val="multilevel"/>
-    <w:tmpl w:val="0409001D"/>
-    <w:lvl w:ilvl="0">
-      <w:start w:val="1"/>
-      <w:numFmt w:val="decimal"/>
-      <w:lvlText w:val="%1)"/>
-      <w:lvlJc w:val="left"/>
-      <w:pPr>
-        <w:tabs>
-          <w:tab w:val="num" w:pos="360"/>
-        </w:tabs>
-        <w:ind w:left="360" w:hanging="360"/>
-      </w:pPr>
-    </w:lvl>
-    <w:lvl w:ilvl="1">
-      <w:start w:val="1"/>
-      <w:numFmt w:val="lowerLetter"/>
-      <w:lvlText w:val="%2)"/>
-      <w:lvlJc w:val="left"/>
-      <w:pPr>
-        <w:tabs>
-          <w:tab w:val="num" w:pos="720"/>
-        </w:tabs>
-        <w:ind w:left="720" w:hanging="360"/>
-      </w:pPr>
-    </w:lvl>
-    <w:lvl w:ilvl="2">
-      <w:start w:val="1"/>
-      <w:numFmt w:val="lowerRoman"/>
-      <w:lvlText w:val="%3)"/>
-      <w:lvlJc w:val="left"/>
-      <w:pPr>
-        <w:tabs>
-          <w:tab w:val="num" w:pos="1080"/>
-        </w:tabs>
-        <w:ind w:left="1080" w:hanging="360"/>
-      </w:pPr>
-    </w:lvl>
-    <w:lvl w:ilvl="3">
-      <w:start w:val="1"/>
-      <w:numFmt w:val="decimal"/>
-      <w:lvlText w:val="(%4)"/>
-      <w:lvlJc w:val="left"/>
-      <w:pPr>
-        <w:tabs>
-          <w:tab w:val="num" w:pos="1440"/>
-        </w:tabs>
-        <w:ind w:left="1440" w:hanging="360"/>
-      </w:pPr>
-    </w:lvl>
-    <w:lvl w:ilvl="4">
-      <w:start w:val="1"/>
-      <w:numFmt w:val="lowerLetter"/>
-      <w:lvlText w:val="(%5)"/>
-      <w:lvlJc w:val="left"/>
-      <w:pPr>
-        <w:tabs>
-          <w:tab w:val="num" w:pos="1800"/>
-        </w:tabs>
-        <w:ind w:left="1800" w:hanging="360"/>
-      </w:pPr>
-    </w:lvl>
-    <w:lvl w:ilvl="5">
-      <w:start w:val="1"/>
-      <w:numFmt w:val="lowerRoman"/>
-      <w:lvlText w:val="(%6)"/>
-      <w:lvlJc w:val="left"/>
-      <w:pPr>
-        <w:tabs>
-          <w:tab w:val="num" w:pos="2160"/>
-        </w:tabs>
-        <w:ind w:left="2160" w:hanging="360"/>
-      </w:pPr>
-    </w:lvl>
-    <w:lvl w:ilvl="6">
-      <w:start w:val="1"/>
-      <w:numFmt w:val="decimal"/>
-      <w:lvlText w:val="%7."/>
-      <w:lvlJc w:val="left"/>
-      <w:pPr>
-        <w:tabs>
-          <w:tab w:val="num" w:pos="2520"/>
-        </w:tabs>
-        <w:ind w:left="2520" w:hanging="360"/>
-      </w:pPr>
-    </w:lvl>
-    <w:lvl w:ilvl="7">
-      <w:start w:val="1"/>
-      <w:numFmt w:val="lowerLetter"/>
-      <w:lvlText w:val="%8."/>
-      <w:lvlJc w:val="left"/>
-      <w:pPr>
-        <w:tabs>
-          <w:tab w:val="num" w:pos="2880"/>
-        </w:tabs>
-        <w:ind w:left="2880" w:hanging="360"/>
-      </w:pPr>
-    </w:lvl>
-    <w:lvl w:ilvl="8">
-      <w:start w:val="1"/>
-      <w:numFmt w:val="lowerRoman"/>
-      <w:lvlText w:val="%9."/>
-      <w:lvlJc w:val="left"/>
-      <w:pPr>
-        <w:tabs>
-          <w:tab w:val="num" w:pos="3240"/>
-        </w:tabs>
-        <w:ind w:left="3240" w:hanging="360"/>
-      </w:pPr>
-    </w:lvl>
-  </w:abstractNum>
-  <w:abstractNum w:abstractNumId="12" w15:restartNumberingAfterBreak="0">
-    <w:nsid w:val="28CD0B75"/>
-    <w:multiLevelType w:val="multilevel"/>
-    <w:tmpl w:val="0409001D"/>
-    <w:lvl w:ilvl="0">
-      <w:start w:val="1"/>
-      <w:numFmt w:val="decimal"/>
-      <w:lvlText w:val="%1)"/>
-      <w:lvlJc w:val="left"/>
-      <w:pPr>
-        <w:tabs>
-          <w:tab w:val="num" w:pos="360"/>
-        </w:tabs>
-        <w:ind w:left="360" w:hanging="360"/>
-      </w:pPr>
-    </w:lvl>
-    <w:lvl w:ilvl="1">
-      <w:start w:val="1"/>
-      <w:numFmt w:val="lowerLetter"/>
-      <w:lvlText w:val="%2)"/>
-      <w:lvlJc w:val="left"/>
-      <w:pPr>
-        <w:tabs>
-          <w:tab w:val="num" w:pos="720"/>
-        </w:tabs>
-        <w:ind w:left="720" w:hanging="360"/>
-      </w:pPr>
-    </w:lvl>
-    <w:lvl w:ilvl="2">
-      <w:start w:val="1"/>
-      <w:numFmt w:val="lowerRoman"/>
-      <w:lvlText w:val="%3)"/>
-      <w:lvlJc w:val="left"/>
-      <w:pPr>
-        <w:tabs>
-          <w:tab w:val="num" w:pos="1080"/>
-        </w:tabs>
-        <w:ind w:left="1080" w:hanging="360"/>
-      </w:pPr>
-    </w:lvl>
-    <w:lvl w:ilvl="3">
-      <w:start w:val="1"/>
-      <w:numFmt w:val="decimal"/>
-      <w:lvlText w:val="(%4)"/>
-      <w:lvlJc w:val="left"/>
-      <w:pPr>
-        <w:tabs>
-          <w:tab w:val="num" w:pos="1440"/>
-        </w:tabs>
-        <w:ind w:left="1440" w:hanging="360"/>
-      </w:pPr>
-    </w:lvl>
-    <w:lvl w:ilvl="4">
-      <w:start w:val="1"/>
-      <w:numFmt w:val="lowerLetter"/>
-      <w:lvlText w:val="(%5)"/>
-      <w:lvlJc w:val="left"/>
-      <w:pPr>
-        <w:tabs>
-          <w:tab w:val="num" w:pos="1800"/>
-        </w:tabs>
-        <w:ind w:left="1800" w:hanging="360"/>
-      </w:pPr>
-    </w:lvl>
-    <w:lvl w:ilvl="5">
-      <w:start w:val="1"/>
-      <w:numFmt w:val="lowerRoman"/>
-      <w:lvlText w:val="(%6)"/>
-      <w:lvlJc w:val="left"/>
-      <w:pPr>
-        <w:tabs>
-          <w:tab w:val="num" w:pos="2160"/>
-        </w:tabs>
-        <w:ind w:left="2160" w:hanging="360"/>
-      </w:pPr>
-    </w:lvl>
-    <w:lvl w:ilvl="6">
-      <w:start w:val="1"/>
-      <w:numFmt w:val="decimal"/>
-      <w:lvlText w:val="%7."/>
-      <w:lvlJc w:val="left"/>
-      <w:pPr>
-        <w:tabs>
-          <w:tab w:val="num" w:pos="2520"/>
-        </w:tabs>
-        <w:ind w:left="2520" w:hanging="360"/>
-      </w:pPr>
-    </w:lvl>
-    <w:lvl w:ilvl="7">
-      <w:start w:val="1"/>
-      <w:numFmt w:val="lowerLetter"/>
-      <w:lvlText w:val="%8."/>
-      <w:lvlJc w:val="left"/>
-      <w:pPr>
-        <w:tabs>
-          <w:tab w:val="num" w:pos="2880"/>
-        </w:tabs>
-        <w:ind w:left="2880" w:hanging="360"/>
-      </w:pPr>
-    </w:lvl>
-    <w:lvl w:ilvl="8">
-      <w:start w:val="1"/>
-      <w:numFmt w:val="lowerRoman"/>
-      <w:lvlText w:val="%9."/>
-      <w:lvlJc w:val="left"/>
-      <w:pPr>
-        <w:tabs>
-          <w:tab w:val="num" w:pos="3240"/>
-        </w:tabs>
-        <w:ind w:left="3240" w:hanging="360"/>
-      </w:pPr>
-    </w:lvl>
-  </w:abstractNum>
-  <w:abstractNum w:abstractNumId="13" w15:restartNumberingAfterBreak="0">
-    <w:nsid w:val="2C1F4AF4"/>
-    <w:multiLevelType w:val="multilevel"/>
-    <w:tmpl w:val="0409001D"/>
-    <w:lvl w:ilvl="0">
-      <w:start w:val="1"/>
-      <w:numFmt w:val="decimal"/>
-      <w:lvlText w:val="%1)"/>
-      <w:lvlJc w:val="left"/>
-      <w:pPr>
-        <w:tabs>
-          <w:tab w:val="num" w:pos="360"/>
-        </w:tabs>
-        <w:ind w:left="360" w:hanging="360"/>
       </w:pPr>
       <w:rPr>
         <w:rFonts w:hint="default"/>
@@ -8208,9 +7995,9 @@
       <w:lvlJc w:val="left"/>
       <w:pPr>
         <w:tabs>
-          <w:tab w:val="num" w:pos="720"/>
+          <w:tab w:val="num" w:pos="1080"/>
         </w:tabs>
-        <w:ind w:left="720" w:hanging="360"/>
+        <w:ind w:left="1080" w:hanging="360"/>
       </w:pPr>
       <w:rPr>
         <w:rFonts w:hint="default"/>
@@ -8223,9 +8010,9 @@
       <w:lvlJc w:val="left"/>
       <w:pPr>
         <w:tabs>
-          <w:tab w:val="num" w:pos="1080"/>
+          <w:tab w:val="num" w:pos="1440"/>
         </w:tabs>
-        <w:ind w:left="1080" w:hanging="360"/>
+        <w:ind w:left="1440" w:hanging="360"/>
       </w:pPr>
       <w:rPr>
         <w:rFonts w:hint="default"/>
@@ -8238,9 +8025,9 @@
       <w:lvlJc w:val="left"/>
       <w:pPr>
         <w:tabs>
-          <w:tab w:val="num" w:pos="1440"/>
+          <w:tab w:val="num" w:pos="1800"/>
         </w:tabs>
-        <w:ind w:left="1440" w:hanging="360"/>
+        <w:ind w:left="1800" w:hanging="360"/>
       </w:pPr>
       <w:rPr>
         <w:rFonts w:hint="default"/>
@@ -8253,9 +8040,9 @@
       <w:lvlJc w:val="left"/>
       <w:pPr>
         <w:tabs>
-          <w:tab w:val="num" w:pos="1800"/>
+          <w:tab w:val="num" w:pos="2160"/>
         </w:tabs>
-        <w:ind w:left="1800" w:hanging="360"/>
+        <w:ind w:left="2160" w:hanging="360"/>
       </w:pPr>
       <w:rPr>
         <w:rFonts w:hint="default"/>
@@ -8268,9 +8055,9 @@
       <w:lvlJc w:val="left"/>
       <w:pPr>
         <w:tabs>
-          <w:tab w:val="num" w:pos="2160"/>
+          <w:tab w:val="num" w:pos="2520"/>
         </w:tabs>
-        <w:ind w:left="2160" w:hanging="360"/>
+        <w:ind w:left="2520" w:hanging="360"/>
       </w:pPr>
       <w:rPr>
         <w:rFonts w:hint="default"/>
@@ -8283,9 +8070,9 @@
       <w:lvlJc w:val="left"/>
       <w:pPr>
         <w:tabs>
-          <w:tab w:val="num" w:pos="2520"/>
+          <w:tab w:val="num" w:pos="2880"/>
         </w:tabs>
-        <w:ind w:left="2520" w:hanging="360"/>
+        <w:ind w:left="2880" w:hanging="360"/>
       </w:pPr>
       <w:rPr>
         <w:rFonts w:hint="default"/>
@@ -8298,9 +8085,9 @@
       <w:lvlJc w:val="left"/>
       <w:pPr>
         <w:tabs>
-          <w:tab w:val="num" w:pos="2880"/>
+          <w:tab w:val="num" w:pos="3240"/>
         </w:tabs>
-        <w:ind w:left="2880" w:hanging="360"/>
+        <w:ind w:left="3240" w:hanging="360"/>
       </w:pPr>
       <w:rPr>
         <w:rFonts w:hint="default"/>
@@ -8313,1834 +8100,16 @@
       <w:lvlJc w:val="left"/>
       <w:pPr>
         <w:tabs>
-          <w:tab w:val="num" w:pos="3240"/>
+          <w:tab w:val="num" w:pos="3600"/>
         </w:tabs>
-        <w:ind w:left="3240" w:hanging="360"/>
+        <w:ind w:left="3600" w:hanging="360"/>
       </w:pPr>
       <w:rPr>
         <w:rFonts w:hint="default"/>
       </w:rPr>
     </w:lvl>
   </w:abstractNum>
-  <w:abstractNum w:abstractNumId="14" w15:restartNumberingAfterBreak="0">
-    <w:nsid w:val="2E5C4115"/>
-    <w:multiLevelType w:val="hybridMultilevel"/>
-    <w:tmpl w:val="F02447C8"/>
-    <w:lvl w:ilvl="0" w:tplc="FFFFFFFF">
-      <w:start w:val="1"/>
-      <w:numFmt w:val="decimal"/>
-      <w:lvlText w:val="%1."/>
-      <w:lvlJc w:val="left"/>
-      <w:pPr>
-        <w:ind w:left="720" w:hanging="360"/>
-      </w:pPr>
-    </w:lvl>
-    <w:lvl w:ilvl="1" w:tplc="FFFFFFFF">
-      <w:start w:val="1"/>
-      <w:numFmt w:val="lowerLetter"/>
-      <w:lvlText w:val="%2."/>
-      <w:lvlJc w:val="left"/>
-      <w:pPr>
-        <w:ind w:left="1440" w:hanging="360"/>
-      </w:pPr>
-    </w:lvl>
-    <w:lvl w:ilvl="2" w:tplc="FFFFFFFF" w:tentative="1">
-      <w:start w:val="1"/>
-      <w:numFmt w:val="lowerRoman"/>
-      <w:lvlText w:val="%3."/>
-      <w:lvlJc w:val="right"/>
-      <w:pPr>
-        <w:ind w:left="2160" w:hanging="180"/>
-      </w:pPr>
-    </w:lvl>
-    <w:lvl w:ilvl="3" w:tplc="FFFFFFFF" w:tentative="1">
-      <w:start w:val="1"/>
-      <w:numFmt w:val="decimal"/>
-      <w:lvlText w:val="%4."/>
-      <w:lvlJc w:val="left"/>
-      <w:pPr>
-        <w:ind w:left="2880" w:hanging="360"/>
-      </w:pPr>
-    </w:lvl>
-    <w:lvl w:ilvl="4" w:tplc="FFFFFFFF" w:tentative="1">
-      <w:start w:val="1"/>
-      <w:numFmt w:val="lowerLetter"/>
-      <w:lvlText w:val="%5."/>
-      <w:lvlJc w:val="left"/>
-      <w:pPr>
-        <w:ind w:left="3600" w:hanging="360"/>
-      </w:pPr>
-    </w:lvl>
-    <w:lvl w:ilvl="5" w:tplc="FFFFFFFF" w:tentative="1">
-      <w:start w:val="1"/>
-      <w:numFmt w:val="lowerRoman"/>
-      <w:lvlText w:val="%6."/>
-      <w:lvlJc w:val="right"/>
-      <w:pPr>
-        <w:ind w:left="4320" w:hanging="180"/>
-      </w:pPr>
-    </w:lvl>
-    <w:lvl w:ilvl="6" w:tplc="FFFFFFFF" w:tentative="1">
-      <w:start w:val="1"/>
-      <w:numFmt w:val="decimal"/>
-      <w:lvlText w:val="%7."/>
-      <w:lvlJc w:val="left"/>
-      <w:pPr>
-        <w:ind w:left="5040" w:hanging="360"/>
-      </w:pPr>
-    </w:lvl>
-    <w:lvl w:ilvl="7" w:tplc="FFFFFFFF" w:tentative="1">
-      <w:start w:val="1"/>
-      <w:numFmt w:val="lowerLetter"/>
-      <w:lvlText w:val="%8."/>
-      <w:lvlJc w:val="left"/>
-      <w:pPr>
-        <w:ind w:left="5760" w:hanging="360"/>
-      </w:pPr>
-    </w:lvl>
-    <w:lvl w:ilvl="8" w:tplc="FFFFFFFF" w:tentative="1">
-      <w:start w:val="1"/>
-      <w:numFmt w:val="lowerRoman"/>
-      <w:lvlText w:val="%9."/>
-      <w:lvlJc w:val="right"/>
-      <w:pPr>
-        <w:ind w:left="6480" w:hanging="180"/>
-      </w:pPr>
-    </w:lvl>
-  </w:abstractNum>
-  <w:abstractNum w:abstractNumId="15" w15:restartNumberingAfterBreak="0">
-    <w:nsid w:val="2FBE413C"/>
-    <w:multiLevelType w:val="hybridMultilevel"/>
-    <w:tmpl w:val="F02447C8"/>
-    <w:lvl w:ilvl="0" w:tplc="0409000F">
-      <w:start w:val="1"/>
-      <w:numFmt w:val="decimal"/>
-      <w:lvlText w:val="%1."/>
-      <w:lvlJc w:val="left"/>
-      <w:pPr>
-        <w:ind w:left="720" w:hanging="360"/>
-      </w:pPr>
-    </w:lvl>
-    <w:lvl w:ilvl="1" w:tplc="04090019">
-      <w:start w:val="1"/>
-      <w:numFmt w:val="lowerLetter"/>
-      <w:lvlText w:val="%2."/>
-      <w:lvlJc w:val="left"/>
-      <w:pPr>
-        <w:ind w:left="1440" w:hanging="360"/>
-      </w:pPr>
-    </w:lvl>
-    <w:lvl w:ilvl="2" w:tplc="0409001B" w:tentative="1">
-      <w:start w:val="1"/>
-      <w:numFmt w:val="lowerRoman"/>
-      <w:lvlText w:val="%3."/>
-      <w:lvlJc w:val="right"/>
-      <w:pPr>
-        <w:ind w:left="2160" w:hanging="180"/>
-      </w:pPr>
-    </w:lvl>
-    <w:lvl w:ilvl="3" w:tplc="0409000F" w:tentative="1">
-      <w:start w:val="1"/>
-      <w:numFmt w:val="decimal"/>
-      <w:lvlText w:val="%4."/>
-      <w:lvlJc w:val="left"/>
-      <w:pPr>
-        <w:ind w:left="2880" w:hanging="360"/>
-      </w:pPr>
-    </w:lvl>
-    <w:lvl w:ilvl="4" w:tplc="04090019" w:tentative="1">
-      <w:start w:val="1"/>
-      <w:numFmt w:val="lowerLetter"/>
-      <w:lvlText w:val="%5."/>
-      <w:lvlJc w:val="left"/>
-      <w:pPr>
-        <w:ind w:left="3600" w:hanging="360"/>
-      </w:pPr>
-    </w:lvl>
-    <w:lvl w:ilvl="5" w:tplc="0409001B" w:tentative="1">
-      <w:start w:val="1"/>
-      <w:numFmt w:val="lowerRoman"/>
-      <w:lvlText w:val="%6."/>
-      <w:lvlJc w:val="right"/>
-      <w:pPr>
-        <w:ind w:left="4320" w:hanging="180"/>
-      </w:pPr>
-    </w:lvl>
-    <w:lvl w:ilvl="6" w:tplc="0409000F" w:tentative="1">
-      <w:start w:val="1"/>
-      <w:numFmt w:val="decimal"/>
-      <w:lvlText w:val="%7."/>
-      <w:lvlJc w:val="left"/>
-      <w:pPr>
-        <w:ind w:left="5040" w:hanging="360"/>
-      </w:pPr>
-    </w:lvl>
-    <w:lvl w:ilvl="7" w:tplc="04090019" w:tentative="1">
-      <w:start w:val="1"/>
-      <w:numFmt w:val="lowerLetter"/>
-      <w:lvlText w:val="%8."/>
-      <w:lvlJc w:val="left"/>
-      <w:pPr>
-        <w:ind w:left="5760" w:hanging="360"/>
-      </w:pPr>
-    </w:lvl>
-    <w:lvl w:ilvl="8" w:tplc="0409001B" w:tentative="1">
-      <w:start w:val="1"/>
-      <w:numFmt w:val="lowerRoman"/>
-      <w:lvlText w:val="%9."/>
-      <w:lvlJc w:val="right"/>
-      <w:pPr>
-        <w:ind w:left="6480" w:hanging="180"/>
-      </w:pPr>
-    </w:lvl>
-  </w:abstractNum>
-  <w:abstractNum w:abstractNumId="16" w15:restartNumberingAfterBreak="0">
-    <w:nsid w:val="2FD37CF1"/>
-    <w:multiLevelType w:val="multilevel"/>
-    <w:tmpl w:val="0409001D"/>
-    <w:lvl w:ilvl="0">
-      <w:start w:val="1"/>
-      <w:numFmt w:val="decimal"/>
-      <w:lvlText w:val="%1)"/>
-      <w:lvlJc w:val="left"/>
-      <w:pPr>
-        <w:tabs>
-          <w:tab w:val="num" w:pos="360"/>
-        </w:tabs>
-        <w:ind w:left="360" w:hanging="360"/>
-      </w:pPr>
-    </w:lvl>
-    <w:lvl w:ilvl="1">
-      <w:start w:val="1"/>
-      <w:numFmt w:val="lowerLetter"/>
-      <w:lvlText w:val="%2)"/>
-      <w:lvlJc w:val="left"/>
-      <w:pPr>
-        <w:tabs>
-          <w:tab w:val="num" w:pos="720"/>
-        </w:tabs>
-        <w:ind w:left="720" w:hanging="360"/>
-      </w:pPr>
-    </w:lvl>
-    <w:lvl w:ilvl="2">
-      <w:start w:val="1"/>
-      <w:numFmt w:val="lowerRoman"/>
-      <w:lvlText w:val="%3)"/>
-      <w:lvlJc w:val="left"/>
-      <w:pPr>
-        <w:tabs>
-          <w:tab w:val="num" w:pos="1080"/>
-        </w:tabs>
-        <w:ind w:left="1080" w:hanging="360"/>
-      </w:pPr>
-    </w:lvl>
-    <w:lvl w:ilvl="3">
-      <w:start w:val="1"/>
-      <w:numFmt w:val="decimal"/>
-      <w:lvlText w:val="(%4)"/>
-      <w:lvlJc w:val="left"/>
-      <w:pPr>
-        <w:tabs>
-          <w:tab w:val="num" w:pos="1440"/>
-        </w:tabs>
-        <w:ind w:left="1440" w:hanging="360"/>
-      </w:pPr>
-    </w:lvl>
-    <w:lvl w:ilvl="4">
-      <w:start w:val="1"/>
-      <w:numFmt w:val="lowerLetter"/>
-      <w:lvlText w:val="(%5)"/>
-      <w:lvlJc w:val="left"/>
-      <w:pPr>
-        <w:tabs>
-          <w:tab w:val="num" w:pos="1800"/>
-        </w:tabs>
-        <w:ind w:left="1800" w:hanging="360"/>
-      </w:pPr>
-    </w:lvl>
-    <w:lvl w:ilvl="5">
-      <w:start w:val="1"/>
-      <w:numFmt w:val="lowerRoman"/>
-      <w:lvlText w:val="(%6)"/>
-      <w:lvlJc w:val="left"/>
-      <w:pPr>
-        <w:tabs>
-          <w:tab w:val="num" w:pos="2160"/>
-        </w:tabs>
-        <w:ind w:left="2160" w:hanging="360"/>
-      </w:pPr>
-    </w:lvl>
-    <w:lvl w:ilvl="6">
-      <w:start w:val="1"/>
-      <w:numFmt w:val="decimal"/>
-      <w:lvlText w:val="%7."/>
-      <w:lvlJc w:val="left"/>
-      <w:pPr>
-        <w:tabs>
-          <w:tab w:val="num" w:pos="2520"/>
-        </w:tabs>
-        <w:ind w:left="2520" w:hanging="360"/>
-      </w:pPr>
-    </w:lvl>
-    <w:lvl w:ilvl="7">
-      <w:start w:val="1"/>
-      <w:numFmt w:val="lowerLetter"/>
-      <w:lvlText w:val="%8."/>
-      <w:lvlJc w:val="left"/>
-      <w:pPr>
-        <w:tabs>
-          <w:tab w:val="num" w:pos="2880"/>
-        </w:tabs>
-        <w:ind w:left="2880" w:hanging="360"/>
-      </w:pPr>
-    </w:lvl>
-    <w:lvl w:ilvl="8">
-      <w:start w:val="1"/>
-      <w:numFmt w:val="lowerRoman"/>
-      <w:lvlText w:val="%9."/>
-      <w:lvlJc w:val="left"/>
-      <w:pPr>
-        <w:tabs>
-          <w:tab w:val="num" w:pos="3240"/>
-        </w:tabs>
-        <w:ind w:left="3240" w:hanging="360"/>
-      </w:pPr>
-    </w:lvl>
-  </w:abstractNum>
-  <w:abstractNum w:abstractNumId="17" w15:restartNumberingAfterBreak="0">
-    <w:nsid w:val="362A1AFF"/>
-    <w:multiLevelType w:val="hybridMultilevel"/>
-    <w:tmpl w:val="7FB23168"/>
-    <w:lvl w:ilvl="0" w:tplc="0409000F">
-      <w:start w:val="1"/>
-      <w:numFmt w:val="decimal"/>
-      <w:lvlText w:val="%1."/>
-      <w:lvlJc w:val="left"/>
-      <w:pPr>
-        <w:ind w:left="720" w:hanging="360"/>
-      </w:pPr>
-    </w:lvl>
-    <w:lvl w:ilvl="1" w:tplc="04090019" w:tentative="1">
-      <w:start w:val="1"/>
-      <w:numFmt w:val="lowerLetter"/>
-      <w:lvlText w:val="%2."/>
-      <w:lvlJc w:val="left"/>
-      <w:pPr>
-        <w:ind w:left="1440" w:hanging="360"/>
-      </w:pPr>
-    </w:lvl>
-    <w:lvl w:ilvl="2" w:tplc="0409001B" w:tentative="1">
-      <w:start w:val="1"/>
-      <w:numFmt w:val="lowerRoman"/>
-      <w:lvlText w:val="%3."/>
-      <w:lvlJc w:val="right"/>
-      <w:pPr>
-        <w:ind w:left="2160" w:hanging="180"/>
-      </w:pPr>
-    </w:lvl>
-    <w:lvl w:ilvl="3" w:tplc="0409000F" w:tentative="1">
-      <w:start w:val="1"/>
-      <w:numFmt w:val="decimal"/>
-      <w:lvlText w:val="%4."/>
-      <w:lvlJc w:val="left"/>
-      <w:pPr>
-        <w:ind w:left="2880" w:hanging="360"/>
-      </w:pPr>
-    </w:lvl>
-    <w:lvl w:ilvl="4" w:tplc="04090019" w:tentative="1">
-      <w:start w:val="1"/>
-      <w:numFmt w:val="lowerLetter"/>
-      <w:lvlText w:val="%5."/>
-      <w:lvlJc w:val="left"/>
-      <w:pPr>
-        <w:ind w:left="3600" w:hanging="360"/>
-      </w:pPr>
-    </w:lvl>
-    <w:lvl w:ilvl="5" w:tplc="0409001B" w:tentative="1">
-      <w:start w:val="1"/>
-      <w:numFmt w:val="lowerRoman"/>
-      <w:lvlText w:val="%6."/>
-      <w:lvlJc w:val="right"/>
-      <w:pPr>
-        <w:ind w:left="4320" w:hanging="180"/>
-      </w:pPr>
-    </w:lvl>
-    <w:lvl w:ilvl="6" w:tplc="0409000F" w:tentative="1">
-      <w:start w:val="1"/>
-      <w:numFmt w:val="decimal"/>
-      <w:lvlText w:val="%7."/>
-      <w:lvlJc w:val="left"/>
-      <w:pPr>
-        <w:ind w:left="5040" w:hanging="360"/>
-      </w:pPr>
-    </w:lvl>
-    <w:lvl w:ilvl="7" w:tplc="04090019" w:tentative="1">
-      <w:start w:val="1"/>
-      <w:numFmt w:val="lowerLetter"/>
-      <w:lvlText w:val="%8."/>
-      <w:lvlJc w:val="left"/>
-      <w:pPr>
-        <w:ind w:left="5760" w:hanging="360"/>
-      </w:pPr>
-    </w:lvl>
-    <w:lvl w:ilvl="8" w:tplc="0409001B" w:tentative="1">
-      <w:start w:val="1"/>
-      <w:numFmt w:val="lowerRoman"/>
-      <w:lvlText w:val="%9."/>
-      <w:lvlJc w:val="right"/>
-      <w:pPr>
-        <w:ind w:left="6480" w:hanging="180"/>
-      </w:pPr>
-    </w:lvl>
-  </w:abstractNum>
-  <w:abstractNum w:abstractNumId="18" w15:restartNumberingAfterBreak="0">
-    <w:nsid w:val="37114E39"/>
-    <w:multiLevelType w:val="multilevel"/>
-    <w:tmpl w:val="0409001D"/>
-    <w:lvl w:ilvl="0">
-      <w:start w:val="1"/>
-      <w:numFmt w:val="decimal"/>
-      <w:lvlText w:val="%1)"/>
-      <w:lvlJc w:val="left"/>
-      <w:pPr>
-        <w:tabs>
-          <w:tab w:val="num" w:pos="360"/>
-        </w:tabs>
-        <w:ind w:left="360" w:hanging="360"/>
-      </w:pPr>
-    </w:lvl>
-    <w:lvl w:ilvl="1">
-      <w:start w:val="1"/>
-      <w:numFmt w:val="lowerLetter"/>
-      <w:lvlText w:val="%2)"/>
-      <w:lvlJc w:val="left"/>
-      <w:pPr>
-        <w:tabs>
-          <w:tab w:val="num" w:pos="720"/>
-        </w:tabs>
-        <w:ind w:left="720" w:hanging="360"/>
-      </w:pPr>
-    </w:lvl>
-    <w:lvl w:ilvl="2">
-      <w:start w:val="1"/>
-      <w:numFmt w:val="lowerRoman"/>
-      <w:lvlText w:val="%3)"/>
-      <w:lvlJc w:val="left"/>
-      <w:pPr>
-        <w:tabs>
-          <w:tab w:val="num" w:pos="1080"/>
-        </w:tabs>
-        <w:ind w:left="1080" w:hanging="360"/>
-      </w:pPr>
-    </w:lvl>
-    <w:lvl w:ilvl="3">
-      <w:start w:val="1"/>
-      <w:numFmt w:val="decimal"/>
-      <w:lvlText w:val="(%4)"/>
-      <w:lvlJc w:val="left"/>
-      <w:pPr>
-        <w:tabs>
-          <w:tab w:val="num" w:pos="1440"/>
-        </w:tabs>
-        <w:ind w:left="1440" w:hanging="360"/>
-      </w:pPr>
-    </w:lvl>
-    <w:lvl w:ilvl="4">
-      <w:start w:val="1"/>
-      <w:numFmt w:val="lowerLetter"/>
-      <w:lvlText w:val="(%5)"/>
-      <w:lvlJc w:val="left"/>
-      <w:pPr>
-        <w:tabs>
-          <w:tab w:val="num" w:pos="1800"/>
-        </w:tabs>
-        <w:ind w:left="1800" w:hanging="360"/>
-      </w:pPr>
-    </w:lvl>
-    <w:lvl w:ilvl="5">
-      <w:start w:val="1"/>
-      <w:numFmt w:val="lowerRoman"/>
-      <w:lvlText w:val="(%6)"/>
-      <w:lvlJc w:val="left"/>
-      <w:pPr>
-        <w:tabs>
-          <w:tab w:val="num" w:pos="2160"/>
-        </w:tabs>
-        <w:ind w:left="2160" w:hanging="360"/>
-      </w:pPr>
-    </w:lvl>
-    <w:lvl w:ilvl="6">
-      <w:start w:val="1"/>
-      <w:numFmt w:val="decimal"/>
-      <w:lvlText w:val="%7."/>
-      <w:lvlJc w:val="left"/>
-      <w:pPr>
-        <w:tabs>
-          <w:tab w:val="num" w:pos="2520"/>
-        </w:tabs>
-        <w:ind w:left="2520" w:hanging="360"/>
-      </w:pPr>
-    </w:lvl>
-    <w:lvl w:ilvl="7">
-      <w:start w:val="1"/>
-      <w:numFmt w:val="lowerLetter"/>
-      <w:lvlText w:val="%8."/>
-      <w:lvlJc w:val="left"/>
-      <w:pPr>
-        <w:tabs>
-          <w:tab w:val="num" w:pos="2880"/>
-        </w:tabs>
-        <w:ind w:left="2880" w:hanging="360"/>
-      </w:pPr>
-    </w:lvl>
-    <w:lvl w:ilvl="8">
-      <w:start w:val="1"/>
-      <w:numFmt w:val="lowerRoman"/>
-      <w:lvlText w:val="%9."/>
-      <w:lvlJc w:val="left"/>
-      <w:pPr>
-        <w:tabs>
-          <w:tab w:val="num" w:pos="3240"/>
-        </w:tabs>
-        <w:ind w:left="3240" w:hanging="360"/>
-      </w:pPr>
-    </w:lvl>
-  </w:abstractNum>
-  <w:abstractNum w:abstractNumId="19" w15:restartNumberingAfterBreak="0">
-    <w:nsid w:val="3E6450AB"/>
-    <w:multiLevelType w:val="hybridMultilevel"/>
-    <w:tmpl w:val="CF4ACDB6"/>
-    <w:lvl w:ilvl="0" w:tplc="FFFFFFFF">
-      <w:start w:val="1"/>
-      <w:numFmt w:val="decimal"/>
-      <w:lvlText w:val="%1."/>
-      <w:lvlJc w:val="left"/>
-      <w:pPr>
-        <w:ind w:left="720" w:hanging="360"/>
-      </w:pPr>
-    </w:lvl>
-    <w:lvl w:ilvl="1" w:tplc="04090019">
-      <w:start w:val="1"/>
-      <w:numFmt w:val="lowerLetter"/>
-      <w:lvlText w:val="%2."/>
-      <w:lvlJc w:val="left"/>
-      <w:pPr>
-        <w:ind w:left="1440" w:hanging="360"/>
-      </w:pPr>
-    </w:lvl>
-    <w:lvl w:ilvl="2" w:tplc="0409001B" w:tentative="1">
-      <w:start w:val="1"/>
-      <w:numFmt w:val="lowerRoman"/>
-      <w:lvlText w:val="%3."/>
-      <w:lvlJc w:val="right"/>
-      <w:pPr>
-        <w:ind w:left="2160" w:hanging="180"/>
-      </w:pPr>
-    </w:lvl>
-    <w:lvl w:ilvl="3" w:tplc="0409000F" w:tentative="1">
-      <w:start w:val="1"/>
-      <w:numFmt w:val="decimal"/>
-      <w:lvlText w:val="%4."/>
-      <w:lvlJc w:val="left"/>
-      <w:pPr>
-        <w:ind w:left="2880" w:hanging="360"/>
-      </w:pPr>
-    </w:lvl>
-    <w:lvl w:ilvl="4" w:tplc="04090019" w:tentative="1">
-      <w:start w:val="1"/>
-      <w:numFmt w:val="lowerLetter"/>
-      <w:lvlText w:val="%5."/>
-      <w:lvlJc w:val="left"/>
-      <w:pPr>
-        <w:ind w:left="3600" w:hanging="360"/>
-      </w:pPr>
-    </w:lvl>
-    <w:lvl w:ilvl="5" w:tplc="0409001B" w:tentative="1">
-      <w:start w:val="1"/>
-      <w:numFmt w:val="lowerRoman"/>
-      <w:lvlText w:val="%6."/>
-      <w:lvlJc w:val="right"/>
-      <w:pPr>
-        <w:ind w:left="4320" w:hanging="180"/>
-      </w:pPr>
-    </w:lvl>
-    <w:lvl w:ilvl="6" w:tplc="0409000F" w:tentative="1">
-      <w:start w:val="1"/>
-      <w:numFmt w:val="decimal"/>
-      <w:lvlText w:val="%7."/>
-      <w:lvlJc w:val="left"/>
-      <w:pPr>
-        <w:ind w:left="5040" w:hanging="360"/>
-      </w:pPr>
-    </w:lvl>
-    <w:lvl w:ilvl="7" w:tplc="04090019" w:tentative="1">
-      <w:start w:val="1"/>
-      <w:numFmt w:val="lowerLetter"/>
-      <w:lvlText w:val="%8."/>
-      <w:lvlJc w:val="left"/>
-      <w:pPr>
-        <w:ind w:left="5760" w:hanging="360"/>
-      </w:pPr>
-    </w:lvl>
-    <w:lvl w:ilvl="8" w:tplc="0409001B" w:tentative="1">
-      <w:start w:val="1"/>
-      <w:numFmt w:val="lowerRoman"/>
-      <w:lvlText w:val="%9."/>
-      <w:lvlJc w:val="right"/>
-      <w:pPr>
-        <w:ind w:left="6480" w:hanging="180"/>
-      </w:pPr>
-    </w:lvl>
-  </w:abstractNum>
-  <w:abstractNum w:abstractNumId="20" w15:restartNumberingAfterBreak="0">
-    <w:nsid w:val="3FCA7B81"/>
-    <w:multiLevelType w:val="multilevel"/>
-    <w:tmpl w:val="0409001D"/>
-    <w:lvl w:ilvl="0">
-      <w:start w:val="1"/>
-      <w:numFmt w:val="decimal"/>
-      <w:lvlText w:val="%1)"/>
-      <w:lvlJc w:val="left"/>
-      <w:pPr>
-        <w:tabs>
-          <w:tab w:val="num" w:pos="360"/>
-        </w:tabs>
-        <w:ind w:left="360" w:hanging="360"/>
-      </w:pPr>
-    </w:lvl>
-    <w:lvl w:ilvl="1">
-      <w:start w:val="1"/>
-      <w:numFmt w:val="lowerLetter"/>
-      <w:lvlText w:val="%2)"/>
-      <w:lvlJc w:val="left"/>
-      <w:pPr>
-        <w:tabs>
-          <w:tab w:val="num" w:pos="720"/>
-        </w:tabs>
-        <w:ind w:left="720" w:hanging="360"/>
-      </w:pPr>
-    </w:lvl>
-    <w:lvl w:ilvl="2">
-      <w:start w:val="1"/>
-      <w:numFmt w:val="lowerRoman"/>
-      <w:lvlText w:val="%3)"/>
-      <w:lvlJc w:val="left"/>
-      <w:pPr>
-        <w:tabs>
-          <w:tab w:val="num" w:pos="1080"/>
-        </w:tabs>
-        <w:ind w:left="1080" w:hanging="360"/>
-      </w:pPr>
-    </w:lvl>
-    <w:lvl w:ilvl="3">
-      <w:start w:val="1"/>
-      <w:numFmt w:val="decimal"/>
-      <w:lvlText w:val="(%4)"/>
-      <w:lvlJc w:val="left"/>
-      <w:pPr>
-        <w:tabs>
-          <w:tab w:val="num" w:pos="1440"/>
-        </w:tabs>
-        <w:ind w:left="1440" w:hanging="360"/>
-      </w:pPr>
-    </w:lvl>
-    <w:lvl w:ilvl="4">
-      <w:start w:val="1"/>
-      <w:numFmt w:val="lowerLetter"/>
-      <w:lvlText w:val="(%5)"/>
-      <w:lvlJc w:val="left"/>
-      <w:pPr>
-        <w:tabs>
-          <w:tab w:val="num" w:pos="1800"/>
-        </w:tabs>
-        <w:ind w:left="1800" w:hanging="360"/>
-      </w:pPr>
-    </w:lvl>
-    <w:lvl w:ilvl="5">
-      <w:start w:val="1"/>
-      <w:numFmt w:val="lowerRoman"/>
-      <w:lvlText w:val="(%6)"/>
-      <w:lvlJc w:val="left"/>
-      <w:pPr>
-        <w:tabs>
-          <w:tab w:val="num" w:pos="2160"/>
-        </w:tabs>
-        <w:ind w:left="2160" w:hanging="360"/>
-      </w:pPr>
-    </w:lvl>
-    <w:lvl w:ilvl="6">
-      <w:start w:val="1"/>
-      <w:numFmt w:val="decimal"/>
-      <w:lvlText w:val="%7."/>
-      <w:lvlJc w:val="left"/>
-      <w:pPr>
-        <w:tabs>
-          <w:tab w:val="num" w:pos="2520"/>
-        </w:tabs>
-        <w:ind w:left="2520" w:hanging="360"/>
-      </w:pPr>
-    </w:lvl>
-    <w:lvl w:ilvl="7">
-      <w:start w:val="1"/>
-      <w:numFmt w:val="lowerLetter"/>
-      <w:lvlText w:val="%8."/>
-      <w:lvlJc w:val="left"/>
-      <w:pPr>
-        <w:tabs>
-          <w:tab w:val="num" w:pos="2880"/>
-        </w:tabs>
-        <w:ind w:left="2880" w:hanging="360"/>
-      </w:pPr>
-    </w:lvl>
-    <w:lvl w:ilvl="8">
-      <w:start w:val="1"/>
-      <w:numFmt w:val="lowerRoman"/>
-      <w:lvlText w:val="%9."/>
-      <w:lvlJc w:val="left"/>
-      <w:pPr>
-        <w:tabs>
-          <w:tab w:val="num" w:pos="3240"/>
-        </w:tabs>
-        <w:ind w:left="3240" w:hanging="360"/>
-      </w:pPr>
-    </w:lvl>
-  </w:abstractNum>
-  <w:abstractNum w:abstractNumId="21" w15:restartNumberingAfterBreak="0">
-    <w:nsid w:val="41034849"/>
-    <w:multiLevelType w:val="multilevel"/>
-    <w:tmpl w:val="0409001D"/>
-    <w:lvl w:ilvl="0">
-      <w:start w:val="1"/>
-      <w:numFmt w:val="decimal"/>
-      <w:lvlText w:val="%1)"/>
-      <w:lvlJc w:val="left"/>
-      <w:pPr>
-        <w:tabs>
-          <w:tab w:val="num" w:pos="360"/>
-        </w:tabs>
-        <w:ind w:left="360" w:hanging="360"/>
-      </w:pPr>
-    </w:lvl>
-    <w:lvl w:ilvl="1">
-      <w:start w:val="1"/>
-      <w:numFmt w:val="lowerLetter"/>
-      <w:lvlText w:val="%2)"/>
-      <w:lvlJc w:val="left"/>
-      <w:pPr>
-        <w:tabs>
-          <w:tab w:val="num" w:pos="720"/>
-        </w:tabs>
-        <w:ind w:left="720" w:hanging="360"/>
-      </w:pPr>
-    </w:lvl>
-    <w:lvl w:ilvl="2">
-      <w:start w:val="1"/>
-      <w:numFmt w:val="lowerRoman"/>
-      <w:lvlText w:val="%3)"/>
-      <w:lvlJc w:val="left"/>
-      <w:pPr>
-        <w:tabs>
-          <w:tab w:val="num" w:pos="1080"/>
-        </w:tabs>
-        <w:ind w:left="1080" w:hanging="360"/>
-      </w:pPr>
-    </w:lvl>
-    <w:lvl w:ilvl="3">
-      <w:start w:val="1"/>
-      <w:numFmt w:val="decimal"/>
-      <w:lvlText w:val="(%4)"/>
-      <w:lvlJc w:val="left"/>
-      <w:pPr>
-        <w:tabs>
-          <w:tab w:val="num" w:pos="1440"/>
-        </w:tabs>
-        <w:ind w:left="1440" w:hanging="360"/>
-      </w:pPr>
-    </w:lvl>
-    <w:lvl w:ilvl="4">
-      <w:start w:val="1"/>
-      <w:numFmt w:val="lowerLetter"/>
-      <w:lvlText w:val="(%5)"/>
-      <w:lvlJc w:val="left"/>
-      <w:pPr>
-        <w:tabs>
-          <w:tab w:val="num" w:pos="1800"/>
-        </w:tabs>
-        <w:ind w:left="1800" w:hanging="360"/>
-      </w:pPr>
-    </w:lvl>
-    <w:lvl w:ilvl="5">
-      <w:start w:val="1"/>
-      <w:numFmt w:val="lowerRoman"/>
-      <w:lvlText w:val="(%6)"/>
-      <w:lvlJc w:val="left"/>
-      <w:pPr>
-        <w:tabs>
-          <w:tab w:val="num" w:pos="2160"/>
-        </w:tabs>
-        <w:ind w:left="2160" w:hanging="360"/>
-      </w:pPr>
-    </w:lvl>
-    <w:lvl w:ilvl="6">
-      <w:start w:val="1"/>
-      <w:numFmt w:val="decimal"/>
-      <w:lvlText w:val="%7."/>
-      <w:lvlJc w:val="left"/>
-      <w:pPr>
-        <w:tabs>
-          <w:tab w:val="num" w:pos="2520"/>
-        </w:tabs>
-        <w:ind w:left="2520" w:hanging="360"/>
-      </w:pPr>
-    </w:lvl>
-    <w:lvl w:ilvl="7">
-      <w:start w:val="1"/>
-      <w:numFmt w:val="lowerLetter"/>
-      <w:lvlText w:val="%8."/>
-      <w:lvlJc w:val="left"/>
-      <w:pPr>
-        <w:tabs>
-          <w:tab w:val="num" w:pos="2880"/>
-        </w:tabs>
-        <w:ind w:left="2880" w:hanging="360"/>
-      </w:pPr>
-    </w:lvl>
-    <w:lvl w:ilvl="8">
-      <w:start w:val="1"/>
-      <w:numFmt w:val="lowerRoman"/>
-      <w:lvlText w:val="%9."/>
-      <w:lvlJc w:val="left"/>
-      <w:pPr>
-        <w:tabs>
-          <w:tab w:val="num" w:pos="3240"/>
-        </w:tabs>
-        <w:ind w:left="3240" w:hanging="360"/>
-      </w:pPr>
-    </w:lvl>
-  </w:abstractNum>
-  <w:abstractNum w:abstractNumId="22" w15:restartNumberingAfterBreak="0">
-    <w:nsid w:val="45B45C2E"/>
-    <w:multiLevelType w:val="multilevel"/>
-    <w:tmpl w:val="0409001D"/>
-    <w:lvl w:ilvl="0">
-      <w:start w:val="1"/>
-      <w:numFmt w:val="decimal"/>
-      <w:lvlText w:val="%1)"/>
-      <w:lvlJc w:val="left"/>
-      <w:pPr>
-        <w:tabs>
-          <w:tab w:val="num" w:pos="360"/>
-        </w:tabs>
-        <w:ind w:left="360" w:hanging="360"/>
-      </w:pPr>
-    </w:lvl>
-    <w:lvl w:ilvl="1">
-      <w:start w:val="1"/>
-      <w:numFmt w:val="lowerLetter"/>
-      <w:lvlText w:val="%2)"/>
-      <w:lvlJc w:val="left"/>
-      <w:pPr>
-        <w:tabs>
-          <w:tab w:val="num" w:pos="720"/>
-        </w:tabs>
-        <w:ind w:left="720" w:hanging="360"/>
-      </w:pPr>
-    </w:lvl>
-    <w:lvl w:ilvl="2">
-      <w:start w:val="1"/>
-      <w:numFmt w:val="lowerRoman"/>
-      <w:lvlText w:val="%3)"/>
-      <w:lvlJc w:val="left"/>
-      <w:pPr>
-        <w:tabs>
-          <w:tab w:val="num" w:pos="1080"/>
-        </w:tabs>
-        <w:ind w:left="1080" w:hanging="360"/>
-      </w:pPr>
-    </w:lvl>
-    <w:lvl w:ilvl="3">
-      <w:start w:val="1"/>
-      <w:numFmt w:val="decimal"/>
-      <w:lvlText w:val="(%4)"/>
-      <w:lvlJc w:val="left"/>
-      <w:pPr>
-        <w:tabs>
-          <w:tab w:val="num" w:pos="1440"/>
-        </w:tabs>
-        <w:ind w:left="1440" w:hanging="360"/>
-      </w:pPr>
-    </w:lvl>
-    <w:lvl w:ilvl="4">
-      <w:start w:val="1"/>
-      <w:numFmt w:val="lowerLetter"/>
-      <w:lvlText w:val="(%5)"/>
-      <w:lvlJc w:val="left"/>
-      <w:pPr>
-        <w:tabs>
-          <w:tab w:val="num" w:pos="1800"/>
-        </w:tabs>
-        <w:ind w:left="1800" w:hanging="360"/>
-      </w:pPr>
-    </w:lvl>
-    <w:lvl w:ilvl="5">
-      <w:start w:val="1"/>
-      <w:numFmt w:val="lowerRoman"/>
-      <w:lvlText w:val="(%6)"/>
-      <w:lvlJc w:val="left"/>
-      <w:pPr>
-        <w:tabs>
-          <w:tab w:val="num" w:pos="2160"/>
-        </w:tabs>
-        <w:ind w:left="2160" w:hanging="360"/>
-      </w:pPr>
-    </w:lvl>
-    <w:lvl w:ilvl="6">
-      <w:start w:val="1"/>
-      <w:numFmt w:val="decimal"/>
-      <w:lvlText w:val="%7."/>
-      <w:lvlJc w:val="left"/>
-      <w:pPr>
-        <w:tabs>
-          <w:tab w:val="num" w:pos="2520"/>
-        </w:tabs>
-        <w:ind w:left="2520" w:hanging="360"/>
-      </w:pPr>
-    </w:lvl>
-    <w:lvl w:ilvl="7">
-      <w:start w:val="1"/>
-      <w:numFmt w:val="lowerLetter"/>
-      <w:lvlText w:val="%8."/>
-      <w:lvlJc w:val="left"/>
-      <w:pPr>
-        <w:tabs>
-          <w:tab w:val="num" w:pos="2880"/>
-        </w:tabs>
-        <w:ind w:left="2880" w:hanging="360"/>
-      </w:pPr>
-    </w:lvl>
-    <w:lvl w:ilvl="8">
-      <w:start w:val="1"/>
-      <w:numFmt w:val="lowerRoman"/>
-      <w:lvlText w:val="%9."/>
-      <w:lvlJc w:val="left"/>
-      <w:pPr>
-        <w:tabs>
-          <w:tab w:val="num" w:pos="3240"/>
-        </w:tabs>
-        <w:ind w:left="3240" w:hanging="360"/>
-      </w:pPr>
-    </w:lvl>
-  </w:abstractNum>
-  <w:abstractNum w:abstractNumId="23" w15:restartNumberingAfterBreak="0">
-    <w:nsid w:val="47DF685F"/>
-    <w:multiLevelType w:val="multilevel"/>
-    <w:tmpl w:val="0409001D"/>
-    <w:lvl w:ilvl="0">
-      <w:start w:val="1"/>
-      <w:numFmt w:val="decimal"/>
-      <w:lvlText w:val="%1)"/>
-      <w:lvlJc w:val="left"/>
-      <w:pPr>
-        <w:tabs>
-          <w:tab w:val="num" w:pos="360"/>
-        </w:tabs>
-        <w:ind w:left="360" w:hanging="360"/>
-      </w:pPr>
-    </w:lvl>
-    <w:lvl w:ilvl="1">
-      <w:start w:val="1"/>
-      <w:numFmt w:val="lowerLetter"/>
-      <w:lvlText w:val="%2)"/>
-      <w:lvlJc w:val="left"/>
-      <w:pPr>
-        <w:tabs>
-          <w:tab w:val="num" w:pos="720"/>
-        </w:tabs>
-        <w:ind w:left="720" w:hanging="360"/>
-      </w:pPr>
-      <w:rPr>
-        <w:rFonts w:hint="default"/>
-      </w:rPr>
-    </w:lvl>
-    <w:lvl w:ilvl="2">
-      <w:start w:val="1"/>
-      <w:numFmt w:val="lowerRoman"/>
-      <w:lvlText w:val="%3)"/>
-      <w:lvlJc w:val="left"/>
-      <w:pPr>
-        <w:tabs>
-          <w:tab w:val="num" w:pos="1080"/>
-        </w:tabs>
-        <w:ind w:left="1080" w:hanging="360"/>
-      </w:pPr>
-    </w:lvl>
-    <w:lvl w:ilvl="3">
-      <w:start w:val="1"/>
-      <w:numFmt w:val="decimal"/>
-      <w:lvlText w:val="(%4)"/>
-      <w:lvlJc w:val="left"/>
-      <w:pPr>
-        <w:tabs>
-          <w:tab w:val="num" w:pos="1440"/>
-        </w:tabs>
-        <w:ind w:left="1440" w:hanging="360"/>
-      </w:pPr>
-    </w:lvl>
-    <w:lvl w:ilvl="4">
-      <w:start w:val="1"/>
-      <w:numFmt w:val="lowerLetter"/>
-      <w:lvlText w:val="(%5)"/>
-      <w:lvlJc w:val="left"/>
-      <w:pPr>
-        <w:tabs>
-          <w:tab w:val="num" w:pos="1800"/>
-        </w:tabs>
-        <w:ind w:left="1800" w:hanging="360"/>
-      </w:pPr>
-    </w:lvl>
-    <w:lvl w:ilvl="5">
-      <w:start w:val="1"/>
-      <w:numFmt w:val="lowerRoman"/>
-      <w:lvlText w:val="(%6)"/>
-      <w:lvlJc w:val="left"/>
-      <w:pPr>
-        <w:tabs>
-          <w:tab w:val="num" w:pos="2160"/>
-        </w:tabs>
-        <w:ind w:left="2160" w:hanging="360"/>
-      </w:pPr>
-    </w:lvl>
-    <w:lvl w:ilvl="6">
-      <w:start w:val="1"/>
-      <w:numFmt w:val="decimal"/>
-      <w:lvlText w:val="%7."/>
-      <w:lvlJc w:val="left"/>
-      <w:pPr>
-        <w:tabs>
-          <w:tab w:val="num" w:pos="2520"/>
-        </w:tabs>
-        <w:ind w:left="2520" w:hanging="360"/>
-      </w:pPr>
-    </w:lvl>
-    <w:lvl w:ilvl="7">
-      <w:start w:val="1"/>
-      <w:numFmt w:val="lowerLetter"/>
-      <w:lvlText w:val="%8."/>
-      <w:lvlJc w:val="left"/>
-      <w:pPr>
-        <w:tabs>
-          <w:tab w:val="num" w:pos="2880"/>
-        </w:tabs>
-        <w:ind w:left="2880" w:hanging="360"/>
-      </w:pPr>
-    </w:lvl>
-    <w:lvl w:ilvl="8">
-      <w:start w:val="1"/>
-      <w:numFmt w:val="lowerRoman"/>
-      <w:lvlText w:val="%9."/>
-      <w:lvlJc w:val="left"/>
-      <w:pPr>
-        <w:tabs>
-          <w:tab w:val="num" w:pos="3240"/>
-        </w:tabs>
-        <w:ind w:left="3240" w:hanging="360"/>
-      </w:pPr>
-    </w:lvl>
-  </w:abstractNum>
-  <w:abstractNum w:abstractNumId="24" w15:restartNumberingAfterBreak="0">
-    <w:nsid w:val="480B1EA9"/>
-    <w:multiLevelType w:val="multilevel"/>
-    <w:tmpl w:val="0409001D"/>
-    <w:lvl w:ilvl="0">
-      <w:start w:val="1"/>
-      <w:numFmt w:val="decimal"/>
-      <w:lvlText w:val="%1)"/>
-      <w:lvlJc w:val="left"/>
-      <w:pPr>
-        <w:tabs>
-          <w:tab w:val="num" w:pos="360"/>
-        </w:tabs>
-        <w:ind w:left="360" w:hanging="360"/>
-      </w:pPr>
-    </w:lvl>
-    <w:lvl w:ilvl="1">
-      <w:start w:val="1"/>
-      <w:numFmt w:val="lowerLetter"/>
-      <w:lvlText w:val="%2)"/>
-      <w:lvlJc w:val="left"/>
-      <w:pPr>
-        <w:tabs>
-          <w:tab w:val="num" w:pos="720"/>
-        </w:tabs>
-        <w:ind w:left="720" w:hanging="360"/>
-      </w:pPr>
-    </w:lvl>
-    <w:lvl w:ilvl="2">
-      <w:start w:val="1"/>
-      <w:numFmt w:val="lowerRoman"/>
-      <w:lvlText w:val="%3)"/>
-      <w:lvlJc w:val="left"/>
-      <w:pPr>
-        <w:tabs>
-          <w:tab w:val="num" w:pos="1080"/>
-        </w:tabs>
-        <w:ind w:left="1080" w:hanging="360"/>
-      </w:pPr>
-    </w:lvl>
-    <w:lvl w:ilvl="3">
-      <w:start w:val="1"/>
-      <w:numFmt w:val="decimal"/>
-      <w:lvlText w:val="(%4)"/>
-      <w:lvlJc w:val="left"/>
-      <w:pPr>
-        <w:tabs>
-          <w:tab w:val="num" w:pos="1440"/>
-        </w:tabs>
-        <w:ind w:left="1440" w:hanging="360"/>
-      </w:pPr>
-    </w:lvl>
-    <w:lvl w:ilvl="4">
-      <w:start w:val="1"/>
-      <w:numFmt w:val="lowerLetter"/>
-      <w:lvlText w:val="(%5)"/>
-      <w:lvlJc w:val="left"/>
-      <w:pPr>
-        <w:tabs>
-          <w:tab w:val="num" w:pos="1800"/>
-        </w:tabs>
-        <w:ind w:left="1800" w:hanging="360"/>
-      </w:pPr>
-    </w:lvl>
-    <w:lvl w:ilvl="5">
-      <w:start w:val="1"/>
-      <w:numFmt w:val="lowerRoman"/>
-      <w:lvlText w:val="(%6)"/>
-      <w:lvlJc w:val="left"/>
-      <w:pPr>
-        <w:tabs>
-          <w:tab w:val="num" w:pos="2160"/>
-        </w:tabs>
-        <w:ind w:left="2160" w:hanging="360"/>
-      </w:pPr>
-    </w:lvl>
-    <w:lvl w:ilvl="6">
-      <w:start w:val="1"/>
-      <w:numFmt w:val="decimal"/>
-      <w:lvlText w:val="%7."/>
-      <w:lvlJc w:val="left"/>
-      <w:pPr>
-        <w:tabs>
-          <w:tab w:val="num" w:pos="2520"/>
-        </w:tabs>
-        <w:ind w:left="2520" w:hanging="360"/>
-      </w:pPr>
-    </w:lvl>
-    <w:lvl w:ilvl="7">
-      <w:start w:val="1"/>
-      <w:numFmt w:val="lowerLetter"/>
-      <w:lvlText w:val="%8."/>
-      <w:lvlJc w:val="left"/>
-      <w:pPr>
-        <w:tabs>
-          <w:tab w:val="num" w:pos="2880"/>
-        </w:tabs>
-        <w:ind w:left="2880" w:hanging="360"/>
-      </w:pPr>
-    </w:lvl>
-    <w:lvl w:ilvl="8">
-      <w:start w:val="1"/>
-      <w:numFmt w:val="lowerRoman"/>
-      <w:lvlText w:val="%9."/>
-      <w:lvlJc w:val="left"/>
-      <w:pPr>
-        <w:tabs>
-          <w:tab w:val="num" w:pos="3240"/>
-        </w:tabs>
-        <w:ind w:left="3240" w:hanging="360"/>
-      </w:pPr>
-    </w:lvl>
-  </w:abstractNum>
-  <w:abstractNum w:abstractNumId="25" w15:restartNumberingAfterBreak="0">
-    <w:nsid w:val="48645859"/>
-    <w:multiLevelType w:val="hybridMultilevel"/>
-    <w:tmpl w:val="7FB23168"/>
-    <w:lvl w:ilvl="0" w:tplc="FFFFFFFF">
-      <w:start w:val="1"/>
-      <w:numFmt w:val="decimal"/>
-      <w:lvlText w:val="%1."/>
-      <w:lvlJc w:val="left"/>
-      <w:pPr>
-        <w:ind w:left="720" w:hanging="360"/>
-      </w:pPr>
-    </w:lvl>
-    <w:lvl w:ilvl="1" w:tplc="FFFFFFFF" w:tentative="1">
-      <w:start w:val="1"/>
-      <w:numFmt w:val="lowerLetter"/>
-      <w:lvlText w:val="%2."/>
-      <w:lvlJc w:val="left"/>
-      <w:pPr>
-        <w:ind w:left="1440" w:hanging="360"/>
-      </w:pPr>
-    </w:lvl>
-    <w:lvl w:ilvl="2" w:tplc="FFFFFFFF" w:tentative="1">
-      <w:start w:val="1"/>
-      <w:numFmt w:val="lowerRoman"/>
-      <w:lvlText w:val="%3."/>
-      <w:lvlJc w:val="right"/>
-      <w:pPr>
-        <w:ind w:left="2160" w:hanging="180"/>
-      </w:pPr>
-    </w:lvl>
-    <w:lvl w:ilvl="3" w:tplc="FFFFFFFF" w:tentative="1">
-      <w:start w:val="1"/>
-      <w:numFmt w:val="decimal"/>
-      <w:lvlText w:val="%4."/>
-      <w:lvlJc w:val="left"/>
-      <w:pPr>
-        <w:ind w:left="2880" w:hanging="360"/>
-      </w:pPr>
-    </w:lvl>
-    <w:lvl w:ilvl="4" w:tplc="FFFFFFFF" w:tentative="1">
-      <w:start w:val="1"/>
-      <w:numFmt w:val="lowerLetter"/>
-      <w:lvlText w:val="%5."/>
-      <w:lvlJc w:val="left"/>
-      <w:pPr>
-        <w:ind w:left="3600" w:hanging="360"/>
-      </w:pPr>
-    </w:lvl>
-    <w:lvl w:ilvl="5" w:tplc="FFFFFFFF" w:tentative="1">
-      <w:start w:val="1"/>
-      <w:numFmt w:val="lowerRoman"/>
-      <w:lvlText w:val="%6."/>
-      <w:lvlJc w:val="right"/>
-      <w:pPr>
-        <w:ind w:left="4320" w:hanging="180"/>
-      </w:pPr>
-    </w:lvl>
-    <w:lvl w:ilvl="6" w:tplc="FFFFFFFF" w:tentative="1">
-      <w:start w:val="1"/>
-      <w:numFmt w:val="decimal"/>
-      <w:lvlText w:val="%7."/>
-      <w:lvlJc w:val="left"/>
-      <w:pPr>
-        <w:ind w:left="5040" w:hanging="360"/>
-      </w:pPr>
-    </w:lvl>
-    <w:lvl w:ilvl="7" w:tplc="FFFFFFFF" w:tentative="1">
-      <w:start w:val="1"/>
-      <w:numFmt w:val="lowerLetter"/>
-      <w:lvlText w:val="%8."/>
-      <w:lvlJc w:val="left"/>
-      <w:pPr>
-        <w:ind w:left="5760" w:hanging="360"/>
-      </w:pPr>
-    </w:lvl>
-    <w:lvl w:ilvl="8" w:tplc="FFFFFFFF" w:tentative="1">
-      <w:start w:val="1"/>
-      <w:numFmt w:val="lowerRoman"/>
-      <w:lvlText w:val="%9."/>
-      <w:lvlJc w:val="right"/>
-      <w:pPr>
-        <w:ind w:left="6480" w:hanging="180"/>
-      </w:pPr>
-    </w:lvl>
-  </w:abstractNum>
-  <w:abstractNum w:abstractNumId="26" w15:restartNumberingAfterBreak="0">
-    <w:nsid w:val="496D27FA"/>
-    <w:multiLevelType w:val="multilevel"/>
-    <w:tmpl w:val="0409001D"/>
-    <w:lvl w:ilvl="0">
-      <w:start w:val="1"/>
-      <w:numFmt w:val="decimal"/>
-      <w:lvlText w:val="%1)"/>
-      <w:lvlJc w:val="left"/>
-      <w:pPr>
-        <w:tabs>
-          <w:tab w:val="num" w:pos="360"/>
-        </w:tabs>
-        <w:ind w:left="360" w:hanging="360"/>
-      </w:pPr>
-    </w:lvl>
-    <w:lvl w:ilvl="1">
-      <w:start w:val="1"/>
-      <w:numFmt w:val="lowerLetter"/>
-      <w:lvlText w:val="%2)"/>
-      <w:lvlJc w:val="left"/>
-      <w:pPr>
-        <w:tabs>
-          <w:tab w:val="num" w:pos="720"/>
-        </w:tabs>
-        <w:ind w:left="720" w:hanging="360"/>
-      </w:pPr>
-    </w:lvl>
-    <w:lvl w:ilvl="2">
-      <w:start w:val="1"/>
-      <w:numFmt w:val="lowerRoman"/>
-      <w:lvlText w:val="%3)"/>
-      <w:lvlJc w:val="left"/>
-      <w:pPr>
-        <w:tabs>
-          <w:tab w:val="num" w:pos="1080"/>
-        </w:tabs>
-        <w:ind w:left="1080" w:hanging="360"/>
-      </w:pPr>
-    </w:lvl>
-    <w:lvl w:ilvl="3">
-      <w:start w:val="1"/>
-      <w:numFmt w:val="decimal"/>
-      <w:lvlText w:val="(%4)"/>
-      <w:lvlJc w:val="left"/>
-      <w:pPr>
-        <w:tabs>
-          <w:tab w:val="num" w:pos="1440"/>
-        </w:tabs>
-        <w:ind w:left="1440" w:hanging="360"/>
-      </w:pPr>
-    </w:lvl>
-    <w:lvl w:ilvl="4">
-      <w:start w:val="1"/>
-      <w:numFmt w:val="lowerLetter"/>
-      <w:lvlText w:val="(%5)"/>
-      <w:lvlJc w:val="left"/>
-      <w:pPr>
-        <w:tabs>
-          <w:tab w:val="num" w:pos="1800"/>
-        </w:tabs>
-        <w:ind w:left="1800" w:hanging="360"/>
-      </w:pPr>
-    </w:lvl>
-    <w:lvl w:ilvl="5">
-      <w:start w:val="1"/>
-      <w:numFmt w:val="lowerRoman"/>
-      <w:lvlText w:val="(%6)"/>
-      <w:lvlJc w:val="left"/>
-      <w:pPr>
-        <w:tabs>
-          <w:tab w:val="num" w:pos="2160"/>
-        </w:tabs>
-        <w:ind w:left="2160" w:hanging="360"/>
-      </w:pPr>
-    </w:lvl>
-    <w:lvl w:ilvl="6">
-      <w:start w:val="1"/>
-      <w:numFmt w:val="decimal"/>
-      <w:lvlText w:val="%7."/>
-      <w:lvlJc w:val="left"/>
-      <w:pPr>
-        <w:tabs>
-          <w:tab w:val="num" w:pos="2520"/>
-        </w:tabs>
-        <w:ind w:left="2520" w:hanging="360"/>
-      </w:pPr>
-    </w:lvl>
-    <w:lvl w:ilvl="7">
-      <w:start w:val="1"/>
-      <w:numFmt w:val="lowerLetter"/>
-      <w:lvlText w:val="%8."/>
-      <w:lvlJc w:val="left"/>
-      <w:pPr>
-        <w:tabs>
-          <w:tab w:val="num" w:pos="2880"/>
-        </w:tabs>
-        <w:ind w:left="2880" w:hanging="360"/>
-      </w:pPr>
-    </w:lvl>
-    <w:lvl w:ilvl="8">
-      <w:start w:val="1"/>
-      <w:numFmt w:val="lowerRoman"/>
-      <w:lvlText w:val="%9."/>
-      <w:lvlJc w:val="left"/>
-      <w:pPr>
-        <w:tabs>
-          <w:tab w:val="num" w:pos="3240"/>
-        </w:tabs>
-        <w:ind w:left="3240" w:hanging="360"/>
-      </w:pPr>
-    </w:lvl>
-  </w:abstractNum>
-  <w:abstractNum w:abstractNumId="27" w15:restartNumberingAfterBreak="0">
-    <w:nsid w:val="496F6BD2"/>
-    <w:multiLevelType w:val="multilevel"/>
-    <w:tmpl w:val="FFE47BFC"/>
-    <w:lvl w:ilvl="0">
-      <w:start w:val="1"/>
-      <w:numFmt w:val="decimal"/>
-      <w:pStyle w:val="Outlinenumbering"/>
-      <w:lvlText w:val="%1)"/>
-      <w:lvlJc w:val="left"/>
-      <w:pPr>
-        <w:tabs>
-          <w:tab w:val="num" w:pos="360"/>
-        </w:tabs>
-        <w:ind w:left="360" w:hanging="360"/>
-      </w:pPr>
-    </w:lvl>
-    <w:lvl w:ilvl="1">
-      <w:start w:val="1"/>
-      <w:numFmt w:val="lowerLetter"/>
-      <w:lvlText w:val="%2)"/>
-      <w:lvlJc w:val="left"/>
-      <w:pPr>
-        <w:tabs>
-          <w:tab w:val="num" w:pos="720"/>
-        </w:tabs>
-        <w:ind w:left="720" w:hanging="360"/>
-      </w:pPr>
-    </w:lvl>
-    <w:lvl w:ilvl="2">
-      <w:start w:val="1"/>
-      <w:numFmt w:val="lowerRoman"/>
-      <w:lvlText w:val="%3)"/>
-      <w:lvlJc w:val="left"/>
-      <w:pPr>
-        <w:tabs>
-          <w:tab w:val="num" w:pos="1080"/>
-        </w:tabs>
-        <w:ind w:left="1080" w:hanging="360"/>
-      </w:pPr>
-    </w:lvl>
-    <w:lvl w:ilvl="3">
-      <w:start w:val="1"/>
-      <w:numFmt w:val="decimal"/>
-      <w:lvlText w:val="(%4)"/>
-      <w:lvlJc w:val="left"/>
-      <w:pPr>
-        <w:tabs>
-          <w:tab w:val="num" w:pos="1440"/>
-        </w:tabs>
-        <w:ind w:left="1440" w:hanging="360"/>
-      </w:pPr>
-    </w:lvl>
-    <w:lvl w:ilvl="4">
-      <w:start w:val="1"/>
-      <w:numFmt w:val="lowerLetter"/>
-      <w:lvlText w:val="(%5)"/>
-      <w:lvlJc w:val="left"/>
-      <w:pPr>
-        <w:tabs>
-          <w:tab w:val="num" w:pos="1800"/>
-        </w:tabs>
-        <w:ind w:left="1800" w:hanging="360"/>
-      </w:pPr>
-    </w:lvl>
-    <w:lvl w:ilvl="5">
-      <w:start w:val="1"/>
-      <w:numFmt w:val="lowerRoman"/>
-      <w:lvlText w:val="(%6)"/>
-      <w:lvlJc w:val="left"/>
-      <w:pPr>
-        <w:tabs>
-          <w:tab w:val="num" w:pos="2160"/>
-        </w:tabs>
-        <w:ind w:left="2160" w:hanging="360"/>
-      </w:pPr>
-    </w:lvl>
-    <w:lvl w:ilvl="6">
-      <w:start w:val="1"/>
-      <w:numFmt w:val="decimal"/>
-      <w:lvlText w:val="%7."/>
-      <w:lvlJc w:val="left"/>
-      <w:pPr>
-        <w:tabs>
-          <w:tab w:val="num" w:pos="2520"/>
-        </w:tabs>
-        <w:ind w:left="2520" w:hanging="360"/>
-      </w:pPr>
-    </w:lvl>
-    <w:lvl w:ilvl="7">
-      <w:start w:val="1"/>
-      <w:numFmt w:val="lowerLetter"/>
-      <w:lvlText w:val="%8."/>
-      <w:lvlJc w:val="left"/>
-      <w:pPr>
-        <w:tabs>
-          <w:tab w:val="num" w:pos="2880"/>
-        </w:tabs>
-        <w:ind w:left="2880" w:hanging="360"/>
-      </w:pPr>
-    </w:lvl>
-    <w:lvl w:ilvl="8">
-      <w:start w:val="1"/>
-      <w:numFmt w:val="lowerRoman"/>
-      <w:lvlText w:val="%9."/>
-      <w:lvlJc w:val="left"/>
-      <w:pPr>
-        <w:tabs>
-          <w:tab w:val="num" w:pos="3240"/>
-        </w:tabs>
-        <w:ind w:left="3240" w:hanging="360"/>
-      </w:pPr>
-    </w:lvl>
-  </w:abstractNum>
-  <w:abstractNum w:abstractNumId="28" w15:restartNumberingAfterBreak="0">
-    <w:nsid w:val="4A850BBB"/>
-    <w:multiLevelType w:val="multilevel"/>
-    <w:tmpl w:val="0409001D"/>
-    <w:lvl w:ilvl="0">
-      <w:start w:val="1"/>
-      <w:numFmt w:val="decimal"/>
-      <w:lvlText w:val="%1)"/>
-      <w:lvlJc w:val="left"/>
-      <w:pPr>
-        <w:tabs>
-          <w:tab w:val="num" w:pos="360"/>
-        </w:tabs>
-        <w:ind w:left="360" w:hanging="360"/>
-      </w:pPr>
-    </w:lvl>
-    <w:lvl w:ilvl="1">
-      <w:start w:val="1"/>
-      <w:numFmt w:val="lowerLetter"/>
-      <w:lvlText w:val="%2)"/>
-      <w:lvlJc w:val="left"/>
-      <w:pPr>
-        <w:tabs>
-          <w:tab w:val="num" w:pos="720"/>
-        </w:tabs>
-        <w:ind w:left="720" w:hanging="360"/>
-      </w:pPr>
-    </w:lvl>
-    <w:lvl w:ilvl="2">
-      <w:start w:val="1"/>
-      <w:numFmt w:val="lowerRoman"/>
-      <w:lvlText w:val="%3)"/>
-      <w:lvlJc w:val="left"/>
-      <w:pPr>
-        <w:tabs>
-          <w:tab w:val="num" w:pos="1080"/>
-        </w:tabs>
-        <w:ind w:left="1080" w:hanging="360"/>
-      </w:pPr>
-    </w:lvl>
-    <w:lvl w:ilvl="3">
-      <w:start w:val="1"/>
-      <w:numFmt w:val="decimal"/>
-      <w:lvlText w:val="(%4)"/>
-      <w:lvlJc w:val="left"/>
-      <w:pPr>
-        <w:tabs>
-          <w:tab w:val="num" w:pos="1440"/>
-        </w:tabs>
-        <w:ind w:left="1440" w:hanging="360"/>
-      </w:pPr>
-    </w:lvl>
-    <w:lvl w:ilvl="4">
-      <w:start w:val="1"/>
-      <w:numFmt w:val="lowerLetter"/>
-      <w:lvlText w:val="(%5)"/>
-      <w:lvlJc w:val="left"/>
-      <w:pPr>
-        <w:tabs>
-          <w:tab w:val="num" w:pos="1800"/>
-        </w:tabs>
-        <w:ind w:left="1800" w:hanging="360"/>
-      </w:pPr>
-    </w:lvl>
-    <w:lvl w:ilvl="5">
-      <w:start w:val="1"/>
-      <w:numFmt w:val="lowerRoman"/>
-      <w:lvlText w:val="(%6)"/>
-      <w:lvlJc w:val="left"/>
-      <w:pPr>
-        <w:tabs>
-          <w:tab w:val="num" w:pos="2160"/>
-        </w:tabs>
-        <w:ind w:left="2160" w:hanging="360"/>
-      </w:pPr>
-    </w:lvl>
-    <w:lvl w:ilvl="6">
-      <w:start w:val="1"/>
-      <w:numFmt w:val="decimal"/>
-      <w:lvlText w:val="%7."/>
-      <w:lvlJc w:val="left"/>
-      <w:pPr>
-        <w:tabs>
-          <w:tab w:val="num" w:pos="2520"/>
-        </w:tabs>
-        <w:ind w:left="2520" w:hanging="360"/>
-      </w:pPr>
-    </w:lvl>
-    <w:lvl w:ilvl="7">
-      <w:start w:val="1"/>
-      <w:numFmt w:val="lowerLetter"/>
-      <w:lvlText w:val="%8."/>
-      <w:lvlJc w:val="left"/>
-      <w:pPr>
-        <w:tabs>
-          <w:tab w:val="num" w:pos="2880"/>
-        </w:tabs>
-        <w:ind w:left="2880" w:hanging="360"/>
-      </w:pPr>
-    </w:lvl>
-    <w:lvl w:ilvl="8">
-      <w:start w:val="1"/>
-      <w:numFmt w:val="lowerRoman"/>
-      <w:lvlText w:val="%9."/>
-      <w:lvlJc w:val="left"/>
-      <w:pPr>
-        <w:tabs>
-          <w:tab w:val="num" w:pos="3240"/>
-        </w:tabs>
-        <w:ind w:left="3240" w:hanging="360"/>
-      </w:pPr>
-    </w:lvl>
-  </w:abstractNum>
-  <w:abstractNum w:abstractNumId="29" w15:restartNumberingAfterBreak="0">
-    <w:nsid w:val="4C371070"/>
-    <w:multiLevelType w:val="multilevel"/>
-    <w:tmpl w:val="E910B2A0"/>
-    <w:lvl w:ilvl="0">
-      <w:start w:val="1"/>
-      <w:numFmt w:val="decimal"/>
-      <w:pStyle w:val="NumberedHeading2"/>
-      <w:lvlText w:val="%1)"/>
-      <w:lvlJc w:val="left"/>
-      <w:pPr>
-        <w:tabs>
-          <w:tab w:val="num" w:pos="720"/>
-        </w:tabs>
-        <w:ind w:left="720" w:hanging="360"/>
-      </w:pPr>
-      <w:rPr>
-        <w:rFonts w:hint="default"/>
-      </w:rPr>
-    </w:lvl>
-    <w:lvl w:ilvl="1">
-      <w:start w:val="1"/>
-      <w:numFmt w:val="lowerLetter"/>
-      <w:lvlText w:val="%2)"/>
-      <w:lvlJc w:val="left"/>
-      <w:pPr>
-        <w:tabs>
-          <w:tab w:val="num" w:pos="1080"/>
-        </w:tabs>
-        <w:ind w:left="1080" w:hanging="360"/>
-      </w:pPr>
-      <w:rPr>
-        <w:rFonts w:hint="default"/>
-      </w:rPr>
-    </w:lvl>
-    <w:lvl w:ilvl="2">
-      <w:start w:val="1"/>
-      <w:numFmt w:val="lowerRoman"/>
-      <w:lvlText w:val="%3)"/>
-      <w:lvlJc w:val="left"/>
-      <w:pPr>
-        <w:tabs>
-          <w:tab w:val="num" w:pos="1440"/>
-        </w:tabs>
-        <w:ind w:left="1440" w:hanging="360"/>
-      </w:pPr>
-      <w:rPr>
-        <w:rFonts w:hint="default"/>
-      </w:rPr>
-    </w:lvl>
-    <w:lvl w:ilvl="3">
-      <w:start w:val="1"/>
-      <w:numFmt w:val="decimal"/>
-      <w:lvlText w:val="(%4)"/>
-      <w:lvlJc w:val="left"/>
-      <w:pPr>
-        <w:tabs>
-          <w:tab w:val="num" w:pos="1800"/>
-        </w:tabs>
-        <w:ind w:left="1800" w:hanging="360"/>
-      </w:pPr>
-      <w:rPr>
-        <w:rFonts w:hint="default"/>
-      </w:rPr>
-    </w:lvl>
-    <w:lvl w:ilvl="4">
-      <w:start w:val="1"/>
-      <w:numFmt w:val="lowerLetter"/>
-      <w:lvlText w:val="(%5)"/>
-      <w:lvlJc w:val="left"/>
-      <w:pPr>
-        <w:tabs>
-          <w:tab w:val="num" w:pos="2160"/>
-        </w:tabs>
-        <w:ind w:left="2160" w:hanging="360"/>
-      </w:pPr>
-      <w:rPr>
-        <w:rFonts w:hint="default"/>
-      </w:rPr>
-    </w:lvl>
-    <w:lvl w:ilvl="5">
-      <w:start w:val="1"/>
-      <w:numFmt w:val="lowerRoman"/>
-      <w:lvlText w:val="(%6)"/>
-      <w:lvlJc w:val="left"/>
-      <w:pPr>
-        <w:tabs>
-          <w:tab w:val="num" w:pos="2520"/>
-        </w:tabs>
-        <w:ind w:left="2520" w:hanging="360"/>
-      </w:pPr>
-      <w:rPr>
-        <w:rFonts w:hint="default"/>
-      </w:rPr>
-    </w:lvl>
-    <w:lvl w:ilvl="6">
-      <w:start w:val="1"/>
-      <w:numFmt w:val="decimal"/>
-      <w:lvlText w:val="%7."/>
-      <w:lvlJc w:val="left"/>
-      <w:pPr>
-        <w:tabs>
-          <w:tab w:val="num" w:pos="2880"/>
-        </w:tabs>
-        <w:ind w:left="2880" w:hanging="360"/>
-      </w:pPr>
-      <w:rPr>
-        <w:rFonts w:hint="default"/>
-      </w:rPr>
-    </w:lvl>
-    <w:lvl w:ilvl="7">
-      <w:start w:val="1"/>
-      <w:numFmt w:val="lowerLetter"/>
-      <w:lvlText w:val="%8."/>
-      <w:lvlJc w:val="left"/>
-      <w:pPr>
-        <w:tabs>
-          <w:tab w:val="num" w:pos="3240"/>
-        </w:tabs>
-        <w:ind w:left="3240" w:hanging="360"/>
-      </w:pPr>
-      <w:rPr>
-        <w:rFonts w:hint="default"/>
-      </w:rPr>
-    </w:lvl>
-    <w:lvl w:ilvl="8">
-      <w:start w:val="1"/>
-      <w:numFmt w:val="lowerRoman"/>
-      <w:lvlText w:val="%9."/>
-      <w:lvlJc w:val="left"/>
-      <w:pPr>
-        <w:tabs>
-          <w:tab w:val="num" w:pos="3600"/>
-        </w:tabs>
-        <w:ind w:left="3600" w:hanging="360"/>
-      </w:pPr>
-      <w:rPr>
-        <w:rFonts w:hint="default"/>
-      </w:rPr>
-    </w:lvl>
-  </w:abstractNum>
-  <w:abstractNum w:abstractNumId="30" w15:restartNumberingAfterBreak="0">
-    <w:nsid w:val="4C411C4A"/>
-    <w:multiLevelType w:val="multilevel"/>
-    <w:tmpl w:val="0409001D"/>
-    <w:lvl w:ilvl="0">
-      <w:start w:val="1"/>
-      <w:numFmt w:val="decimal"/>
-      <w:lvlText w:val="%1)"/>
-      <w:lvlJc w:val="left"/>
-      <w:pPr>
-        <w:tabs>
-          <w:tab w:val="num" w:pos="360"/>
-        </w:tabs>
-        <w:ind w:left="360" w:hanging="360"/>
-      </w:pPr>
-    </w:lvl>
-    <w:lvl w:ilvl="1">
-      <w:start w:val="1"/>
-      <w:numFmt w:val="lowerLetter"/>
-      <w:lvlText w:val="%2)"/>
-      <w:lvlJc w:val="left"/>
-      <w:pPr>
-        <w:tabs>
-          <w:tab w:val="num" w:pos="720"/>
-        </w:tabs>
-        <w:ind w:left="720" w:hanging="360"/>
-      </w:pPr>
-    </w:lvl>
-    <w:lvl w:ilvl="2">
-      <w:start w:val="1"/>
-      <w:numFmt w:val="lowerRoman"/>
-      <w:lvlText w:val="%3)"/>
-      <w:lvlJc w:val="left"/>
-      <w:pPr>
-        <w:tabs>
-          <w:tab w:val="num" w:pos="1080"/>
-        </w:tabs>
-        <w:ind w:left="1080" w:hanging="360"/>
-      </w:pPr>
-    </w:lvl>
-    <w:lvl w:ilvl="3">
-      <w:start w:val="1"/>
-      <w:numFmt w:val="decimal"/>
-      <w:lvlText w:val="(%4)"/>
-      <w:lvlJc w:val="left"/>
-      <w:pPr>
-        <w:tabs>
-          <w:tab w:val="num" w:pos="1440"/>
-        </w:tabs>
-        <w:ind w:left="1440" w:hanging="360"/>
-      </w:pPr>
-    </w:lvl>
-    <w:lvl w:ilvl="4">
-      <w:start w:val="1"/>
-      <w:numFmt w:val="lowerLetter"/>
-      <w:lvlText w:val="(%5)"/>
-      <w:lvlJc w:val="left"/>
-      <w:pPr>
-        <w:tabs>
-          <w:tab w:val="num" w:pos="1800"/>
-        </w:tabs>
-        <w:ind w:left="1800" w:hanging="360"/>
-      </w:pPr>
-    </w:lvl>
-    <w:lvl w:ilvl="5">
-      <w:start w:val="1"/>
-      <w:numFmt w:val="lowerRoman"/>
-      <w:lvlText w:val="(%6)"/>
-      <w:lvlJc w:val="left"/>
-      <w:pPr>
-        <w:tabs>
-          <w:tab w:val="num" w:pos="2160"/>
-        </w:tabs>
-        <w:ind w:left="2160" w:hanging="360"/>
-      </w:pPr>
-    </w:lvl>
-    <w:lvl w:ilvl="6">
-      <w:start w:val="1"/>
-      <w:numFmt w:val="decimal"/>
-      <w:lvlText w:val="%7."/>
-      <w:lvlJc w:val="left"/>
-      <w:pPr>
-        <w:tabs>
-          <w:tab w:val="num" w:pos="2520"/>
-        </w:tabs>
-        <w:ind w:left="2520" w:hanging="360"/>
-      </w:pPr>
-    </w:lvl>
-    <w:lvl w:ilvl="7">
-      <w:start w:val="1"/>
-      <w:numFmt w:val="lowerLetter"/>
-      <w:lvlText w:val="%8."/>
-      <w:lvlJc w:val="left"/>
-      <w:pPr>
-        <w:tabs>
-          <w:tab w:val="num" w:pos="2880"/>
-        </w:tabs>
-        <w:ind w:left="2880" w:hanging="360"/>
-      </w:pPr>
-    </w:lvl>
-    <w:lvl w:ilvl="8">
-      <w:start w:val="1"/>
-      <w:numFmt w:val="lowerRoman"/>
-      <w:lvlText w:val="%9."/>
-      <w:lvlJc w:val="left"/>
-      <w:pPr>
-        <w:tabs>
-          <w:tab w:val="num" w:pos="3240"/>
-        </w:tabs>
-        <w:ind w:left="3240" w:hanging="360"/>
-      </w:pPr>
-    </w:lvl>
-  </w:abstractNum>
-  <w:abstractNum w:abstractNumId="31" w15:restartNumberingAfterBreak="0">
+  <w:abstractNum w:abstractNumId="9" w15:restartNumberingAfterBreak="0">
     <w:nsid w:val="4C7B4634"/>
     <w:multiLevelType w:val="hybridMultilevel"/>
     <w:tmpl w:val="2A7C3CCE"/>
@@ -10226,572 +8195,7 @@
       </w:pPr>
     </w:lvl>
   </w:abstractNum>
-  <w:abstractNum w:abstractNumId="32" w15:restartNumberingAfterBreak="0">
-    <w:nsid w:val="50FE60A0"/>
-    <w:multiLevelType w:val="multilevel"/>
-    <w:tmpl w:val="0409001D"/>
-    <w:lvl w:ilvl="0">
-      <w:start w:val="1"/>
-      <w:numFmt w:val="decimal"/>
-      <w:lvlText w:val="%1)"/>
-      <w:lvlJc w:val="left"/>
-      <w:pPr>
-        <w:tabs>
-          <w:tab w:val="num" w:pos="360"/>
-        </w:tabs>
-        <w:ind w:left="360" w:hanging="360"/>
-      </w:pPr>
-    </w:lvl>
-    <w:lvl w:ilvl="1">
-      <w:start w:val="1"/>
-      <w:numFmt w:val="lowerLetter"/>
-      <w:lvlText w:val="%2)"/>
-      <w:lvlJc w:val="left"/>
-      <w:pPr>
-        <w:tabs>
-          <w:tab w:val="num" w:pos="720"/>
-        </w:tabs>
-        <w:ind w:left="720" w:hanging="360"/>
-      </w:pPr>
-    </w:lvl>
-    <w:lvl w:ilvl="2">
-      <w:start w:val="1"/>
-      <w:numFmt w:val="lowerRoman"/>
-      <w:lvlText w:val="%3)"/>
-      <w:lvlJc w:val="left"/>
-      <w:pPr>
-        <w:tabs>
-          <w:tab w:val="num" w:pos="1080"/>
-        </w:tabs>
-        <w:ind w:left="1080" w:hanging="360"/>
-      </w:pPr>
-    </w:lvl>
-    <w:lvl w:ilvl="3">
-      <w:start w:val="1"/>
-      <w:numFmt w:val="decimal"/>
-      <w:lvlText w:val="(%4)"/>
-      <w:lvlJc w:val="left"/>
-      <w:pPr>
-        <w:tabs>
-          <w:tab w:val="num" w:pos="1440"/>
-        </w:tabs>
-        <w:ind w:left="1440" w:hanging="360"/>
-      </w:pPr>
-    </w:lvl>
-    <w:lvl w:ilvl="4">
-      <w:start w:val="1"/>
-      <w:numFmt w:val="lowerLetter"/>
-      <w:lvlText w:val="(%5)"/>
-      <w:lvlJc w:val="left"/>
-      <w:pPr>
-        <w:tabs>
-          <w:tab w:val="num" w:pos="1800"/>
-        </w:tabs>
-        <w:ind w:left="1800" w:hanging="360"/>
-      </w:pPr>
-    </w:lvl>
-    <w:lvl w:ilvl="5">
-      <w:start w:val="1"/>
-      <w:numFmt w:val="lowerRoman"/>
-      <w:lvlText w:val="(%6)"/>
-      <w:lvlJc w:val="left"/>
-      <w:pPr>
-        <w:tabs>
-          <w:tab w:val="num" w:pos="2160"/>
-        </w:tabs>
-        <w:ind w:left="2160" w:hanging="360"/>
-      </w:pPr>
-    </w:lvl>
-    <w:lvl w:ilvl="6">
-      <w:start w:val="1"/>
-      <w:numFmt w:val="decimal"/>
-      <w:lvlText w:val="%7."/>
-      <w:lvlJc w:val="left"/>
-      <w:pPr>
-        <w:tabs>
-          <w:tab w:val="num" w:pos="2520"/>
-        </w:tabs>
-        <w:ind w:left="2520" w:hanging="360"/>
-      </w:pPr>
-    </w:lvl>
-    <w:lvl w:ilvl="7">
-      <w:start w:val="1"/>
-      <w:numFmt w:val="lowerLetter"/>
-      <w:lvlText w:val="%8."/>
-      <w:lvlJc w:val="left"/>
-      <w:pPr>
-        <w:tabs>
-          <w:tab w:val="num" w:pos="2880"/>
-        </w:tabs>
-        <w:ind w:left="2880" w:hanging="360"/>
-      </w:pPr>
-    </w:lvl>
-    <w:lvl w:ilvl="8">
-      <w:start w:val="1"/>
-      <w:numFmt w:val="lowerRoman"/>
-      <w:lvlText w:val="%9."/>
-      <w:lvlJc w:val="left"/>
-      <w:pPr>
-        <w:tabs>
-          <w:tab w:val="num" w:pos="3240"/>
-        </w:tabs>
-        <w:ind w:left="3240" w:hanging="360"/>
-      </w:pPr>
-    </w:lvl>
-  </w:abstractNum>
-  <w:abstractNum w:abstractNumId="33" w15:restartNumberingAfterBreak="0">
-    <w:nsid w:val="571D3BF5"/>
-    <w:multiLevelType w:val="multilevel"/>
-    <w:tmpl w:val="0409001D"/>
-    <w:lvl w:ilvl="0">
-      <w:start w:val="1"/>
-      <w:numFmt w:val="decimal"/>
-      <w:lvlText w:val="%1)"/>
-      <w:lvlJc w:val="left"/>
-      <w:pPr>
-        <w:tabs>
-          <w:tab w:val="num" w:pos="360"/>
-        </w:tabs>
-        <w:ind w:left="360" w:hanging="360"/>
-      </w:pPr>
-    </w:lvl>
-    <w:lvl w:ilvl="1">
-      <w:start w:val="1"/>
-      <w:numFmt w:val="lowerLetter"/>
-      <w:lvlText w:val="%2)"/>
-      <w:lvlJc w:val="left"/>
-      <w:pPr>
-        <w:tabs>
-          <w:tab w:val="num" w:pos="720"/>
-        </w:tabs>
-        <w:ind w:left="720" w:hanging="360"/>
-      </w:pPr>
-    </w:lvl>
-    <w:lvl w:ilvl="2">
-      <w:start w:val="1"/>
-      <w:numFmt w:val="lowerRoman"/>
-      <w:lvlText w:val="%3)"/>
-      <w:lvlJc w:val="left"/>
-      <w:pPr>
-        <w:tabs>
-          <w:tab w:val="num" w:pos="1080"/>
-        </w:tabs>
-        <w:ind w:left="1080" w:hanging="360"/>
-      </w:pPr>
-    </w:lvl>
-    <w:lvl w:ilvl="3">
-      <w:start w:val="1"/>
-      <w:numFmt w:val="decimal"/>
-      <w:lvlText w:val="(%4)"/>
-      <w:lvlJc w:val="left"/>
-      <w:pPr>
-        <w:tabs>
-          <w:tab w:val="num" w:pos="1440"/>
-        </w:tabs>
-        <w:ind w:left="1440" w:hanging="360"/>
-      </w:pPr>
-    </w:lvl>
-    <w:lvl w:ilvl="4">
-      <w:start w:val="1"/>
-      <w:numFmt w:val="lowerLetter"/>
-      <w:lvlText w:val="(%5)"/>
-      <w:lvlJc w:val="left"/>
-      <w:pPr>
-        <w:tabs>
-          <w:tab w:val="num" w:pos="1800"/>
-        </w:tabs>
-        <w:ind w:left="1800" w:hanging="360"/>
-      </w:pPr>
-    </w:lvl>
-    <w:lvl w:ilvl="5">
-      <w:start w:val="1"/>
-      <w:numFmt w:val="lowerRoman"/>
-      <w:lvlText w:val="(%6)"/>
-      <w:lvlJc w:val="left"/>
-      <w:pPr>
-        <w:tabs>
-          <w:tab w:val="num" w:pos="2160"/>
-        </w:tabs>
-        <w:ind w:left="2160" w:hanging="360"/>
-      </w:pPr>
-    </w:lvl>
-    <w:lvl w:ilvl="6">
-      <w:start w:val="1"/>
-      <w:numFmt w:val="decimal"/>
-      <w:lvlText w:val="%7."/>
-      <w:lvlJc w:val="left"/>
-      <w:pPr>
-        <w:tabs>
-          <w:tab w:val="num" w:pos="2520"/>
-        </w:tabs>
-        <w:ind w:left="2520" w:hanging="360"/>
-      </w:pPr>
-    </w:lvl>
-    <w:lvl w:ilvl="7">
-      <w:start w:val="1"/>
-      <w:numFmt w:val="lowerLetter"/>
-      <w:lvlText w:val="%8."/>
-      <w:lvlJc w:val="left"/>
-      <w:pPr>
-        <w:tabs>
-          <w:tab w:val="num" w:pos="2880"/>
-        </w:tabs>
-        <w:ind w:left="2880" w:hanging="360"/>
-      </w:pPr>
-    </w:lvl>
-    <w:lvl w:ilvl="8">
-      <w:start w:val="1"/>
-      <w:numFmt w:val="lowerRoman"/>
-      <w:lvlText w:val="%9."/>
-      <w:lvlJc w:val="left"/>
-      <w:pPr>
-        <w:tabs>
-          <w:tab w:val="num" w:pos="3240"/>
-        </w:tabs>
-        <w:ind w:left="3240" w:hanging="360"/>
-      </w:pPr>
-    </w:lvl>
-  </w:abstractNum>
-  <w:abstractNum w:abstractNumId="34" w15:restartNumberingAfterBreak="0">
-    <w:nsid w:val="584A4550"/>
-    <w:multiLevelType w:val="multilevel"/>
-    <w:tmpl w:val="0409001D"/>
-    <w:lvl w:ilvl="0">
-      <w:start w:val="1"/>
-      <w:numFmt w:val="decimal"/>
-      <w:lvlText w:val="%1)"/>
-      <w:lvlJc w:val="left"/>
-      <w:pPr>
-        <w:tabs>
-          <w:tab w:val="num" w:pos="360"/>
-        </w:tabs>
-        <w:ind w:left="360" w:hanging="360"/>
-      </w:pPr>
-    </w:lvl>
-    <w:lvl w:ilvl="1">
-      <w:start w:val="1"/>
-      <w:numFmt w:val="lowerLetter"/>
-      <w:lvlText w:val="%2)"/>
-      <w:lvlJc w:val="left"/>
-      <w:pPr>
-        <w:tabs>
-          <w:tab w:val="num" w:pos="720"/>
-        </w:tabs>
-        <w:ind w:left="720" w:hanging="360"/>
-      </w:pPr>
-    </w:lvl>
-    <w:lvl w:ilvl="2">
-      <w:start w:val="1"/>
-      <w:numFmt w:val="lowerRoman"/>
-      <w:lvlText w:val="%3)"/>
-      <w:lvlJc w:val="left"/>
-      <w:pPr>
-        <w:tabs>
-          <w:tab w:val="num" w:pos="1080"/>
-        </w:tabs>
-        <w:ind w:left="1080" w:hanging="360"/>
-      </w:pPr>
-    </w:lvl>
-    <w:lvl w:ilvl="3">
-      <w:start w:val="1"/>
-      <w:numFmt w:val="decimal"/>
-      <w:lvlText w:val="(%4)"/>
-      <w:lvlJc w:val="left"/>
-      <w:pPr>
-        <w:tabs>
-          <w:tab w:val="num" w:pos="1440"/>
-        </w:tabs>
-        <w:ind w:left="1440" w:hanging="360"/>
-      </w:pPr>
-    </w:lvl>
-    <w:lvl w:ilvl="4">
-      <w:start w:val="1"/>
-      <w:numFmt w:val="lowerLetter"/>
-      <w:lvlText w:val="(%5)"/>
-      <w:lvlJc w:val="left"/>
-      <w:pPr>
-        <w:tabs>
-          <w:tab w:val="num" w:pos="1800"/>
-        </w:tabs>
-        <w:ind w:left="1800" w:hanging="360"/>
-      </w:pPr>
-    </w:lvl>
-    <w:lvl w:ilvl="5">
-      <w:start w:val="1"/>
-      <w:numFmt w:val="lowerRoman"/>
-      <w:lvlText w:val="(%6)"/>
-      <w:lvlJc w:val="left"/>
-      <w:pPr>
-        <w:tabs>
-          <w:tab w:val="num" w:pos="2160"/>
-        </w:tabs>
-        <w:ind w:left="2160" w:hanging="360"/>
-      </w:pPr>
-    </w:lvl>
-    <w:lvl w:ilvl="6">
-      <w:start w:val="1"/>
-      <w:numFmt w:val="decimal"/>
-      <w:lvlText w:val="%7."/>
-      <w:lvlJc w:val="left"/>
-      <w:pPr>
-        <w:tabs>
-          <w:tab w:val="num" w:pos="2520"/>
-        </w:tabs>
-        <w:ind w:left="2520" w:hanging="360"/>
-      </w:pPr>
-    </w:lvl>
-    <w:lvl w:ilvl="7">
-      <w:start w:val="1"/>
-      <w:numFmt w:val="lowerLetter"/>
-      <w:lvlText w:val="%8."/>
-      <w:lvlJc w:val="left"/>
-      <w:pPr>
-        <w:tabs>
-          <w:tab w:val="num" w:pos="2880"/>
-        </w:tabs>
-        <w:ind w:left="2880" w:hanging="360"/>
-      </w:pPr>
-    </w:lvl>
-    <w:lvl w:ilvl="8">
-      <w:start w:val="1"/>
-      <w:numFmt w:val="lowerRoman"/>
-      <w:lvlText w:val="%9."/>
-      <w:lvlJc w:val="left"/>
-      <w:pPr>
-        <w:tabs>
-          <w:tab w:val="num" w:pos="3240"/>
-        </w:tabs>
-        <w:ind w:left="3240" w:hanging="360"/>
-      </w:pPr>
-    </w:lvl>
-  </w:abstractNum>
-  <w:abstractNum w:abstractNumId="35" w15:restartNumberingAfterBreak="0">
-    <w:nsid w:val="5CE16E34"/>
-    <w:multiLevelType w:val="hybridMultilevel"/>
-    <w:tmpl w:val="0B12333A"/>
-    <w:lvl w:ilvl="0" w:tplc="0409000F">
-      <w:start w:val="1"/>
-      <w:numFmt w:val="decimal"/>
-      <w:lvlText w:val="%1."/>
-      <w:lvlJc w:val="left"/>
-      <w:pPr>
-        <w:tabs>
-          <w:tab w:val="num" w:pos="360"/>
-        </w:tabs>
-        <w:ind w:left="360" w:hanging="360"/>
-      </w:pPr>
-    </w:lvl>
-    <w:lvl w:ilvl="1" w:tplc="04090019" w:tentative="1">
-      <w:start w:val="1"/>
-      <w:numFmt w:val="lowerLetter"/>
-      <w:lvlText w:val="%2."/>
-      <w:lvlJc w:val="left"/>
-      <w:pPr>
-        <w:tabs>
-          <w:tab w:val="num" w:pos="1080"/>
-        </w:tabs>
-        <w:ind w:left="1080" w:hanging="360"/>
-      </w:pPr>
-    </w:lvl>
-    <w:lvl w:ilvl="2" w:tplc="0409001B" w:tentative="1">
-      <w:start w:val="1"/>
-      <w:numFmt w:val="lowerRoman"/>
-      <w:lvlText w:val="%3."/>
-      <w:lvlJc w:val="right"/>
-      <w:pPr>
-        <w:tabs>
-          <w:tab w:val="num" w:pos="1800"/>
-        </w:tabs>
-        <w:ind w:left="1800" w:hanging="180"/>
-      </w:pPr>
-    </w:lvl>
-    <w:lvl w:ilvl="3" w:tplc="0409000F" w:tentative="1">
-      <w:start w:val="1"/>
-      <w:numFmt w:val="decimal"/>
-      <w:lvlText w:val="%4."/>
-      <w:lvlJc w:val="left"/>
-      <w:pPr>
-        <w:tabs>
-          <w:tab w:val="num" w:pos="2520"/>
-        </w:tabs>
-        <w:ind w:left="2520" w:hanging="360"/>
-      </w:pPr>
-    </w:lvl>
-    <w:lvl w:ilvl="4" w:tplc="04090019" w:tentative="1">
-      <w:start w:val="1"/>
-      <w:numFmt w:val="lowerLetter"/>
-      <w:lvlText w:val="%5."/>
-      <w:lvlJc w:val="left"/>
-      <w:pPr>
-        <w:tabs>
-          <w:tab w:val="num" w:pos="3240"/>
-        </w:tabs>
-        <w:ind w:left="3240" w:hanging="360"/>
-      </w:pPr>
-    </w:lvl>
-    <w:lvl w:ilvl="5" w:tplc="0409001B" w:tentative="1">
-      <w:start w:val="1"/>
-      <w:numFmt w:val="lowerRoman"/>
-      <w:lvlText w:val="%6."/>
-      <w:lvlJc w:val="right"/>
-      <w:pPr>
-        <w:tabs>
-          <w:tab w:val="num" w:pos="3960"/>
-        </w:tabs>
-        <w:ind w:left="3960" w:hanging="180"/>
-      </w:pPr>
-    </w:lvl>
-    <w:lvl w:ilvl="6" w:tplc="0409000F" w:tentative="1">
-      <w:start w:val="1"/>
-      <w:numFmt w:val="decimal"/>
-      <w:lvlText w:val="%7."/>
-      <w:lvlJc w:val="left"/>
-      <w:pPr>
-        <w:tabs>
-          <w:tab w:val="num" w:pos="4680"/>
-        </w:tabs>
-        <w:ind w:left="4680" w:hanging="360"/>
-      </w:pPr>
-    </w:lvl>
-    <w:lvl w:ilvl="7" w:tplc="04090019" w:tentative="1">
-      <w:start w:val="1"/>
-      <w:numFmt w:val="lowerLetter"/>
-      <w:lvlText w:val="%8."/>
-      <w:lvlJc w:val="left"/>
-      <w:pPr>
-        <w:tabs>
-          <w:tab w:val="num" w:pos="5400"/>
-        </w:tabs>
-        <w:ind w:left="5400" w:hanging="360"/>
-      </w:pPr>
-    </w:lvl>
-    <w:lvl w:ilvl="8" w:tplc="0409001B" w:tentative="1">
-      <w:start w:val="1"/>
-      <w:numFmt w:val="lowerRoman"/>
-      <w:lvlText w:val="%9."/>
-      <w:lvlJc w:val="right"/>
-      <w:pPr>
-        <w:tabs>
-          <w:tab w:val="num" w:pos="6120"/>
-        </w:tabs>
-        <w:ind w:left="6120" w:hanging="180"/>
-      </w:pPr>
-    </w:lvl>
-  </w:abstractNum>
-  <w:abstractNum w:abstractNumId="36" w15:restartNumberingAfterBreak="0">
-    <w:nsid w:val="62080D0F"/>
-    <w:multiLevelType w:val="multilevel"/>
-    <w:tmpl w:val="0409001D"/>
-    <w:lvl w:ilvl="0">
-      <w:start w:val="1"/>
-      <w:numFmt w:val="decimal"/>
-      <w:lvlText w:val="%1)"/>
-      <w:lvlJc w:val="left"/>
-      <w:pPr>
-        <w:tabs>
-          <w:tab w:val="num" w:pos="360"/>
-        </w:tabs>
-        <w:ind w:left="360" w:hanging="360"/>
-      </w:pPr>
-    </w:lvl>
-    <w:lvl w:ilvl="1">
-      <w:start w:val="1"/>
-      <w:numFmt w:val="lowerLetter"/>
-      <w:lvlText w:val="%2)"/>
-      <w:lvlJc w:val="left"/>
-      <w:pPr>
-        <w:tabs>
-          <w:tab w:val="num" w:pos="720"/>
-        </w:tabs>
-        <w:ind w:left="720" w:hanging="360"/>
-      </w:pPr>
-    </w:lvl>
-    <w:lvl w:ilvl="2">
-      <w:start w:val="1"/>
-      <w:numFmt w:val="lowerRoman"/>
-      <w:lvlText w:val="%3)"/>
-      <w:lvlJc w:val="left"/>
-      <w:pPr>
-        <w:tabs>
-          <w:tab w:val="num" w:pos="1080"/>
-        </w:tabs>
-        <w:ind w:left="1080" w:hanging="360"/>
-      </w:pPr>
-    </w:lvl>
-    <w:lvl w:ilvl="3">
-      <w:start w:val="1"/>
-      <w:numFmt w:val="decimal"/>
-      <w:lvlText w:val="(%4)"/>
-      <w:lvlJc w:val="left"/>
-      <w:pPr>
-        <w:tabs>
-          <w:tab w:val="num" w:pos="1440"/>
-        </w:tabs>
-        <w:ind w:left="1440" w:hanging="360"/>
-      </w:pPr>
-    </w:lvl>
-    <w:lvl w:ilvl="4">
-      <w:start w:val="1"/>
-      <w:numFmt w:val="lowerLetter"/>
-      <w:lvlText w:val="(%5)"/>
-      <w:lvlJc w:val="left"/>
-      <w:pPr>
-        <w:tabs>
-          <w:tab w:val="num" w:pos="1800"/>
-        </w:tabs>
-        <w:ind w:left="1800" w:hanging="360"/>
-      </w:pPr>
-    </w:lvl>
-    <w:lvl w:ilvl="5">
-      <w:start w:val="1"/>
-      <w:numFmt w:val="lowerRoman"/>
-      <w:lvlText w:val="(%6)"/>
-      <w:lvlJc w:val="left"/>
-      <w:pPr>
-        <w:tabs>
-          <w:tab w:val="num" w:pos="2160"/>
-        </w:tabs>
-        <w:ind w:left="2160" w:hanging="360"/>
-      </w:pPr>
-    </w:lvl>
-    <w:lvl w:ilvl="6">
-      <w:start w:val="1"/>
-      <w:numFmt w:val="decimal"/>
-      <w:lvlText w:val="%7."/>
-      <w:lvlJc w:val="left"/>
-      <w:pPr>
-        <w:tabs>
-          <w:tab w:val="num" w:pos="2520"/>
-        </w:tabs>
-        <w:ind w:left="2520" w:hanging="360"/>
-      </w:pPr>
-    </w:lvl>
-    <w:lvl w:ilvl="7">
-      <w:start w:val="1"/>
-      <w:numFmt w:val="lowerLetter"/>
-      <w:lvlText w:val="%8."/>
-      <w:lvlJc w:val="left"/>
-      <w:pPr>
-        <w:tabs>
-          <w:tab w:val="num" w:pos="2880"/>
-        </w:tabs>
-        <w:ind w:left="2880" w:hanging="360"/>
-      </w:pPr>
-    </w:lvl>
-    <w:lvl w:ilvl="8">
-      <w:start w:val="1"/>
-      <w:numFmt w:val="lowerRoman"/>
-      <w:lvlText w:val="%9."/>
-      <w:lvlJc w:val="left"/>
-      <w:pPr>
-        <w:tabs>
-          <w:tab w:val="num" w:pos="3240"/>
-        </w:tabs>
-        <w:ind w:left="3240" w:hanging="360"/>
-      </w:pPr>
-    </w:lvl>
-  </w:abstractNum>
-  <w:abstractNum w:abstractNumId="37" w15:restartNumberingAfterBreak="0">
+  <w:abstractNum w:abstractNumId="10" w15:restartNumberingAfterBreak="0">
     <w:nsid w:val="65DC746C"/>
     <w:multiLevelType w:val="hybridMultilevel"/>
     <w:tmpl w:val="57FA902C"/>
@@ -10877,7 +8281,7 @@
       </w:pPr>
     </w:lvl>
   </w:abstractNum>
-  <w:abstractNum w:abstractNumId="38" w15:restartNumberingAfterBreak="0">
+  <w:abstractNum w:abstractNumId="11" w15:restartNumberingAfterBreak="0">
     <w:nsid w:val="6B1D78B9"/>
     <w:multiLevelType w:val="hybridMultilevel"/>
     <w:tmpl w:val="6B8E8740"/>
@@ -10963,1517 +8367,41 @@
       </w:pPr>
     </w:lvl>
   </w:abstractNum>
-  <w:abstractNum w:abstractNumId="39" w15:restartNumberingAfterBreak="0">
-    <w:nsid w:val="6CB47B90"/>
-    <w:multiLevelType w:val="multilevel"/>
-    <w:tmpl w:val="0409001D"/>
-    <w:lvl w:ilvl="0">
-      <w:start w:val="1"/>
-      <w:numFmt w:val="decimal"/>
-      <w:lvlText w:val="%1)"/>
-      <w:lvlJc w:val="left"/>
-      <w:pPr>
-        <w:tabs>
-          <w:tab w:val="num" w:pos="360"/>
-        </w:tabs>
-        <w:ind w:left="360" w:hanging="360"/>
-      </w:pPr>
-    </w:lvl>
-    <w:lvl w:ilvl="1">
-      <w:start w:val="1"/>
-      <w:numFmt w:val="lowerLetter"/>
-      <w:lvlText w:val="%2)"/>
-      <w:lvlJc w:val="left"/>
-      <w:pPr>
-        <w:tabs>
-          <w:tab w:val="num" w:pos="720"/>
-        </w:tabs>
-        <w:ind w:left="720" w:hanging="360"/>
-      </w:pPr>
-    </w:lvl>
-    <w:lvl w:ilvl="2">
-      <w:start w:val="1"/>
-      <w:numFmt w:val="lowerRoman"/>
-      <w:lvlText w:val="%3)"/>
-      <w:lvlJc w:val="left"/>
-      <w:pPr>
-        <w:tabs>
-          <w:tab w:val="num" w:pos="1080"/>
-        </w:tabs>
-        <w:ind w:left="1080" w:hanging="360"/>
-      </w:pPr>
-    </w:lvl>
-    <w:lvl w:ilvl="3">
-      <w:start w:val="1"/>
-      <w:numFmt w:val="decimal"/>
-      <w:lvlText w:val="(%4)"/>
-      <w:lvlJc w:val="left"/>
-      <w:pPr>
-        <w:tabs>
-          <w:tab w:val="num" w:pos="1440"/>
-        </w:tabs>
-        <w:ind w:left="1440" w:hanging="360"/>
-      </w:pPr>
-    </w:lvl>
-    <w:lvl w:ilvl="4">
-      <w:start w:val="1"/>
-      <w:numFmt w:val="lowerLetter"/>
-      <w:lvlText w:val="(%5)"/>
-      <w:lvlJc w:val="left"/>
-      <w:pPr>
-        <w:tabs>
-          <w:tab w:val="num" w:pos="1800"/>
-        </w:tabs>
-        <w:ind w:left="1800" w:hanging="360"/>
-      </w:pPr>
-    </w:lvl>
-    <w:lvl w:ilvl="5">
-      <w:start w:val="1"/>
-      <w:numFmt w:val="lowerRoman"/>
-      <w:lvlText w:val="(%6)"/>
-      <w:lvlJc w:val="left"/>
-      <w:pPr>
-        <w:tabs>
-          <w:tab w:val="num" w:pos="2160"/>
-        </w:tabs>
-        <w:ind w:left="2160" w:hanging="360"/>
-      </w:pPr>
-    </w:lvl>
-    <w:lvl w:ilvl="6">
-      <w:start w:val="1"/>
-      <w:numFmt w:val="decimal"/>
-      <w:lvlText w:val="%7."/>
-      <w:lvlJc w:val="left"/>
-      <w:pPr>
-        <w:tabs>
-          <w:tab w:val="num" w:pos="2520"/>
-        </w:tabs>
-        <w:ind w:left="2520" w:hanging="360"/>
-      </w:pPr>
-    </w:lvl>
-    <w:lvl w:ilvl="7">
-      <w:start w:val="1"/>
-      <w:numFmt w:val="lowerLetter"/>
-      <w:lvlText w:val="%8."/>
-      <w:lvlJc w:val="left"/>
-      <w:pPr>
-        <w:tabs>
-          <w:tab w:val="num" w:pos="2880"/>
-        </w:tabs>
-        <w:ind w:left="2880" w:hanging="360"/>
-      </w:pPr>
-    </w:lvl>
-    <w:lvl w:ilvl="8">
-      <w:start w:val="1"/>
-      <w:numFmt w:val="lowerRoman"/>
-      <w:lvlText w:val="%9."/>
-      <w:lvlJc w:val="left"/>
-      <w:pPr>
-        <w:tabs>
-          <w:tab w:val="num" w:pos="3240"/>
-        </w:tabs>
-        <w:ind w:left="3240" w:hanging="360"/>
-      </w:pPr>
-    </w:lvl>
-  </w:abstractNum>
-  <w:abstractNum w:abstractNumId="40" w15:restartNumberingAfterBreak="0">
-    <w:nsid w:val="7134223A"/>
-    <w:multiLevelType w:val="multilevel"/>
-    <w:tmpl w:val="0409001D"/>
-    <w:lvl w:ilvl="0">
-      <w:start w:val="1"/>
-      <w:numFmt w:val="decimal"/>
-      <w:lvlText w:val="%1)"/>
-      <w:lvlJc w:val="left"/>
-      <w:pPr>
-        <w:tabs>
-          <w:tab w:val="num" w:pos="360"/>
-        </w:tabs>
-        <w:ind w:left="360" w:hanging="360"/>
-      </w:pPr>
-    </w:lvl>
-    <w:lvl w:ilvl="1">
-      <w:start w:val="1"/>
-      <w:numFmt w:val="lowerLetter"/>
-      <w:lvlText w:val="%2)"/>
-      <w:lvlJc w:val="left"/>
-      <w:pPr>
-        <w:tabs>
-          <w:tab w:val="num" w:pos="720"/>
-        </w:tabs>
-        <w:ind w:left="720" w:hanging="360"/>
-      </w:pPr>
-    </w:lvl>
-    <w:lvl w:ilvl="2">
-      <w:start w:val="1"/>
-      <w:numFmt w:val="lowerRoman"/>
-      <w:lvlText w:val="%3)"/>
-      <w:lvlJc w:val="left"/>
-      <w:pPr>
-        <w:tabs>
-          <w:tab w:val="num" w:pos="1080"/>
-        </w:tabs>
-        <w:ind w:left="1080" w:hanging="360"/>
-      </w:pPr>
-    </w:lvl>
-    <w:lvl w:ilvl="3">
-      <w:start w:val="1"/>
-      <w:numFmt w:val="decimal"/>
-      <w:lvlText w:val="(%4)"/>
-      <w:lvlJc w:val="left"/>
-      <w:pPr>
-        <w:tabs>
-          <w:tab w:val="num" w:pos="1440"/>
-        </w:tabs>
-        <w:ind w:left="1440" w:hanging="360"/>
-      </w:pPr>
-    </w:lvl>
-    <w:lvl w:ilvl="4">
-      <w:start w:val="1"/>
-      <w:numFmt w:val="lowerLetter"/>
-      <w:lvlText w:val="(%5)"/>
-      <w:lvlJc w:val="left"/>
-      <w:pPr>
-        <w:tabs>
-          <w:tab w:val="num" w:pos="1800"/>
-        </w:tabs>
-        <w:ind w:left="1800" w:hanging="360"/>
-      </w:pPr>
-    </w:lvl>
-    <w:lvl w:ilvl="5">
-      <w:start w:val="1"/>
-      <w:numFmt w:val="lowerRoman"/>
-      <w:lvlText w:val="(%6)"/>
-      <w:lvlJc w:val="left"/>
-      <w:pPr>
-        <w:tabs>
-          <w:tab w:val="num" w:pos="2160"/>
-        </w:tabs>
-        <w:ind w:left="2160" w:hanging="360"/>
-      </w:pPr>
-    </w:lvl>
-    <w:lvl w:ilvl="6">
-      <w:start w:val="1"/>
-      <w:numFmt w:val="decimal"/>
-      <w:lvlText w:val="%7."/>
-      <w:lvlJc w:val="left"/>
-      <w:pPr>
-        <w:tabs>
-          <w:tab w:val="num" w:pos="2520"/>
-        </w:tabs>
-        <w:ind w:left="2520" w:hanging="360"/>
-      </w:pPr>
-    </w:lvl>
-    <w:lvl w:ilvl="7">
-      <w:start w:val="1"/>
-      <w:numFmt w:val="lowerLetter"/>
-      <w:lvlText w:val="%8."/>
-      <w:lvlJc w:val="left"/>
-      <w:pPr>
-        <w:tabs>
-          <w:tab w:val="num" w:pos="2880"/>
-        </w:tabs>
-        <w:ind w:left="2880" w:hanging="360"/>
-      </w:pPr>
-    </w:lvl>
-    <w:lvl w:ilvl="8">
-      <w:start w:val="1"/>
-      <w:numFmt w:val="lowerRoman"/>
-      <w:lvlText w:val="%9."/>
-      <w:lvlJc w:val="left"/>
-      <w:pPr>
-        <w:tabs>
-          <w:tab w:val="num" w:pos="3240"/>
-        </w:tabs>
-        <w:ind w:left="3240" w:hanging="360"/>
-      </w:pPr>
-    </w:lvl>
-  </w:abstractNum>
-  <w:abstractNum w:abstractNumId="41" w15:restartNumberingAfterBreak="0">
-    <w:nsid w:val="73B40823"/>
-    <w:multiLevelType w:val="multilevel"/>
-    <w:tmpl w:val="0409001D"/>
-    <w:lvl w:ilvl="0">
-      <w:start w:val="1"/>
-      <w:numFmt w:val="decimal"/>
-      <w:lvlText w:val="%1)"/>
-      <w:lvlJc w:val="left"/>
-      <w:pPr>
-        <w:tabs>
-          <w:tab w:val="num" w:pos="360"/>
-        </w:tabs>
-        <w:ind w:left="360" w:hanging="360"/>
-      </w:pPr>
-    </w:lvl>
-    <w:lvl w:ilvl="1">
-      <w:start w:val="1"/>
-      <w:numFmt w:val="lowerLetter"/>
-      <w:lvlText w:val="%2)"/>
-      <w:lvlJc w:val="left"/>
-      <w:pPr>
-        <w:tabs>
-          <w:tab w:val="num" w:pos="720"/>
-        </w:tabs>
-        <w:ind w:left="720" w:hanging="360"/>
-      </w:pPr>
-    </w:lvl>
-    <w:lvl w:ilvl="2">
-      <w:start w:val="1"/>
-      <w:numFmt w:val="lowerRoman"/>
-      <w:lvlText w:val="%3)"/>
-      <w:lvlJc w:val="left"/>
-      <w:pPr>
-        <w:tabs>
-          <w:tab w:val="num" w:pos="1080"/>
-        </w:tabs>
-        <w:ind w:left="1080" w:hanging="360"/>
-      </w:pPr>
-    </w:lvl>
-    <w:lvl w:ilvl="3">
-      <w:start w:val="1"/>
-      <w:numFmt w:val="decimal"/>
-      <w:lvlText w:val="(%4)"/>
-      <w:lvlJc w:val="left"/>
-      <w:pPr>
-        <w:tabs>
-          <w:tab w:val="num" w:pos="1440"/>
-        </w:tabs>
-        <w:ind w:left="1440" w:hanging="360"/>
-      </w:pPr>
-    </w:lvl>
-    <w:lvl w:ilvl="4">
-      <w:start w:val="1"/>
-      <w:numFmt w:val="lowerLetter"/>
-      <w:lvlText w:val="(%5)"/>
-      <w:lvlJc w:val="left"/>
-      <w:pPr>
-        <w:tabs>
-          <w:tab w:val="num" w:pos="1800"/>
-        </w:tabs>
-        <w:ind w:left="1800" w:hanging="360"/>
-      </w:pPr>
-    </w:lvl>
-    <w:lvl w:ilvl="5">
-      <w:start w:val="1"/>
-      <w:numFmt w:val="lowerRoman"/>
-      <w:lvlText w:val="(%6)"/>
-      <w:lvlJc w:val="left"/>
-      <w:pPr>
-        <w:tabs>
-          <w:tab w:val="num" w:pos="2160"/>
-        </w:tabs>
-        <w:ind w:left="2160" w:hanging="360"/>
-      </w:pPr>
-    </w:lvl>
-    <w:lvl w:ilvl="6">
-      <w:start w:val="1"/>
-      <w:numFmt w:val="decimal"/>
-      <w:lvlText w:val="%7."/>
-      <w:lvlJc w:val="left"/>
-      <w:pPr>
-        <w:tabs>
-          <w:tab w:val="num" w:pos="2520"/>
-        </w:tabs>
-        <w:ind w:left="2520" w:hanging="360"/>
-      </w:pPr>
-    </w:lvl>
-    <w:lvl w:ilvl="7">
-      <w:start w:val="1"/>
-      <w:numFmt w:val="lowerLetter"/>
-      <w:lvlText w:val="%8."/>
-      <w:lvlJc w:val="left"/>
-      <w:pPr>
-        <w:tabs>
-          <w:tab w:val="num" w:pos="2880"/>
-        </w:tabs>
-        <w:ind w:left="2880" w:hanging="360"/>
-      </w:pPr>
-    </w:lvl>
-    <w:lvl w:ilvl="8">
-      <w:start w:val="1"/>
-      <w:numFmt w:val="lowerRoman"/>
-      <w:lvlText w:val="%9."/>
-      <w:lvlJc w:val="left"/>
-      <w:pPr>
-        <w:tabs>
-          <w:tab w:val="num" w:pos="3240"/>
-        </w:tabs>
-        <w:ind w:left="3240" w:hanging="360"/>
-      </w:pPr>
-    </w:lvl>
-  </w:abstractNum>
-  <w:abstractNum w:abstractNumId="42" w15:restartNumberingAfterBreak="0">
-    <w:nsid w:val="73C176BD"/>
-    <w:multiLevelType w:val="multilevel"/>
-    <w:tmpl w:val="0409001D"/>
-    <w:lvl w:ilvl="0">
-      <w:start w:val="1"/>
-      <w:numFmt w:val="decimal"/>
-      <w:lvlText w:val="%1)"/>
-      <w:lvlJc w:val="left"/>
-      <w:pPr>
-        <w:tabs>
-          <w:tab w:val="num" w:pos="360"/>
-        </w:tabs>
-        <w:ind w:left="360" w:hanging="360"/>
-      </w:pPr>
-    </w:lvl>
-    <w:lvl w:ilvl="1">
-      <w:start w:val="1"/>
-      <w:numFmt w:val="lowerLetter"/>
-      <w:lvlText w:val="%2)"/>
-      <w:lvlJc w:val="left"/>
-      <w:pPr>
-        <w:tabs>
-          <w:tab w:val="num" w:pos="720"/>
-        </w:tabs>
-        <w:ind w:left="720" w:hanging="360"/>
-      </w:pPr>
-    </w:lvl>
-    <w:lvl w:ilvl="2">
-      <w:start w:val="1"/>
-      <w:numFmt w:val="lowerRoman"/>
-      <w:lvlText w:val="%3)"/>
-      <w:lvlJc w:val="left"/>
-      <w:pPr>
-        <w:tabs>
-          <w:tab w:val="num" w:pos="1080"/>
-        </w:tabs>
-        <w:ind w:left="1080" w:hanging="360"/>
-      </w:pPr>
-    </w:lvl>
-    <w:lvl w:ilvl="3">
-      <w:start w:val="1"/>
-      <w:numFmt w:val="decimal"/>
-      <w:lvlText w:val="(%4)"/>
-      <w:lvlJc w:val="left"/>
-      <w:pPr>
-        <w:tabs>
-          <w:tab w:val="num" w:pos="1440"/>
-        </w:tabs>
-        <w:ind w:left="1440" w:hanging="360"/>
-      </w:pPr>
-    </w:lvl>
-    <w:lvl w:ilvl="4">
-      <w:start w:val="1"/>
-      <w:numFmt w:val="lowerLetter"/>
-      <w:lvlText w:val="(%5)"/>
-      <w:lvlJc w:val="left"/>
-      <w:pPr>
-        <w:tabs>
-          <w:tab w:val="num" w:pos="1800"/>
-        </w:tabs>
-        <w:ind w:left="1800" w:hanging="360"/>
-      </w:pPr>
-    </w:lvl>
-    <w:lvl w:ilvl="5">
-      <w:start w:val="1"/>
-      <w:numFmt w:val="lowerRoman"/>
-      <w:lvlText w:val="(%6)"/>
-      <w:lvlJc w:val="left"/>
-      <w:pPr>
-        <w:tabs>
-          <w:tab w:val="num" w:pos="2160"/>
-        </w:tabs>
-        <w:ind w:left="2160" w:hanging="360"/>
-      </w:pPr>
-    </w:lvl>
-    <w:lvl w:ilvl="6">
-      <w:start w:val="1"/>
-      <w:numFmt w:val="decimal"/>
-      <w:lvlText w:val="%7."/>
-      <w:lvlJc w:val="left"/>
-      <w:pPr>
-        <w:tabs>
-          <w:tab w:val="num" w:pos="2520"/>
-        </w:tabs>
-        <w:ind w:left="2520" w:hanging="360"/>
-      </w:pPr>
-    </w:lvl>
-    <w:lvl w:ilvl="7">
-      <w:start w:val="1"/>
-      <w:numFmt w:val="lowerLetter"/>
-      <w:lvlText w:val="%8."/>
-      <w:lvlJc w:val="left"/>
-      <w:pPr>
-        <w:tabs>
-          <w:tab w:val="num" w:pos="2880"/>
-        </w:tabs>
-        <w:ind w:left="2880" w:hanging="360"/>
-      </w:pPr>
-    </w:lvl>
-    <w:lvl w:ilvl="8">
-      <w:start w:val="1"/>
-      <w:numFmt w:val="lowerRoman"/>
-      <w:lvlText w:val="%9."/>
-      <w:lvlJc w:val="left"/>
-      <w:pPr>
-        <w:tabs>
-          <w:tab w:val="num" w:pos="3240"/>
-        </w:tabs>
-        <w:ind w:left="3240" w:hanging="360"/>
-      </w:pPr>
-    </w:lvl>
-  </w:abstractNum>
-  <w:abstractNum w:abstractNumId="43" w15:restartNumberingAfterBreak="0">
-    <w:nsid w:val="7419358F"/>
-    <w:multiLevelType w:val="multilevel"/>
-    <w:tmpl w:val="0409001D"/>
-    <w:lvl w:ilvl="0">
-      <w:start w:val="1"/>
-      <w:numFmt w:val="decimal"/>
-      <w:lvlText w:val="%1)"/>
-      <w:lvlJc w:val="left"/>
-      <w:pPr>
-        <w:tabs>
-          <w:tab w:val="num" w:pos="360"/>
-        </w:tabs>
-        <w:ind w:left="360" w:hanging="360"/>
-      </w:pPr>
-    </w:lvl>
-    <w:lvl w:ilvl="1">
-      <w:start w:val="1"/>
-      <w:numFmt w:val="lowerLetter"/>
-      <w:lvlText w:val="%2)"/>
-      <w:lvlJc w:val="left"/>
-      <w:pPr>
-        <w:tabs>
-          <w:tab w:val="num" w:pos="720"/>
-        </w:tabs>
-        <w:ind w:left="720" w:hanging="360"/>
-      </w:pPr>
-    </w:lvl>
-    <w:lvl w:ilvl="2">
-      <w:start w:val="1"/>
-      <w:numFmt w:val="lowerRoman"/>
-      <w:lvlText w:val="%3)"/>
-      <w:lvlJc w:val="left"/>
-      <w:pPr>
-        <w:tabs>
-          <w:tab w:val="num" w:pos="1080"/>
-        </w:tabs>
-        <w:ind w:left="1080" w:hanging="360"/>
-      </w:pPr>
-    </w:lvl>
-    <w:lvl w:ilvl="3">
-      <w:start w:val="1"/>
-      <w:numFmt w:val="decimal"/>
-      <w:lvlText w:val="(%4)"/>
-      <w:lvlJc w:val="left"/>
-      <w:pPr>
-        <w:tabs>
-          <w:tab w:val="num" w:pos="1440"/>
-        </w:tabs>
-        <w:ind w:left="1440" w:hanging="360"/>
-      </w:pPr>
-    </w:lvl>
-    <w:lvl w:ilvl="4">
-      <w:start w:val="1"/>
-      <w:numFmt w:val="lowerLetter"/>
-      <w:lvlText w:val="(%5)"/>
-      <w:lvlJc w:val="left"/>
-      <w:pPr>
-        <w:tabs>
-          <w:tab w:val="num" w:pos="1800"/>
-        </w:tabs>
-        <w:ind w:left="1800" w:hanging="360"/>
-      </w:pPr>
-    </w:lvl>
-    <w:lvl w:ilvl="5">
-      <w:start w:val="1"/>
-      <w:numFmt w:val="lowerRoman"/>
-      <w:lvlText w:val="(%6)"/>
-      <w:lvlJc w:val="left"/>
-      <w:pPr>
-        <w:tabs>
-          <w:tab w:val="num" w:pos="2160"/>
-        </w:tabs>
-        <w:ind w:left="2160" w:hanging="360"/>
-      </w:pPr>
-    </w:lvl>
-    <w:lvl w:ilvl="6">
-      <w:start w:val="1"/>
-      <w:numFmt w:val="decimal"/>
-      <w:lvlText w:val="%7."/>
-      <w:lvlJc w:val="left"/>
-      <w:pPr>
-        <w:tabs>
-          <w:tab w:val="num" w:pos="2520"/>
-        </w:tabs>
-        <w:ind w:left="2520" w:hanging="360"/>
-      </w:pPr>
-    </w:lvl>
-    <w:lvl w:ilvl="7">
-      <w:start w:val="1"/>
-      <w:numFmt w:val="lowerLetter"/>
-      <w:lvlText w:val="%8."/>
-      <w:lvlJc w:val="left"/>
-      <w:pPr>
-        <w:tabs>
-          <w:tab w:val="num" w:pos="2880"/>
-        </w:tabs>
-        <w:ind w:left="2880" w:hanging="360"/>
-      </w:pPr>
-    </w:lvl>
-    <w:lvl w:ilvl="8">
-      <w:start w:val="1"/>
-      <w:numFmt w:val="lowerRoman"/>
-      <w:lvlText w:val="%9."/>
-      <w:lvlJc w:val="left"/>
-      <w:pPr>
-        <w:tabs>
-          <w:tab w:val="num" w:pos="3240"/>
-        </w:tabs>
-        <w:ind w:left="3240" w:hanging="360"/>
-      </w:pPr>
-    </w:lvl>
-  </w:abstractNum>
-  <w:abstractNum w:abstractNumId="44" w15:restartNumberingAfterBreak="0">
-    <w:nsid w:val="76A26C8E"/>
-    <w:multiLevelType w:val="multilevel"/>
-    <w:tmpl w:val="0409001D"/>
-    <w:lvl w:ilvl="0">
-      <w:start w:val="1"/>
-      <w:numFmt w:val="decimal"/>
-      <w:lvlText w:val="%1)"/>
-      <w:lvlJc w:val="left"/>
-      <w:pPr>
-        <w:tabs>
-          <w:tab w:val="num" w:pos="360"/>
-        </w:tabs>
-        <w:ind w:left="360" w:hanging="360"/>
-      </w:pPr>
-    </w:lvl>
-    <w:lvl w:ilvl="1">
-      <w:start w:val="1"/>
-      <w:numFmt w:val="lowerLetter"/>
-      <w:lvlText w:val="%2)"/>
-      <w:lvlJc w:val="left"/>
-      <w:pPr>
-        <w:tabs>
-          <w:tab w:val="num" w:pos="720"/>
-        </w:tabs>
-        <w:ind w:left="720" w:hanging="360"/>
-      </w:pPr>
-    </w:lvl>
-    <w:lvl w:ilvl="2">
-      <w:start w:val="1"/>
-      <w:numFmt w:val="lowerRoman"/>
-      <w:lvlText w:val="%3)"/>
-      <w:lvlJc w:val="left"/>
-      <w:pPr>
-        <w:tabs>
-          <w:tab w:val="num" w:pos="1080"/>
-        </w:tabs>
-        <w:ind w:left="1080" w:hanging="360"/>
-      </w:pPr>
-    </w:lvl>
-    <w:lvl w:ilvl="3">
-      <w:start w:val="1"/>
-      <w:numFmt w:val="decimal"/>
-      <w:lvlText w:val="(%4)"/>
-      <w:lvlJc w:val="left"/>
-      <w:pPr>
-        <w:tabs>
-          <w:tab w:val="num" w:pos="1440"/>
-        </w:tabs>
-        <w:ind w:left="1440" w:hanging="360"/>
-      </w:pPr>
-    </w:lvl>
-    <w:lvl w:ilvl="4">
-      <w:start w:val="1"/>
-      <w:numFmt w:val="lowerLetter"/>
-      <w:lvlText w:val="(%5)"/>
-      <w:lvlJc w:val="left"/>
-      <w:pPr>
-        <w:tabs>
-          <w:tab w:val="num" w:pos="1800"/>
-        </w:tabs>
-        <w:ind w:left="1800" w:hanging="360"/>
-      </w:pPr>
-    </w:lvl>
-    <w:lvl w:ilvl="5">
-      <w:start w:val="1"/>
-      <w:numFmt w:val="lowerRoman"/>
-      <w:lvlText w:val="(%6)"/>
-      <w:lvlJc w:val="left"/>
-      <w:pPr>
-        <w:tabs>
-          <w:tab w:val="num" w:pos="2160"/>
-        </w:tabs>
-        <w:ind w:left="2160" w:hanging="360"/>
-      </w:pPr>
-    </w:lvl>
-    <w:lvl w:ilvl="6">
-      <w:start w:val="1"/>
-      <w:numFmt w:val="decimal"/>
-      <w:lvlText w:val="%7."/>
-      <w:lvlJc w:val="left"/>
-      <w:pPr>
-        <w:tabs>
-          <w:tab w:val="num" w:pos="2520"/>
-        </w:tabs>
-        <w:ind w:left="2520" w:hanging="360"/>
-      </w:pPr>
-    </w:lvl>
-    <w:lvl w:ilvl="7">
-      <w:start w:val="1"/>
-      <w:numFmt w:val="lowerLetter"/>
-      <w:lvlText w:val="%8."/>
-      <w:lvlJc w:val="left"/>
-      <w:pPr>
-        <w:tabs>
-          <w:tab w:val="num" w:pos="2880"/>
-        </w:tabs>
-        <w:ind w:left="2880" w:hanging="360"/>
-      </w:pPr>
-    </w:lvl>
-    <w:lvl w:ilvl="8">
-      <w:start w:val="1"/>
-      <w:numFmt w:val="lowerRoman"/>
-      <w:lvlText w:val="%9."/>
-      <w:lvlJc w:val="left"/>
-      <w:pPr>
-        <w:tabs>
-          <w:tab w:val="num" w:pos="3240"/>
-        </w:tabs>
-        <w:ind w:left="3240" w:hanging="360"/>
-      </w:pPr>
-    </w:lvl>
-  </w:abstractNum>
-  <w:abstractNum w:abstractNumId="45" w15:restartNumberingAfterBreak="0">
-    <w:nsid w:val="775B37E6"/>
-    <w:multiLevelType w:val="multilevel"/>
-    <w:tmpl w:val="0409001D"/>
-    <w:lvl w:ilvl="0">
-      <w:start w:val="1"/>
-      <w:numFmt w:val="decimal"/>
-      <w:lvlText w:val="%1)"/>
-      <w:lvlJc w:val="left"/>
-      <w:pPr>
-        <w:tabs>
-          <w:tab w:val="num" w:pos="360"/>
-        </w:tabs>
-        <w:ind w:left="360" w:hanging="360"/>
-      </w:pPr>
-      <w:rPr>
-        <w:rFonts w:hint="default"/>
-      </w:rPr>
-    </w:lvl>
-    <w:lvl w:ilvl="1">
-      <w:start w:val="1"/>
-      <w:numFmt w:val="lowerLetter"/>
-      <w:lvlText w:val="%2)"/>
-      <w:lvlJc w:val="left"/>
-      <w:pPr>
-        <w:tabs>
-          <w:tab w:val="num" w:pos="720"/>
-        </w:tabs>
-        <w:ind w:left="720" w:hanging="360"/>
-      </w:pPr>
-    </w:lvl>
-    <w:lvl w:ilvl="2">
-      <w:start w:val="1"/>
-      <w:numFmt w:val="lowerRoman"/>
-      <w:lvlText w:val="%3)"/>
-      <w:lvlJc w:val="left"/>
-      <w:pPr>
-        <w:tabs>
-          <w:tab w:val="num" w:pos="1080"/>
-        </w:tabs>
-        <w:ind w:left="1080" w:hanging="360"/>
-      </w:pPr>
-    </w:lvl>
-    <w:lvl w:ilvl="3">
-      <w:start w:val="1"/>
-      <w:numFmt w:val="decimal"/>
-      <w:lvlText w:val="(%4)"/>
-      <w:lvlJc w:val="left"/>
-      <w:pPr>
-        <w:tabs>
-          <w:tab w:val="num" w:pos="1440"/>
-        </w:tabs>
-        <w:ind w:left="1440" w:hanging="360"/>
-      </w:pPr>
-    </w:lvl>
-    <w:lvl w:ilvl="4">
-      <w:start w:val="1"/>
-      <w:numFmt w:val="lowerLetter"/>
-      <w:lvlText w:val="(%5)"/>
-      <w:lvlJc w:val="left"/>
-      <w:pPr>
-        <w:tabs>
-          <w:tab w:val="num" w:pos="1800"/>
-        </w:tabs>
-        <w:ind w:left="1800" w:hanging="360"/>
-      </w:pPr>
-    </w:lvl>
-    <w:lvl w:ilvl="5">
-      <w:start w:val="1"/>
-      <w:numFmt w:val="lowerRoman"/>
-      <w:lvlText w:val="(%6)"/>
-      <w:lvlJc w:val="left"/>
-      <w:pPr>
-        <w:tabs>
-          <w:tab w:val="num" w:pos="2160"/>
-        </w:tabs>
-        <w:ind w:left="2160" w:hanging="360"/>
-      </w:pPr>
-    </w:lvl>
-    <w:lvl w:ilvl="6">
-      <w:start w:val="1"/>
-      <w:numFmt w:val="decimal"/>
-      <w:lvlText w:val="%7."/>
-      <w:lvlJc w:val="left"/>
-      <w:pPr>
-        <w:tabs>
-          <w:tab w:val="num" w:pos="2520"/>
-        </w:tabs>
-        <w:ind w:left="2520" w:hanging="360"/>
-      </w:pPr>
-    </w:lvl>
-    <w:lvl w:ilvl="7">
-      <w:start w:val="1"/>
-      <w:numFmt w:val="lowerLetter"/>
-      <w:lvlText w:val="%8."/>
-      <w:lvlJc w:val="left"/>
-      <w:pPr>
-        <w:tabs>
-          <w:tab w:val="num" w:pos="2880"/>
-        </w:tabs>
-        <w:ind w:left="2880" w:hanging="360"/>
-      </w:pPr>
-    </w:lvl>
-    <w:lvl w:ilvl="8">
-      <w:start w:val="1"/>
-      <w:numFmt w:val="lowerRoman"/>
-      <w:lvlText w:val="%9."/>
-      <w:lvlJc w:val="left"/>
-      <w:pPr>
-        <w:tabs>
-          <w:tab w:val="num" w:pos="3240"/>
-        </w:tabs>
-        <w:ind w:left="3240" w:hanging="360"/>
-      </w:pPr>
-    </w:lvl>
-  </w:abstractNum>
-  <w:abstractNum w:abstractNumId="46" w15:restartNumberingAfterBreak="0">
-    <w:nsid w:val="7B054AF1"/>
-    <w:multiLevelType w:val="multilevel"/>
-    <w:tmpl w:val="0409001D"/>
-    <w:lvl w:ilvl="0">
-      <w:start w:val="1"/>
-      <w:numFmt w:val="decimal"/>
-      <w:lvlText w:val="%1)"/>
-      <w:lvlJc w:val="left"/>
-      <w:pPr>
-        <w:tabs>
-          <w:tab w:val="num" w:pos="360"/>
-        </w:tabs>
-        <w:ind w:left="360" w:hanging="360"/>
-      </w:pPr>
-    </w:lvl>
-    <w:lvl w:ilvl="1">
-      <w:start w:val="1"/>
-      <w:numFmt w:val="lowerLetter"/>
-      <w:lvlText w:val="%2)"/>
-      <w:lvlJc w:val="left"/>
-      <w:pPr>
-        <w:tabs>
-          <w:tab w:val="num" w:pos="720"/>
-        </w:tabs>
-        <w:ind w:left="720" w:hanging="360"/>
-      </w:pPr>
-    </w:lvl>
-    <w:lvl w:ilvl="2">
-      <w:start w:val="1"/>
-      <w:numFmt w:val="lowerRoman"/>
-      <w:lvlText w:val="%3)"/>
-      <w:lvlJc w:val="left"/>
-      <w:pPr>
-        <w:tabs>
-          <w:tab w:val="num" w:pos="1080"/>
-        </w:tabs>
-        <w:ind w:left="1080" w:hanging="360"/>
-      </w:pPr>
-    </w:lvl>
-    <w:lvl w:ilvl="3">
-      <w:start w:val="1"/>
-      <w:numFmt w:val="decimal"/>
-      <w:lvlText w:val="(%4)"/>
-      <w:lvlJc w:val="left"/>
-      <w:pPr>
-        <w:tabs>
-          <w:tab w:val="num" w:pos="1440"/>
-        </w:tabs>
-        <w:ind w:left="1440" w:hanging="360"/>
-      </w:pPr>
-    </w:lvl>
-    <w:lvl w:ilvl="4">
-      <w:start w:val="1"/>
-      <w:numFmt w:val="lowerLetter"/>
-      <w:lvlText w:val="(%5)"/>
-      <w:lvlJc w:val="left"/>
-      <w:pPr>
-        <w:tabs>
-          <w:tab w:val="num" w:pos="1800"/>
-        </w:tabs>
-        <w:ind w:left="1800" w:hanging="360"/>
-      </w:pPr>
-    </w:lvl>
-    <w:lvl w:ilvl="5">
-      <w:start w:val="1"/>
-      <w:numFmt w:val="lowerRoman"/>
-      <w:lvlText w:val="(%6)"/>
-      <w:lvlJc w:val="left"/>
-      <w:pPr>
-        <w:tabs>
-          <w:tab w:val="num" w:pos="2160"/>
-        </w:tabs>
-        <w:ind w:left="2160" w:hanging="360"/>
-      </w:pPr>
-    </w:lvl>
-    <w:lvl w:ilvl="6">
-      <w:start w:val="1"/>
-      <w:numFmt w:val="decimal"/>
-      <w:lvlText w:val="%7."/>
-      <w:lvlJc w:val="left"/>
-      <w:pPr>
-        <w:tabs>
-          <w:tab w:val="num" w:pos="2520"/>
-        </w:tabs>
-        <w:ind w:left="2520" w:hanging="360"/>
-      </w:pPr>
-    </w:lvl>
-    <w:lvl w:ilvl="7">
-      <w:start w:val="1"/>
-      <w:numFmt w:val="lowerLetter"/>
-      <w:lvlText w:val="%8."/>
-      <w:lvlJc w:val="left"/>
-      <w:pPr>
-        <w:tabs>
-          <w:tab w:val="num" w:pos="2880"/>
-        </w:tabs>
-        <w:ind w:left="2880" w:hanging="360"/>
-      </w:pPr>
-    </w:lvl>
-    <w:lvl w:ilvl="8">
-      <w:start w:val="1"/>
-      <w:numFmt w:val="lowerRoman"/>
-      <w:lvlText w:val="%9."/>
-      <w:lvlJc w:val="left"/>
-      <w:pPr>
-        <w:tabs>
-          <w:tab w:val="num" w:pos="3240"/>
-        </w:tabs>
-        <w:ind w:left="3240" w:hanging="360"/>
-      </w:pPr>
-    </w:lvl>
-  </w:abstractNum>
-  <w:abstractNum w:abstractNumId="47" w15:restartNumberingAfterBreak="0">
-    <w:nsid w:val="7BD20891"/>
-    <w:multiLevelType w:val="multilevel"/>
-    <w:tmpl w:val="0409001D"/>
-    <w:lvl w:ilvl="0">
-      <w:start w:val="1"/>
-      <w:numFmt w:val="decimal"/>
-      <w:lvlText w:val="%1)"/>
-      <w:lvlJc w:val="left"/>
-      <w:pPr>
-        <w:tabs>
-          <w:tab w:val="num" w:pos="360"/>
-        </w:tabs>
-        <w:ind w:left="360" w:hanging="360"/>
-      </w:pPr>
-    </w:lvl>
-    <w:lvl w:ilvl="1">
-      <w:start w:val="1"/>
-      <w:numFmt w:val="lowerLetter"/>
-      <w:lvlText w:val="%2)"/>
-      <w:lvlJc w:val="left"/>
-      <w:pPr>
-        <w:tabs>
-          <w:tab w:val="num" w:pos="720"/>
-        </w:tabs>
-        <w:ind w:left="720" w:hanging="360"/>
-      </w:pPr>
-    </w:lvl>
-    <w:lvl w:ilvl="2">
-      <w:start w:val="1"/>
-      <w:numFmt w:val="lowerRoman"/>
-      <w:lvlText w:val="%3)"/>
-      <w:lvlJc w:val="left"/>
-      <w:pPr>
-        <w:tabs>
-          <w:tab w:val="num" w:pos="1080"/>
-        </w:tabs>
-        <w:ind w:left="1080" w:hanging="360"/>
-      </w:pPr>
-    </w:lvl>
-    <w:lvl w:ilvl="3">
-      <w:start w:val="1"/>
-      <w:numFmt w:val="decimal"/>
-      <w:lvlText w:val="(%4)"/>
-      <w:lvlJc w:val="left"/>
-      <w:pPr>
-        <w:tabs>
-          <w:tab w:val="num" w:pos="1440"/>
-        </w:tabs>
-        <w:ind w:left="1440" w:hanging="360"/>
-      </w:pPr>
-    </w:lvl>
-    <w:lvl w:ilvl="4">
-      <w:start w:val="1"/>
-      <w:numFmt w:val="lowerLetter"/>
-      <w:lvlText w:val="(%5)"/>
-      <w:lvlJc w:val="left"/>
-      <w:pPr>
-        <w:tabs>
-          <w:tab w:val="num" w:pos="1800"/>
-        </w:tabs>
-        <w:ind w:left="1800" w:hanging="360"/>
-      </w:pPr>
-    </w:lvl>
-    <w:lvl w:ilvl="5">
-      <w:start w:val="1"/>
-      <w:numFmt w:val="lowerRoman"/>
-      <w:lvlText w:val="(%6)"/>
-      <w:lvlJc w:val="left"/>
-      <w:pPr>
-        <w:tabs>
-          <w:tab w:val="num" w:pos="2160"/>
-        </w:tabs>
-        <w:ind w:left="2160" w:hanging="360"/>
-      </w:pPr>
-    </w:lvl>
-    <w:lvl w:ilvl="6">
-      <w:start w:val="1"/>
-      <w:numFmt w:val="decimal"/>
-      <w:lvlText w:val="%7."/>
-      <w:lvlJc w:val="left"/>
-      <w:pPr>
-        <w:tabs>
-          <w:tab w:val="num" w:pos="2520"/>
-        </w:tabs>
-        <w:ind w:left="2520" w:hanging="360"/>
-      </w:pPr>
-    </w:lvl>
-    <w:lvl w:ilvl="7">
-      <w:start w:val="1"/>
-      <w:numFmt w:val="lowerLetter"/>
-      <w:lvlText w:val="%8."/>
-      <w:lvlJc w:val="left"/>
-      <w:pPr>
-        <w:tabs>
-          <w:tab w:val="num" w:pos="2880"/>
-        </w:tabs>
-        <w:ind w:left="2880" w:hanging="360"/>
-      </w:pPr>
-    </w:lvl>
-    <w:lvl w:ilvl="8">
-      <w:start w:val="1"/>
-      <w:numFmt w:val="lowerRoman"/>
-      <w:lvlText w:val="%9."/>
-      <w:lvlJc w:val="left"/>
-      <w:pPr>
-        <w:tabs>
-          <w:tab w:val="num" w:pos="3240"/>
-        </w:tabs>
-        <w:ind w:left="3240" w:hanging="360"/>
-      </w:pPr>
-    </w:lvl>
-  </w:abstractNum>
-  <w:abstractNum w:abstractNumId="48" w15:restartNumberingAfterBreak="0">
-    <w:nsid w:val="7E624256"/>
-    <w:multiLevelType w:val="multilevel"/>
-    <w:tmpl w:val="0409001D"/>
-    <w:lvl w:ilvl="0">
-      <w:start w:val="1"/>
-      <w:numFmt w:val="decimal"/>
-      <w:lvlText w:val="%1)"/>
-      <w:lvlJc w:val="left"/>
-      <w:pPr>
-        <w:tabs>
-          <w:tab w:val="num" w:pos="360"/>
-        </w:tabs>
-        <w:ind w:left="360" w:hanging="360"/>
-      </w:pPr>
-    </w:lvl>
-    <w:lvl w:ilvl="1">
-      <w:start w:val="1"/>
-      <w:numFmt w:val="lowerLetter"/>
-      <w:lvlText w:val="%2)"/>
-      <w:lvlJc w:val="left"/>
-      <w:pPr>
-        <w:tabs>
-          <w:tab w:val="num" w:pos="720"/>
-        </w:tabs>
-        <w:ind w:left="720" w:hanging="360"/>
-      </w:pPr>
-    </w:lvl>
-    <w:lvl w:ilvl="2">
-      <w:start w:val="1"/>
-      <w:numFmt w:val="lowerRoman"/>
-      <w:lvlText w:val="%3)"/>
-      <w:lvlJc w:val="left"/>
-      <w:pPr>
-        <w:tabs>
-          <w:tab w:val="num" w:pos="1080"/>
-        </w:tabs>
-        <w:ind w:left="1080" w:hanging="360"/>
-      </w:pPr>
-    </w:lvl>
-    <w:lvl w:ilvl="3">
-      <w:start w:val="1"/>
-      <w:numFmt w:val="decimal"/>
-      <w:lvlText w:val="(%4)"/>
-      <w:lvlJc w:val="left"/>
-      <w:pPr>
-        <w:tabs>
-          <w:tab w:val="num" w:pos="1440"/>
-        </w:tabs>
-        <w:ind w:left="1440" w:hanging="360"/>
-      </w:pPr>
-    </w:lvl>
-    <w:lvl w:ilvl="4">
-      <w:start w:val="1"/>
-      <w:numFmt w:val="lowerLetter"/>
-      <w:lvlText w:val="(%5)"/>
-      <w:lvlJc w:val="left"/>
-      <w:pPr>
-        <w:tabs>
-          <w:tab w:val="num" w:pos="1800"/>
-        </w:tabs>
-        <w:ind w:left="1800" w:hanging="360"/>
-      </w:pPr>
-    </w:lvl>
-    <w:lvl w:ilvl="5">
-      <w:start w:val="1"/>
-      <w:numFmt w:val="lowerRoman"/>
-      <w:lvlText w:val="(%6)"/>
-      <w:lvlJc w:val="left"/>
-      <w:pPr>
-        <w:tabs>
-          <w:tab w:val="num" w:pos="2160"/>
-        </w:tabs>
-        <w:ind w:left="2160" w:hanging="360"/>
-      </w:pPr>
-    </w:lvl>
-    <w:lvl w:ilvl="6">
-      <w:start w:val="1"/>
-      <w:numFmt w:val="decimal"/>
-      <w:lvlText w:val="%7."/>
-      <w:lvlJc w:val="left"/>
-      <w:pPr>
-        <w:tabs>
-          <w:tab w:val="num" w:pos="2520"/>
-        </w:tabs>
-        <w:ind w:left="2520" w:hanging="360"/>
-      </w:pPr>
-    </w:lvl>
-    <w:lvl w:ilvl="7">
-      <w:start w:val="1"/>
-      <w:numFmt w:val="lowerLetter"/>
-      <w:lvlText w:val="%8."/>
-      <w:lvlJc w:val="left"/>
-      <w:pPr>
-        <w:tabs>
-          <w:tab w:val="num" w:pos="2880"/>
-        </w:tabs>
-        <w:ind w:left="2880" w:hanging="360"/>
-      </w:pPr>
-    </w:lvl>
-    <w:lvl w:ilvl="8">
-      <w:start w:val="1"/>
-      <w:numFmt w:val="lowerRoman"/>
-      <w:lvlText w:val="%9."/>
-      <w:lvlJc w:val="left"/>
-      <w:pPr>
-        <w:tabs>
-          <w:tab w:val="num" w:pos="3240"/>
-        </w:tabs>
-        <w:ind w:left="3240" w:hanging="360"/>
-      </w:pPr>
-    </w:lvl>
-  </w:abstractNum>
-  <w:abstractNum w:abstractNumId="49" w15:restartNumberingAfterBreak="0">
-    <w:nsid w:val="7ED57643"/>
-    <w:multiLevelType w:val="multilevel"/>
-    <w:tmpl w:val="0409001D"/>
-    <w:lvl w:ilvl="0">
-      <w:start w:val="1"/>
-      <w:numFmt w:val="decimal"/>
-      <w:lvlText w:val="%1)"/>
-      <w:lvlJc w:val="left"/>
-      <w:pPr>
-        <w:tabs>
-          <w:tab w:val="num" w:pos="360"/>
-        </w:tabs>
-        <w:ind w:left="360" w:hanging="360"/>
-      </w:pPr>
-    </w:lvl>
-    <w:lvl w:ilvl="1">
-      <w:start w:val="1"/>
-      <w:numFmt w:val="lowerLetter"/>
-      <w:lvlText w:val="%2)"/>
-      <w:lvlJc w:val="left"/>
-      <w:pPr>
-        <w:tabs>
-          <w:tab w:val="num" w:pos="720"/>
-        </w:tabs>
-        <w:ind w:left="720" w:hanging="360"/>
-      </w:pPr>
-    </w:lvl>
-    <w:lvl w:ilvl="2">
-      <w:start w:val="1"/>
-      <w:numFmt w:val="lowerRoman"/>
-      <w:lvlText w:val="%3)"/>
-      <w:lvlJc w:val="left"/>
-      <w:pPr>
-        <w:tabs>
-          <w:tab w:val="num" w:pos="1080"/>
-        </w:tabs>
-        <w:ind w:left="1080" w:hanging="360"/>
-      </w:pPr>
-    </w:lvl>
-    <w:lvl w:ilvl="3">
-      <w:start w:val="1"/>
-      <w:numFmt w:val="decimal"/>
-      <w:lvlText w:val="(%4)"/>
-      <w:lvlJc w:val="left"/>
-      <w:pPr>
-        <w:tabs>
-          <w:tab w:val="num" w:pos="1440"/>
-        </w:tabs>
-        <w:ind w:left="1440" w:hanging="360"/>
-      </w:pPr>
-    </w:lvl>
-    <w:lvl w:ilvl="4">
-      <w:start w:val="1"/>
-      <w:numFmt w:val="lowerLetter"/>
-      <w:lvlText w:val="(%5)"/>
-      <w:lvlJc w:val="left"/>
-      <w:pPr>
-        <w:tabs>
-          <w:tab w:val="num" w:pos="1800"/>
-        </w:tabs>
-        <w:ind w:left="1800" w:hanging="360"/>
-      </w:pPr>
-    </w:lvl>
-    <w:lvl w:ilvl="5">
-      <w:start w:val="1"/>
-      <w:numFmt w:val="lowerRoman"/>
-      <w:lvlText w:val="(%6)"/>
-      <w:lvlJc w:val="left"/>
-      <w:pPr>
-        <w:tabs>
-          <w:tab w:val="num" w:pos="2160"/>
-        </w:tabs>
-        <w:ind w:left="2160" w:hanging="360"/>
-      </w:pPr>
-    </w:lvl>
-    <w:lvl w:ilvl="6">
-      <w:start w:val="1"/>
-      <w:numFmt w:val="decimal"/>
-      <w:lvlText w:val="%7."/>
-      <w:lvlJc w:val="left"/>
-      <w:pPr>
-        <w:tabs>
-          <w:tab w:val="num" w:pos="2520"/>
-        </w:tabs>
-        <w:ind w:left="2520" w:hanging="360"/>
-      </w:pPr>
-    </w:lvl>
-    <w:lvl w:ilvl="7">
-      <w:start w:val="1"/>
-      <w:numFmt w:val="lowerLetter"/>
-      <w:lvlText w:val="%8."/>
-      <w:lvlJc w:val="left"/>
-      <w:pPr>
-        <w:tabs>
-          <w:tab w:val="num" w:pos="2880"/>
-        </w:tabs>
-        <w:ind w:left="2880" w:hanging="360"/>
-      </w:pPr>
-    </w:lvl>
-    <w:lvl w:ilvl="8">
-      <w:start w:val="1"/>
-      <w:numFmt w:val="lowerRoman"/>
-      <w:lvlText w:val="%9."/>
-      <w:lvlJc w:val="left"/>
-      <w:pPr>
-        <w:tabs>
-          <w:tab w:val="num" w:pos="3240"/>
-        </w:tabs>
-        <w:ind w:left="3240" w:hanging="360"/>
-      </w:pPr>
-    </w:lvl>
-  </w:abstractNum>
-  <w:abstractNum w:abstractNumId="50" w15:restartNumberingAfterBreak="0">
-    <w:nsid w:val="7F0F27EC"/>
-    <w:multiLevelType w:val="hybridMultilevel"/>
-    <w:tmpl w:val="C830748C"/>
-    <w:lvl w:ilvl="0" w:tplc="0409000F">
-      <w:start w:val="1"/>
-      <w:numFmt w:val="decimal"/>
-      <w:lvlText w:val="%1."/>
-      <w:lvlJc w:val="left"/>
-      <w:pPr>
-        <w:tabs>
-          <w:tab w:val="num" w:pos="360"/>
-        </w:tabs>
-        <w:ind w:left="360" w:hanging="360"/>
-      </w:pPr>
-    </w:lvl>
-    <w:lvl w:ilvl="1" w:tplc="04090019" w:tentative="1">
-      <w:start w:val="1"/>
-      <w:numFmt w:val="lowerLetter"/>
-      <w:lvlText w:val="%2."/>
-      <w:lvlJc w:val="left"/>
-      <w:pPr>
-        <w:tabs>
-          <w:tab w:val="num" w:pos="1080"/>
-        </w:tabs>
-        <w:ind w:left="1080" w:hanging="360"/>
-      </w:pPr>
-    </w:lvl>
-    <w:lvl w:ilvl="2" w:tplc="0409001B" w:tentative="1">
-      <w:start w:val="1"/>
-      <w:numFmt w:val="lowerRoman"/>
-      <w:lvlText w:val="%3."/>
-      <w:lvlJc w:val="right"/>
-      <w:pPr>
-        <w:tabs>
-          <w:tab w:val="num" w:pos="1800"/>
-        </w:tabs>
-        <w:ind w:left="1800" w:hanging="180"/>
-      </w:pPr>
-    </w:lvl>
-    <w:lvl w:ilvl="3" w:tplc="0409000F" w:tentative="1">
-      <w:start w:val="1"/>
-      <w:numFmt w:val="decimal"/>
-      <w:lvlText w:val="%4."/>
-      <w:lvlJc w:val="left"/>
-      <w:pPr>
-        <w:tabs>
-          <w:tab w:val="num" w:pos="2520"/>
-        </w:tabs>
-        <w:ind w:left="2520" w:hanging="360"/>
-      </w:pPr>
-    </w:lvl>
-    <w:lvl w:ilvl="4" w:tplc="04090019" w:tentative="1">
-      <w:start w:val="1"/>
-      <w:numFmt w:val="lowerLetter"/>
-      <w:lvlText w:val="%5."/>
-      <w:lvlJc w:val="left"/>
-      <w:pPr>
-        <w:tabs>
-          <w:tab w:val="num" w:pos="3240"/>
-        </w:tabs>
-        <w:ind w:left="3240" w:hanging="360"/>
-      </w:pPr>
-    </w:lvl>
-    <w:lvl w:ilvl="5" w:tplc="0409001B" w:tentative="1">
-      <w:start w:val="1"/>
-      <w:numFmt w:val="lowerRoman"/>
-      <w:lvlText w:val="%6."/>
-      <w:lvlJc w:val="right"/>
-      <w:pPr>
-        <w:tabs>
-          <w:tab w:val="num" w:pos="3960"/>
-        </w:tabs>
-        <w:ind w:left="3960" w:hanging="180"/>
-      </w:pPr>
-    </w:lvl>
-    <w:lvl w:ilvl="6" w:tplc="0409000F" w:tentative="1">
-      <w:start w:val="1"/>
-      <w:numFmt w:val="decimal"/>
-      <w:lvlText w:val="%7."/>
-      <w:lvlJc w:val="left"/>
-      <w:pPr>
-        <w:tabs>
-          <w:tab w:val="num" w:pos="4680"/>
-        </w:tabs>
-        <w:ind w:left="4680" w:hanging="360"/>
-      </w:pPr>
-    </w:lvl>
-    <w:lvl w:ilvl="7" w:tplc="04090019" w:tentative="1">
-      <w:start w:val="1"/>
-      <w:numFmt w:val="lowerLetter"/>
-      <w:lvlText w:val="%8."/>
-      <w:lvlJc w:val="left"/>
-      <w:pPr>
-        <w:tabs>
-          <w:tab w:val="num" w:pos="5400"/>
-        </w:tabs>
-        <w:ind w:left="5400" w:hanging="360"/>
-      </w:pPr>
-    </w:lvl>
-    <w:lvl w:ilvl="8" w:tplc="0409001B" w:tentative="1">
-      <w:start w:val="1"/>
-      <w:numFmt w:val="lowerRoman"/>
-      <w:lvlText w:val="%9."/>
-      <w:lvlJc w:val="right"/>
-      <w:pPr>
-        <w:tabs>
-          <w:tab w:val="num" w:pos="6120"/>
-        </w:tabs>
-        <w:ind w:left="6120" w:hanging="180"/>
-      </w:pPr>
-    </w:lvl>
-  </w:abstractNum>
   <w:num w:numId="1" w16cid:durableId="1629699883">
-    <w:abstractNumId w:val="29"/>
+    <w:abstractNumId w:val="8"/>
   </w:num>
   <w:num w:numId="2" w16cid:durableId="1856068155">
-    <w:abstractNumId w:val="27"/>
+    <w:abstractNumId w:val="7"/>
   </w:num>
   <w:num w:numId="3" w16cid:durableId="45763265">
-    <w:abstractNumId w:val="31"/>
+    <w:abstractNumId w:val="9"/>
   </w:num>
   <w:num w:numId="4" w16cid:durableId="1021468852">
-    <w:abstractNumId w:val="37"/>
+    <w:abstractNumId w:val="10"/>
   </w:num>
   <w:num w:numId="5" w16cid:durableId="436173988">
-    <w:abstractNumId w:val="17"/>
+    <w:abstractNumId w:val="4"/>
   </w:num>
   <w:num w:numId="6" w16cid:durableId="972095832">
-    <w:abstractNumId w:val="15"/>
+    <w:abstractNumId w:val="3"/>
   </w:num>
   <w:num w:numId="7" w16cid:durableId="551504921">
-    <w:abstractNumId w:val="2"/>
+    <w:abstractNumId w:val="1"/>
   </w:num>
   <w:num w:numId="8" w16cid:durableId="1707636009">
-    <w:abstractNumId w:val="38"/>
+    <w:abstractNumId w:val="11"/>
   </w:num>
   <w:num w:numId="9" w16cid:durableId="634333331">
-    <w:abstractNumId w:val="25"/>
+    <w:abstractNumId w:val="6"/>
   </w:num>
   <w:num w:numId="10" w16cid:durableId="721172273">
-    <w:abstractNumId w:val="19"/>
+    <w:abstractNumId w:val="5"/>
   </w:num>
   <w:num w:numId="11" w16cid:durableId="2070613461">
-    <w:abstractNumId w:val="14"/>
+    <w:abstractNumId w:val="2"/>
   </w:num>
   <w:num w:numId="12" w16cid:durableId="1966891547">
     <w:abstractNumId w:val="0"/>
-  </w:num>
-  <w:num w:numId="13" w16cid:durableId="1040863624">
-    <w:abstractNumId w:val="23"/>
-  </w:num>
-  <w:num w:numId="14" w16cid:durableId="883298362">
-    <w:abstractNumId w:val="50"/>
-  </w:num>
-  <w:num w:numId="15" w16cid:durableId="1320113432">
-    <w:abstractNumId w:val="13"/>
-  </w:num>
-  <w:num w:numId="16" w16cid:durableId="1972980880">
-    <w:abstractNumId w:val="45"/>
-  </w:num>
-  <w:num w:numId="17" w16cid:durableId="377050929">
-    <w:abstractNumId w:val="16"/>
-  </w:num>
-  <w:num w:numId="18" w16cid:durableId="633828624">
-    <w:abstractNumId w:val="30"/>
-  </w:num>
-  <w:num w:numId="19" w16cid:durableId="2080783385">
-    <w:abstractNumId w:val="12"/>
-  </w:num>
-  <w:num w:numId="20" w16cid:durableId="861238902">
-    <w:abstractNumId w:val="11"/>
-  </w:num>
-  <w:num w:numId="21" w16cid:durableId="281769926">
-    <w:abstractNumId w:val="39"/>
-  </w:num>
-  <w:num w:numId="22" w16cid:durableId="1835681103">
-    <w:abstractNumId w:val="1"/>
-  </w:num>
-  <w:num w:numId="23" w16cid:durableId="1570653551">
-    <w:abstractNumId w:val="40"/>
-  </w:num>
-  <w:num w:numId="24" w16cid:durableId="504589636">
-    <w:abstractNumId w:val="43"/>
-  </w:num>
-  <w:num w:numId="25" w16cid:durableId="1114203856">
-    <w:abstractNumId w:val="35"/>
-  </w:num>
-  <w:num w:numId="26" w16cid:durableId="1686054999">
-    <w:abstractNumId w:val="32"/>
-  </w:num>
-  <w:num w:numId="27" w16cid:durableId="97677060">
-    <w:abstractNumId w:val="49"/>
-  </w:num>
-  <w:num w:numId="28" w16cid:durableId="2040007611">
-    <w:abstractNumId w:val="20"/>
-  </w:num>
-  <w:num w:numId="29" w16cid:durableId="146939000">
-    <w:abstractNumId w:val="22"/>
-  </w:num>
-  <w:num w:numId="30" w16cid:durableId="1519923373">
-    <w:abstractNumId w:val="6"/>
-  </w:num>
-  <w:num w:numId="31" w16cid:durableId="1528984235">
-    <w:abstractNumId w:val="21"/>
-  </w:num>
-  <w:num w:numId="32" w16cid:durableId="1299919968">
-    <w:abstractNumId w:val="42"/>
-  </w:num>
-  <w:num w:numId="33" w16cid:durableId="752705424">
-    <w:abstractNumId w:val="46"/>
-  </w:num>
-  <w:num w:numId="34" w16cid:durableId="1248878470">
-    <w:abstractNumId w:val="9"/>
-  </w:num>
-  <w:num w:numId="35" w16cid:durableId="1885021115">
-    <w:abstractNumId w:val="48"/>
-  </w:num>
-  <w:num w:numId="36" w16cid:durableId="1535771727">
-    <w:abstractNumId w:val="7"/>
-  </w:num>
-  <w:num w:numId="37" w16cid:durableId="551814222">
-    <w:abstractNumId w:val="47"/>
-  </w:num>
-  <w:num w:numId="38" w16cid:durableId="1584604887">
-    <w:abstractNumId w:val="28"/>
-  </w:num>
-  <w:num w:numId="39" w16cid:durableId="153768962">
-    <w:abstractNumId w:val="18"/>
-  </w:num>
-  <w:num w:numId="40" w16cid:durableId="592739648">
-    <w:abstractNumId w:val="8"/>
-  </w:num>
-  <w:num w:numId="41" w16cid:durableId="1740251650">
-    <w:abstractNumId w:val="26"/>
-  </w:num>
-  <w:num w:numId="42" w16cid:durableId="937445829">
-    <w:abstractNumId w:val="36"/>
-  </w:num>
-  <w:num w:numId="43" w16cid:durableId="684984807">
-    <w:abstractNumId w:val="3"/>
-  </w:num>
-  <w:num w:numId="44" w16cid:durableId="2014255360">
-    <w:abstractNumId w:val="44"/>
-  </w:num>
-  <w:num w:numId="45" w16cid:durableId="181288742">
-    <w:abstractNumId w:val="24"/>
-  </w:num>
-  <w:num w:numId="46" w16cid:durableId="920795738">
-    <w:abstractNumId w:val="10"/>
-  </w:num>
-  <w:num w:numId="47" w16cid:durableId="1530950878">
-    <w:abstractNumId w:val="34"/>
-  </w:num>
-  <w:num w:numId="48" w16cid:durableId="58478378">
-    <w:abstractNumId w:val="4"/>
-  </w:num>
-  <w:num w:numId="49" w16cid:durableId="2098286177">
-    <w:abstractNumId w:val="33"/>
-  </w:num>
-  <w:num w:numId="50" w16cid:durableId="135495167">
-    <w:abstractNumId w:val="41"/>
-  </w:num>
-  <w:num w:numId="51" w16cid:durableId="465126977">
-    <w:abstractNumId w:val="5"/>
   </w:num>
   <w:numIdMacAtCleanup w:val="12"/>
 </w:numbering>
@@ -12507,6 +8435,7 @@
     <w:lsdException w:name="caption" w:semiHidden="1" w:unhideWhenUsed="1"/>
     <w:lsdException w:name="Title" w:qFormat="1"/>
     <w:lsdException w:name="Subtitle" w:qFormat="1"/>
+    <w:lsdException w:name="Hyperlink" w:uiPriority="99"/>
     <w:lsdException w:name="Strong" w:uiPriority="22" w:qFormat="1"/>
     <w:lsdException w:name="Emphasis" w:uiPriority="20" w:qFormat="1"/>
     <w:lsdException w:name="Normal (Web)" w:uiPriority="99"/>
@@ -12785,7 +8714,7 @@
   <w:style w:type="paragraph" w:default="1" w:styleId="Normal">
     <w:name w:val="Normal"/>
     <w:qFormat/>
-    <w:rsid w:val="008B3D0F"/>
+    <w:rsid w:val="00605A8C"/>
     <w:pPr>
       <w:spacing w:before="160" w:after="80" w:line="336" w:lineRule="auto"/>
     </w:pPr>
@@ -12800,7 +8729,7 @@
     <w:next w:val="Normal"/>
     <w:link w:val="Heading1Char"/>
     <w:qFormat/>
-    <w:rsid w:val="008B3D0F"/>
+    <w:rsid w:val="00605A8C"/>
     <w:pPr>
       <w:keepNext/>
       <w:spacing w:before="400" w:after="200" w:line="240" w:lineRule="auto"/>
@@ -12820,7 +8749,7 @@
     <w:next w:val="Normal"/>
     <w:link w:val="Heading2Char"/>
     <w:qFormat/>
-    <w:rsid w:val="008B3D0F"/>
+    <w:rsid w:val="00605A8C"/>
     <w:pPr>
       <w:keepNext/>
       <w:pBdr>
@@ -12844,7 +8773,7 @@
     <w:next w:val="Normal"/>
     <w:link w:val="Heading3Char"/>
     <w:qFormat/>
-    <w:rsid w:val="008B3D0F"/>
+    <w:rsid w:val="00605A8C"/>
     <w:pPr>
       <w:keepNext/>
       <w:autoSpaceDE w:val="0"/>
@@ -12865,7 +8794,7 @@
     <w:uiPriority w:val="1"/>
     <w:semiHidden/>
     <w:unhideWhenUsed/>
-    <w:rsid w:val="008B3D0F"/>
+    <w:rsid w:val="00605A8C"/>
   </w:style>
   <w:style w:type="table" w:default="1" w:styleId="TableNormal">
     <w:name w:val="Normal Table"/>
@@ -12887,21 +8816,22 @@
     <w:uiPriority w:val="99"/>
     <w:semiHidden/>
     <w:unhideWhenUsed/>
-    <w:rsid w:val="008B3D0F"/>
+    <w:rsid w:val="00605A8C"/>
   </w:style>
   <w:style w:type="paragraph" w:styleId="ListParagraph">
     <w:name w:val="List Paragraph"/>
     <w:basedOn w:val="Normal"/>
     <w:uiPriority w:val="34"/>
     <w:qFormat/>
-    <w:rsid w:val="008B3D0F"/>
+    <w:rsid w:val="00605A8C"/>
     <w:pPr>
       <w:ind w:left="720"/>
     </w:pPr>
   </w:style>
   <w:style w:type="character" w:styleId="Hyperlink">
     <w:name w:val="Hyperlink"/>
-    <w:rsid w:val="008B3D0F"/>
+    <w:uiPriority w:val="99"/>
+    <w:rsid w:val="00605A8C"/>
     <w:rPr>
       <w:color w:val="0000FF"/>
       <w:u w:val="single"/>
@@ -12911,7 +8841,7 @@
     <w:name w:val="header"/>
     <w:basedOn w:val="Normal"/>
     <w:link w:val="HeaderChar"/>
-    <w:rsid w:val="008B3D0F"/>
+    <w:rsid w:val="00605A8C"/>
     <w:pPr>
       <w:tabs>
         <w:tab w:val="left" w:pos="5040"/>
@@ -12937,7 +8867,7 @@
     <w:name w:val="footer"/>
     <w:basedOn w:val="Normal"/>
     <w:link w:val="FooterChar"/>
-    <w:rsid w:val="008B3D0F"/>
+    <w:rsid w:val="00605A8C"/>
     <w:pPr>
       <w:pBdr>
         <w:top w:val="single" w:sz="4" w:space="1" w:color="auto"/>
@@ -12977,7 +8907,7 @@
   </w:style>
   <w:style w:type="character" w:styleId="FollowedHyperlink">
     <w:name w:val="FollowedHyperlink"/>
-    <w:rsid w:val="008B3D0F"/>
+    <w:rsid w:val="00605A8C"/>
     <w:rPr>
       <w:color w:val="800080"/>
       <w:u w:val="single"/>
@@ -13013,7 +8943,7 @@
   <w:style w:type="paragraph" w:customStyle="1" w:styleId="NumberedHeading2">
     <w:name w:val="Numbered Heading 2"/>
     <w:basedOn w:val="Normal"/>
-    <w:rsid w:val="008B3D0F"/>
+    <w:rsid w:val="00605A8C"/>
     <w:pPr>
       <w:numPr>
         <w:numId w:val="1"/>
@@ -13023,7 +8953,7 @@
   <w:style w:type="paragraph" w:customStyle="1" w:styleId="Outlinenumbering">
     <w:name w:val="Outline numbering"/>
     <w:basedOn w:val="Normal"/>
-    <w:rsid w:val="008B3D0F"/>
+    <w:rsid w:val="00605A8C"/>
     <w:pPr>
       <w:numPr>
         <w:numId w:val="2"/>
@@ -13041,7 +8971,7 @@
   <w:style w:type="character" w:styleId="PageNumber">
     <w:name w:val="page number"/>
     <w:basedOn w:val="DefaultParagraphFont"/>
-    <w:rsid w:val="008B3D0F"/>
+    <w:rsid w:val="00605A8C"/>
   </w:style>
   <w:style w:type="paragraph" w:customStyle="1" w:styleId="Default">
     <w:name w:val="Default"/>
@@ -13076,7 +9006,7 @@
     <w:uiPriority w:val="39"/>
     <w:unhideWhenUsed/>
     <w:qFormat/>
-    <w:rsid w:val="008B3D0F"/>
+    <w:rsid w:val="00605A8C"/>
     <w:pPr>
       <w:keepLines/>
       <w:spacing w:after="0" w:line="259" w:lineRule="auto"/>
@@ -13096,7 +9026,7 @@
     <w:autoRedefine/>
     <w:uiPriority w:val="39"/>
     <w:unhideWhenUsed/>
-    <w:rsid w:val="008B3D0F"/>
+    <w:rsid w:val="00605A8C"/>
     <w:pPr>
       <w:spacing w:after="100" w:line="240" w:lineRule="auto"/>
     </w:pPr>
@@ -13108,7 +9038,7 @@
     <w:autoRedefine/>
     <w:uiPriority w:val="39"/>
     <w:unhideWhenUsed/>
-    <w:rsid w:val="008B3D0F"/>
+    <w:rsid w:val="00605A8C"/>
     <w:pPr>
       <w:spacing w:after="100" w:line="240" w:lineRule="auto"/>
       <w:ind w:left="202"/>
@@ -13151,7 +9081,7 @@
     <w:autoRedefine/>
     <w:uiPriority w:val="39"/>
     <w:unhideWhenUsed/>
-    <w:rsid w:val="008B3D0F"/>
+    <w:rsid w:val="00605A8C"/>
     <w:pPr>
       <w:spacing w:after="100" w:line="240" w:lineRule="auto"/>
       <w:ind w:left="403"/>
@@ -13263,7 +9193,7 @@
     <w:name w:val="Code"/>
     <w:basedOn w:val="Normal"/>
     <w:qFormat/>
-    <w:rsid w:val="008B3D0F"/>
+    <w:rsid w:val="00605A8C"/>
     <w:pPr>
       <w:spacing w:before="80" w:line="240" w:lineRule="auto"/>
     </w:pPr>
@@ -14526,11 +10456,13 @@
     <w:rsid w:val="007634DA"/>
     <w:rsid w:val="007A6D09"/>
     <w:rsid w:val="008140A0"/>
+    <w:rsid w:val="0081487D"/>
     <w:rsid w:val="009A1DEC"/>
     <w:rsid w:val="009D11D7"/>
     <w:rsid w:val="00A11790"/>
     <w:rsid w:val="00A631C9"/>
     <w:rsid w:val="00C408A2"/>
+    <w:rsid w:val="00C5106E"/>
     <w:rsid w:val="00C97CE1"/>
     <w:rsid w:val="00CE40E2"/>
     <w:rsid w:val="00DC0129"/>

--- a/System_Administration/Linux/Week_10_Linux_Projects–Working_with_the_BASH_Shell.docx
+++ b/System_Administration/Linux/Week_10_Linux_Projects–Working_with_the_BASH_Shell.docx
@@ -6,7 +6,7 @@
       <w:pPr>
         <w:pStyle w:val="Heading1"/>
       </w:pPr>
-      <w:bookmarkStart w:id="0" w:name="_Toc193534815"/>
+      <w:bookmarkStart w:id="0" w:name="_Toc194121027"/>
       <w:r>
         <w:t xml:space="preserve">Week </w:t>
       </w:r>
@@ -88,7 +88,7 @@
           <w:r>
             <w:fldChar w:fldCharType="separate"/>
           </w:r>
-          <w:hyperlink w:anchor="_Toc193534815" w:history="1">
+          <w:hyperlink w:anchor="_Toc194121027" w:history="1">
             <w:r>
               <w:rPr>
                 <w:rStyle w:val="Hyperlink"/>
@@ -115,7 +115,7 @@
                 <w:noProof/>
                 <w:webHidden/>
               </w:rPr>
-              <w:instrText xml:space="preserve"> PAGEREF _Toc193534815 \h </w:instrText>
+              <w:instrText xml:space="preserve"> PAGEREF _Toc194121027 \h </w:instrText>
             </w:r>
             <w:r>
               <w:rPr>
@@ -160,7 +160,7 @@
               <w14:ligatures w14:val="standardContextual"/>
             </w:rPr>
           </w:pPr>
-          <w:hyperlink w:anchor="_Toc193534816" w:history="1">
+          <w:hyperlink w:anchor="_Toc194121028" w:history="1">
             <w:r>
               <w:rPr>
                 <w:rStyle w:val="Hyperlink"/>
@@ -187,7 +187,7 @@
                 <w:noProof/>
                 <w:webHidden/>
               </w:rPr>
-              <w:instrText xml:space="preserve"> PAGEREF _Toc193534816 \h </w:instrText>
+              <w:instrText xml:space="preserve"> PAGEREF _Toc194121028 \h </w:instrText>
             </w:r>
             <w:r>
               <w:rPr>
@@ -232,7 +232,7 @@
               <w14:ligatures w14:val="standardContextual"/>
             </w:rPr>
           </w:pPr>
-          <w:hyperlink w:anchor="_Toc193534817" w:history="1">
+          <w:hyperlink w:anchor="_Toc194121029" w:history="1">
             <w:r>
               <w:rPr>
                 <w:rStyle w:val="Hyperlink"/>
@@ -259,7 +259,7 @@
                 <w:noProof/>
                 <w:webHidden/>
               </w:rPr>
-              <w:instrText xml:space="preserve"> PAGEREF _Toc193534817 \h </w:instrText>
+              <w:instrText xml:space="preserve"> PAGEREF _Toc194121029 \h </w:instrText>
             </w:r>
             <w:r>
               <w:rPr>
@@ -304,7 +304,7 @@
               <w14:ligatures w14:val="standardContextual"/>
             </w:rPr>
           </w:pPr>
-          <w:hyperlink w:anchor="_Toc193534818" w:history="1">
+          <w:hyperlink w:anchor="_Toc194121030" w:history="1">
             <w:r>
               <w:rPr>
                 <w:rStyle w:val="Hyperlink"/>
@@ -331,7 +331,7 @@
                 <w:noProof/>
                 <w:webHidden/>
               </w:rPr>
-              <w:instrText xml:space="preserve"> PAGEREF _Toc193534818 \h </w:instrText>
+              <w:instrText xml:space="preserve"> PAGEREF _Toc194121030 \h </w:instrText>
             </w:r>
             <w:r>
               <w:rPr>
@@ -376,7 +376,7 @@
               <w14:ligatures w14:val="standardContextual"/>
             </w:rPr>
           </w:pPr>
-          <w:hyperlink w:anchor="_Toc193534819" w:history="1">
+          <w:hyperlink w:anchor="_Toc194121031" w:history="1">
             <w:r>
               <w:rPr>
                 <w:rStyle w:val="Hyperlink"/>
@@ -403,7 +403,7 @@
                 <w:noProof/>
                 <w:webHidden/>
               </w:rPr>
-              <w:instrText xml:space="preserve"> PAGEREF _Toc193534819 \h </w:instrText>
+              <w:instrText xml:space="preserve"> PAGEREF _Toc194121031 \h </w:instrText>
             </w:r>
             <w:r>
               <w:rPr>
@@ -448,7 +448,7 @@
               <w14:ligatures w14:val="standardContextual"/>
             </w:rPr>
           </w:pPr>
-          <w:hyperlink w:anchor="_Toc193534820" w:history="1">
+          <w:hyperlink w:anchor="_Toc194121032" w:history="1">
             <w:r>
               <w:rPr>
                 <w:rStyle w:val="Hyperlink"/>
@@ -475,7 +475,7 @@
                 <w:noProof/>
                 <w:webHidden/>
               </w:rPr>
-              <w:instrText xml:space="preserve"> PAGEREF _Toc193534820 \h </w:instrText>
+              <w:instrText xml:space="preserve"> PAGEREF _Toc194121032 \h </w:instrText>
             </w:r>
             <w:r>
               <w:rPr>
@@ -520,13 +520,13 @@
               <w14:ligatures w14:val="standardContextual"/>
             </w:rPr>
           </w:pPr>
-          <w:hyperlink w:anchor="_Toc193534821" w:history="1">
+          <w:hyperlink w:anchor="_Toc194121033" w:history="1">
             <w:r>
               <w:rPr>
                 <w:rStyle w:val="Hyperlink"/>
                 <w:noProof/>
               </w:rPr>
-              <w:t>Project 7.5: Backup Script with Input</w:t>
+              <w:t>Project 7-5: Backup Script with Input</w:t>
             </w:r>
             <w:r>
               <w:rPr>
@@ -547,7 +547,7 @@
                 <w:noProof/>
                 <w:webHidden/>
               </w:rPr>
-              <w:instrText xml:space="preserve"> PAGEREF _Toc193534821 \h </w:instrText>
+              <w:instrText xml:space="preserve"> PAGEREF _Toc194121033 \h </w:instrText>
             </w:r>
             <w:r>
               <w:rPr>
@@ -592,7 +592,7 @@
               <w14:ligatures w14:val="standardContextual"/>
             </w:rPr>
           </w:pPr>
-          <w:hyperlink w:anchor="_Toc193534822" w:history="1">
+          <w:hyperlink w:anchor="_Toc194121034" w:history="1">
             <w:r>
               <w:rPr>
                 <w:rStyle w:val="Hyperlink"/>
@@ -619,7 +619,7 @@
                 <w:noProof/>
                 <w:webHidden/>
               </w:rPr>
-              <w:instrText xml:space="preserve"> PAGEREF _Toc193534822 \h </w:instrText>
+              <w:instrText xml:space="preserve"> PAGEREF _Toc194121034 \h </w:instrText>
             </w:r>
             <w:r>
               <w:rPr>
@@ -664,7 +664,7 @@
               <w14:ligatures w14:val="standardContextual"/>
             </w:rPr>
           </w:pPr>
-          <w:hyperlink w:anchor="_Toc193534823" w:history="1">
+          <w:hyperlink w:anchor="_Toc194121035" w:history="1">
             <w:r>
               <w:rPr>
                 <w:rStyle w:val="Hyperlink"/>
@@ -691,7 +691,7 @@
                 <w:noProof/>
                 <w:webHidden/>
               </w:rPr>
-              <w:instrText xml:space="preserve"> PAGEREF _Toc193534823 \h </w:instrText>
+              <w:instrText xml:space="preserve"> PAGEREF _Toc194121035 \h </w:instrText>
             </w:r>
             <w:r>
               <w:rPr>
@@ -736,13 +736,13 @@
               <w14:ligatures w14:val="standardContextual"/>
             </w:rPr>
           </w:pPr>
-          <w:hyperlink w:anchor="_Toc193534824" w:history="1">
+          <w:hyperlink w:anchor="_Toc194121036" w:history="1">
             <w:r>
               <w:rPr>
                 <w:rStyle w:val="Hyperlink"/>
                 <w:noProof/>
               </w:rPr>
-              <w:t>Project 7.6: Backup Script</w:t>
+              <w:t>Project 7-6: Backup Script</w:t>
             </w:r>
             <w:r>
               <w:rPr>
@@ -763,7 +763,7 @@
                 <w:noProof/>
                 <w:webHidden/>
               </w:rPr>
-              <w:instrText xml:space="preserve"> PAGEREF _Toc193534824 \h </w:instrText>
+              <w:instrText xml:space="preserve"> PAGEREF _Toc194121036 \h </w:instrText>
             </w:r>
             <w:r>
               <w:rPr>
@@ -808,7 +808,7 @@
               <w14:ligatures w14:val="standardContextual"/>
             </w:rPr>
           </w:pPr>
-          <w:hyperlink w:anchor="_Toc193534825" w:history="1">
+          <w:hyperlink w:anchor="_Toc194121037" w:history="1">
             <w:r>
               <w:rPr>
                 <w:rStyle w:val="Hyperlink"/>
@@ -835,7 +835,7 @@
                 <w:noProof/>
                 <w:webHidden/>
               </w:rPr>
-              <w:instrText xml:space="preserve"> PAGEREF _Toc193534825 \h </w:instrText>
+              <w:instrText xml:space="preserve"> PAGEREF _Toc194121037 \h </w:instrText>
             </w:r>
             <w:r>
               <w:rPr>
@@ -1011,7 +1011,7 @@
         <w:pStyle w:val="Heading2"/>
       </w:pPr>
       <w:bookmarkStart w:id="2" w:name="_Toc124325873"/>
-      <w:bookmarkStart w:id="3" w:name="_Toc193534816"/>
+      <w:bookmarkStart w:id="3" w:name="_Toc194121028"/>
       <w:bookmarkEnd w:id="1"/>
       <w:r>
         <w:t xml:space="preserve">Update </w:t>
@@ -1083,7 +1083,7 @@
       <w:pPr>
         <w:pStyle w:val="Heading1"/>
       </w:pPr>
-      <w:bookmarkStart w:id="4" w:name="_Toc193534817"/>
+      <w:bookmarkStart w:id="4" w:name="_Toc194121029"/>
       <w:r>
         <w:lastRenderedPageBreak/>
         <w:t>Project 7-1</w:t>
@@ -2725,7 +2725,7 @@
       <w:pPr>
         <w:pStyle w:val="Heading1"/>
       </w:pPr>
-      <w:bookmarkStart w:id="7" w:name="_Toc193534818"/>
+      <w:bookmarkStart w:id="7" w:name="_Toc194121030"/>
       <w:r>
         <w:t>Project 7-2</w:t>
       </w:r>
@@ -4321,7 +4321,7 @@
         <w:pStyle w:val="Heading1"/>
       </w:pPr>
       <w:bookmarkStart w:id="9" w:name="PageEnd_342"/>
-      <w:bookmarkStart w:id="10" w:name="_Toc193534819"/>
+      <w:bookmarkStart w:id="10" w:name="_Toc194121031"/>
       <w:bookmarkEnd w:id="9"/>
       <w:r>
         <w:t>Project 7-</w:t>
@@ -5507,7 +5507,7 @@
       <w:pPr>
         <w:pStyle w:val="Heading1"/>
       </w:pPr>
-      <w:bookmarkStart w:id="11" w:name="_Toc193534820"/>
+      <w:bookmarkStart w:id="11" w:name="_Toc194121032"/>
       <w:r>
         <w:t>Project 7-</w:t>
       </w:r>
@@ -5856,7 +5856,7 @@
       <w:pPr>
         <w:pStyle w:val="Heading1"/>
       </w:pPr>
-      <w:bookmarkStart w:id="12" w:name="_Toc193534821"/>
+      <w:bookmarkStart w:id="12" w:name="_Toc194121033"/>
       <w:r>
         <w:t>Project</w:t>
       </w:r>
@@ -5864,7 +5864,10 @@
         <w:t xml:space="preserve"> </w:t>
       </w:r>
       <w:r>
-        <w:t>7.</w:t>
+        <w:t>7</w:t>
+      </w:r>
+      <w:r>
+        <w:t>-</w:t>
       </w:r>
       <w:r>
         <w:t xml:space="preserve">5: </w:t>
@@ -6152,7 +6155,7 @@
       <w:pPr>
         <w:pStyle w:val="Heading2"/>
       </w:pPr>
-      <w:bookmarkStart w:id="13" w:name="_Toc193534822"/>
+      <w:bookmarkStart w:id="13" w:name="_Toc194121034"/>
       <w:r>
         <w:lastRenderedPageBreak/>
         <w:t>Decisions</w:t>
@@ -6514,7 +6517,7 @@
       <w:pPr>
         <w:pStyle w:val="Heading2"/>
       </w:pPr>
-      <w:bookmarkStart w:id="14" w:name="_Toc193534823"/>
+      <w:bookmarkStart w:id="14" w:name="_Toc194121035"/>
       <w:r>
         <w:t>Positional Parameters</w:t>
       </w:r>
@@ -6563,7 +6566,7 @@
       <w:pPr>
         <w:pStyle w:val="Heading1"/>
       </w:pPr>
-      <w:bookmarkStart w:id="15" w:name="_Toc193534824"/>
+      <w:bookmarkStart w:id="15" w:name="_Toc194121036"/>
       <w:r>
         <w:t>Project</w:t>
       </w:r>
@@ -6571,7 +6574,10 @@
         <w:t xml:space="preserve"> </w:t>
       </w:r>
       <w:r>
-        <w:t>7.</w:t>
+        <w:t>7</w:t>
+      </w:r>
+      <w:r>
+        <w:t>-</w:t>
       </w:r>
       <w:r>
         <w:t xml:space="preserve">6: </w:t>
@@ -7055,7 +7061,7 @@
       <w:pPr>
         <w:pStyle w:val="Heading2"/>
       </w:pPr>
-      <w:bookmarkStart w:id="16" w:name="_Toc193534825"/>
+      <w:bookmarkStart w:id="16" w:name="_Toc194121037"/>
       <w:r>
         <w:t>Assignment Submission</w:t>
       </w:r>
@@ -7075,12 +7081,7 @@
       </w:r>
     </w:p>
     <w:sectPr>
-      <w:headerReference w:type="even" r:id="rId13"/>
-      <w:headerReference w:type="default" r:id="rId14"/>
-      <w:footerReference w:type="even" r:id="rId15"/>
-      <w:footerReference w:type="default" r:id="rId16"/>
-      <w:headerReference w:type="first" r:id="rId17"/>
-      <w:footerReference w:type="first" r:id="rId18"/>
+      <w:footerReference w:type="default" r:id="rId13"/>
       <w:pgSz w:w="12240" w:h="15840"/>
       <w:pgMar w:top="1440" w:right="1440" w:bottom="1440" w:left="1440" w:header="720" w:footer="720" w:gutter="0"/>
       <w:cols w:space="720"/>
@@ -7110,16 +7111,6 @@
 </file>
 
 <file path=word/footer1.xml><?xml version="1.0" encoding="utf-8"?>
-<w:ftr xmlns:wpc="http://schemas.microsoft.com/office/word/2010/wordprocessingCanvas" xmlns:cx="http://schemas.microsoft.com/office/drawing/2014/chartex" xmlns:cx1="http://schemas.microsoft.com/office/drawing/2015/9/8/chartex" xmlns:cx2="http://schemas.microsoft.com/office/drawing/2015/10/21/chartex" xmlns:cx3="http://schemas.microsoft.com/office/drawing/2016/5/9/chartex" xmlns:cx4="http://schemas.microsoft.com/office/drawing/2016/5/10/chartex" xmlns:cx5="http://schemas.microsoft.com/office/drawing/2016/5/11/chartex" xmlns:cx6="http://schemas.microsoft.com/office/drawing/2016/5/12/chartex" xmlns:cx7="http://schemas.microsoft.com/office/drawing/2016/5/13/chartex" xmlns:cx8="http://schemas.microsoft.com/office/drawing/2016/5/14/chartex" xmlns:mc="http://schemas.openxmlformats.org/markup-compatibility/2006" xmlns:aink="http://schemas.microsoft.com/office/drawing/2016/ink" xmlns:am3d="http://schemas.microsoft.com/office/drawing/2017/model3d" xmlns:o="urn:schemas-microsoft-com:office:office" xmlns:oel="http://schemas.microsoft.com/office/2019/extlst" xmlns:r="http://schemas.openxmlformats.org/officeDocument/2006/relationships" xmlns:m="http://schemas.openxmlformats.org/officeDocument/2006/math" xmlns:v="urn:schemas-microsoft-com:vml" xmlns:wp14="http://schemas.microsoft.com/office/word/2010/wordprocessingDrawing" xmlns:wp="http://schemas.openxmlformats.org/drawingml/2006/wordprocessingDrawing" xmlns:w10="urn:schemas-microsoft-com:office:word" xmlns:w="http://schemas.openxmlformats.org/wordprocessingml/2006/main" xmlns:w14="http://schemas.microsoft.com/office/word/2010/wordml" xmlns:w15="http://schemas.microsoft.com/office/word/2012/wordml" xmlns:w16cex="http://schemas.microsoft.com/office/word/2018/wordml/cex" xmlns:w16cid="http://schemas.microsoft.com/office/word/2016/wordml/cid" xmlns:w16="http://schemas.microsoft.com/office/word/2018/wordml" xmlns:w16du="http://schemas.microsoft.com/office/word/2023/wordml/word16du" xmlns:w16sdtdh="http://schemas.microsoft.com/office/word/2020/wordml/sdtdatahash" xmlns:w16sdtfl="http://schemas.microsoft.com/office/word/2024/wordml/sdtformatlock" xmlns:w16se="http://schemas.microsoft.com/office/word/2015/wordml/symex" xmlns:wpg="http://schemas.microsoft.com/office/word/2010/wordprocessingGroup" xmlns:wpi="http://schemas.microsoft.com/office/word/2010/wordprocessingInk" xmlns:wne="http://schemas.microsoft.com/office/word/2006/wordml" xmlns:wps="http://schemas.microsoft.com/office/word/2010/wordprocessingShape" mc:Ignorable="w14 w15 w16se w16cid w16 w16cex w16sdtdh w16sdtfl w16du wp14">
-  <w:p>
-    <w:pPr>
-      <w:pStyle w:val="Footer"/>
-    </w:pPr>
-  </w:p>
-</w:ftr>
-</file>
-
-<file path=word/footer2.xml><?xml version="1.0" encoding="utf-8"?>
 <w:ftr xmlns:wpc="http://schemas.microsoft.com/office/word/2010/wordprocessingCanvas" xmlns:cx="http://schemas.microsoft.com/office/drawing/2014/chartex" xmlns:cx1="http://schemas.microsoft.com/office/drawing/2015/9/8/chartex" xmlns:cx2="http://schemas.microsoft.com/office/drawing/2015/10/21/chartex" xmlns:cx3="http://schemas.microsoft.com/office/drawing/2016/5/9/chartex" xmlns:cx4="http://schemas.microsoft.com/office/drawing/2016/5/10/chartex" xmlns:cx5="http://schemas.microsoft.com/office/drawing/2016/5/11/chartex" xmlns:cx6="http://schemas.microsoft.com/office/drawing/2016/5/12/chartex" xmlns:cx7="http://schemas.microsoft.com/office/drawing/2016/5/13/chartex" xmlns:cx8="http://schemas.microsoft.com/office/drawing/2016/5/14/chartex" xmlns:mc="http://schemas.openxmlformats.org/markup-compatibility/2006" xmlns:aink="http://schemas.microsoft.com/office/drawing/2016/ink" xmlns:am3d="http://schemas.microsoft.com/office/drawing/2017/model3d" xmlns:o="urn:schemas-microsoft-com:office:office" xmlns:oel="http://schemas.microsoft.com/office/2019/extlst" xmlns:r="http://schemas.openxmlformats.org/officeDocument/2006/relationships" xmlns:m="http://schemas.openxmlformats.org/officeDocument/2006/math" xmlns:v="urn:schemas-microsoft-com:vml" xmlns:wp14="http://schemas.microsoft.com/office/word/2010/wordprocessingDrawing" xmlns:wp="http://schemas.openxmlformats.org/drawingml/2006/wordprocessingDrawing" xmlns:w10="urn:schemas-microsoft-com:office:word" xmlns:w="http://schemas.openxmlformats.org/wordprocessingml/2006/main" xmlns:w14="http://schemas.microsoft.com/office/word/2010/wordml" xmlns:w15="http://schemas.microsoft.com/office/word/2012/wordml" xmlns:w16cex="http://schemas.microsoft.com/office/word/2018/wordml/cex" xmlns:w16cid="http://schemas.microsoft.com/office/word/2016/wordml/cid" xmlns:w16="http://schemas.microsoft.com/office/word/2018/wordml" xmlns:w16du="http://schemas.microsoft.com/office/word/2023/wordml/word16du" xmlns:w16sdtdh="http://schemas.microsoft.com/office/word/2020/wordml/sdtdatahash" xmlns:w16sdtfl="http://schemas.microsoft.com/office/word/2024/wordml/sdtformatlock" xmlns:w16se="http://schemas.microsoft.com/office/word/2015/wordml/symex" xmlns:wpg="http://schemas.microsoft.com/office/word/2010/wordprocessingGroup" xmlns:wpi="http://schemas.microsoft.com/office/word/2010/wordprocessingInk" xmlns:wne="http://schemas.microsoft.com/office/word/2006/wordml" xmlns:wps="http://schemas.microsoft.com/office/word/2010/wordprocessingShape" mc:Ignorable="w14 w15 w16se w16cid w16 w16cex w16sdtdh w16sdtfl w16du wp14">
   <w:p>
     <w:pPr>
@@ -7179,7 +7170,10 @@
       <w:t>/</w:t>
     </w:r>
     <w:r>
-      <w:t>22</w:t>
+      <w:t>2</w:t>
+    </w:r>
+    <w:r>
+      <w:t>9</w:t>
     </w:r>
     <w:r>
       <w:t>/202</w:t>
@@ -7191,16 +7185,6 @@
 </w:ftr>
 </file>
 
-<file path=word/footer3.xml><?xml version="1.0" encoding="utf-8"?>
-<w:ftr xmlns:wpc="http://schemas.microsoft.com/office/word/2010/wordprocessingCanvas" xmlns:cx="http://schemas.microsoft.com/office/drawing/2014/chartex" xmlns:cx1="http://schemas.microsoft.com/office/drawing/2015/9/8/chartex" xmlns:cx2="http://schemas.microsoft.com/office/drawing/2015/10/21/chartex" xmlns:cx3="http://schemas.microsoft.com/office/drawing/2016/5/9/chartex" xmlns:cx4="http://schemas.microsoft.com/office/drawing/2016/5/10/chartex" xmlns:cx5="http://schemas.microsoft.com/office/drawing/2016/5/11/chartex" xmlns:cx6="http://schemas.microsoft.com/office/drawing/2016/5/12/chartex" xmlns:cx7="http://schemas.microsoft.com/office/drawing/2016/5/13/chartex" xmlns:cx8="http://schemas.microsoft.com/office/drawing/2016/5/14/chartex" xmlns:mc="http://schemas.openxmlformats.org/markup-compatibility/2006" xmlns:aink="http://schemas.microsoft.com/office/drawing/2016/ink" xmlns:am3d="http://schemas.microsoft.com/office/drawing/2017/model3d" xmlns:o="urn:schemas-microsoft-com:office:office" xmlns:oel="http://schemas.microsoft.com/office/2019/extlst" xmlns:r="http://schemas.openxmlformats.org/officeDocument/2006/relationships" xmlns:m="http://schemas.openxmlformats.org/officeDocument/2006/math" xmlns:v="urn:schemas-microsoft-com:vml" xmlns:wp14="http://schemas.microsoft.com/office/word/2010/wordprocessingDrawing" xmlns:wp="http://schemas.openxmlformats.org/drawingml/2006/wordprocessingDrawing" xmlns:w10="urn:schemas-microsoft-com:office:word" xmlns:w="http://schemas.openxmlformats.org/wordprocessingml/2006/main" xmlns:w14="http://schemas.microsoft.com/office/word/2010/wordml" xmlns:w15="http://schemas.microsoft.com/office/word/2012/wordml" xmlns:w16cex="http://schemas.microsoft.com/office/word/2018/wordml/cex" xmlns:w16cid="http://schemas.microsoft.com/office/word/2016/wordml/cid" xmlns:w16="http://schemas.microsoft.com/office/word/2018/wordml" xmlns:w16du="http://schemas.microsoft.com/office/word/2023/wordml/word16du" xmlns:w16sdtdh="http://schemas.microsoft.com/office/word/2020/wordml/sdtdatahash" xmlns:w16sdtfl="http://schemas.microsoft.com/office/word/2024/wordml/sdtformatlock" xmlns:w16se="http://schemas.microsoft.com/office/word/2015/wordml/symex" xmlns:wpg="http://schemas.microsoft.com/office/word/2010/wordprocessingGroup" xmlns:wpi="http://schemas.microsoft.com/office/word/2010/wordprocessingInk" xmlns:wne="http://schemas.microsoft.com/office/word/2006/wordml" xmlns:wps="http://schemas.microsoft.com/office/word/2010/wordprocessingShape" mc:Ignorable="w14 w15 w16se w16cid w16 w16cex w16sdtdh w16sdtfl w16du wp14">
-  <w:p>
-    <w:pPr>
-      <w:pStyle w:val="Footer"/>
-    </w:pPr>
-  </w:p>
-</w:ftr>
-</file>
-
 <file path=word/footnotes.xml><?xml version="1.0" encoding="utf-8"?>
 <w:footnotes xmlns:wpc="http://schemas.microsoft.com/office/word/2010/wordprocessingCanvas" xmlns:cx="http://schemas.microsoft.com/office/drawing/2014/chartex" xmlns:cx1="http://schemas.microsoft.com/office/drawing/2015/9/8/chartex" xmlns:cx2="http://schemas.microsoft.com/office/drawing/2015/10/21/chartex" xmlns:cx3="http://schemas.microsoft.com/office/drawing/2016/5/9/chartex" xmlns:cx4="http://schemas.microsoft.com/office/drawing/2016/5/10/chartex" xmlns:cx5="http://schemas.microsoft.com/office/drawing/2016/5/11/chartex" xmlns:cx6="http://schemas.microsoft.com/office/drawing/2016/5/12/chartex" xmlns:cx7="http://schemas.microsoft.com/office/drawing/2016/5/13/chartex" xmlns:cx8="http://schemas.microsoft.com/office/drawing/2016/5/14/chartex" xmlns:mc="http://schemas.openxmlformats.org/markup-compatibility/2006" xmlns:aink="http://schemas.microsoft.com/office/drawing/2016/ink" xmlns:am3d="http://schemas.microsoft.com/office/drawing/2017/model3d" xmlns:o="urn:schemas-microsoft-com:office:office" xmlns:oel="http://schemas.microsoft.com/office/2019/extlst" xmlns:r="http://schemas.openxmlformats.org/officeDocument/2006/relationships" xmlns:m="http://schemas.openxmlformats.org/officeDocument/2006/math" xmlns:v="urn:schemas-microsoft-com:vml" xmlns:wp14="http://schemas.microsoft.com/office/word/2010/wordprocessingDrawing" xmlns:wp="http://schemas.openxmlformats.org/drawingml/2006/wordprocessingDrawing" xmlns:w10="urn:schemas-microsoft-com:office:word" xmlns:w="http://schemas.openxmlformats.org/wordprocessingml/2006/main" xmlns:w14="http://schemas.microsoft.com/office/word/2010/wordml" xmlns:w15="http://schemas.microsoft.com/office/word/2012/wordml" xmlns:w16cex="http://schemas.microsoft.com/office/word/2018/wordml/cex" xmlns:w16cid="http://schemas.microsoft.com/office/word/2016/wordml/cid" xmlns:w16="http://schemas.microsoft.com/office/word/2018/wordml" xmlns:w16du="http://schemas.microsoft.com/office/word/2023/wordml/word16du" xmlns:w16sdtdh="http://schemas.microsoft.com/office/word/2020/wordml/sdtdatahash" xmlns:w16sdtfl="http://schemas.microsoft.com/office/word/2024/wordml/sdtformatlock" xmlns:w16se="http://schemas.microsoft.com/office/word/2015/wordml/symex" xmlns:wpg="http://schemas.microsoft.com/office/word/2010/wordprocessingGroup" xmlns:wpi="http://schemas.microsoft.com/office/word/2010/wordprocessingInk" xmlns:wne="http://schemas.microsoft.com/office/word/2006/wordml" xmlns:wps="http://schemas.microsoft.com/office/word/2010/wordprocessingShape" mc:Ignorable="w14 w15 w16se w16cid w16 w16cex w16sdtdh w16sdtfl w16du wp14">
   <w:footnote w:type="separator" w:id="-1">
@@ -7218,36 +7202,6 @@
     </w:p>
   </w:footnote>
 </w:footnotes>
-</file>
-
-<file path=word/header1.xml><?xml version="1.0" encoding="utf-8"?>
-<w:hdr xmlns:wpc="http://schemas.microsoft.com/office/word/2010/wordprocessingCanvas" xmlns:cx="http://schemas.microsoft.com/office/drawing/2014/chartex" xmlns:cx1="http://schemas.microsoft.com/office/drawing/2015/9/8/chartex" xmlns:cx2="http://schemas.microsoft.com/office/drawing/2015/10/21/chartex" xmlns:cx3="http://schemas.microsoft.com/office/drawing/2016/5/9/chartex" xmlns:cx4="http://schemas.microsoft.com/office/drawing/2016/5/10/chartex" xmlns:cx5="http://schemas.microsoft.com/office/drawing/2016/5/11/chartex" xmlns:cx6="http://schemas.microsoft.com/office/drawing/2016/5/12/chartex" xmlns:cx7="http://schemas.microsoft.com/office/drawing/2016/5/13/chartex" xmlns:cx8="http://schemas.microsoft.com/office/drawing/2016/5/14/chartex" xmlns:mc="http://schemas.openxmlformats.org/markup-compatibility/2006" xmlns:aink="http://schemas.microsoft.com/office/drawing/2016/ink" xmlns:am3d="http://schemas.microsoft.com/office/drawing/2017/model3d" xmlns:o="urn:schemas-microsoft-com:office:office" xmlns:oel="http://schemas.microsoft.com/office/2019/extlst" xmlns:r="http://schemas.openxmlformats.org/officeDocument/2006/relationships" xmlns:m="http://schemas.openxmlformats.org/officeDocument/2006/math" xmlns:v="urn:schemas-microsoft-com:vml" xmlns:wp14="http://schemas.microsoft.com/office/word/2010/wordprocessingDrawing" xmlns:wp="http://schemas.openxmlformats.org/drawingml/2006/wordprocessingDrawing" xmlns:w10="urn:schemas-microsoft-com:office:word" xmlns:w="http://schemas.openxmlformats.org/wordprocessingml/2006/main" xmlns:w14="http://schemas.microsoft.com/office/word/2010/wordml" xmlns:w15="http://schemas.microsoft.com/office/word/2012/wordml" xmlns:w16cex="http://schemas.microsoft.com/office/word/2018/wordml/cex" xmlns:w16cid="http://schemas.microsoft.com/office/word/2016/wordml/cid" xmlns:w16="http://schemas.microsoft.com/office/word/2018/wordml" xmlns:w16du="http://schemas.microsoft.com/office/word/2023/wordml/word16du" xmlns:w16sdtdh="http://schemas.microsoft.com/office/word/2020/wordml/sdtdatahash" xmlns:w16sdtfl="http://schemas.microsoft.com/office/word/2024/wordml/sdtformatlock" xmlns:w16se="http://schemas.microsoft.com/office/word/2015/wordml/symex" xmlns:wpg="http://schemas.microsoft.com/office/word/2010/wordprocessingGroup" xmlns:wpi="http://schemas.microsoft.com/office/word/2010/wordprocessingInk" xmlns:wne="http://schemas.microsoft.com/office/word/2006/wordml" xmlns:wps="http://schemas.microsoft.com/office/word/2010/wordprocessingShape" mc:Ignorable="w14 w15 w16se w16cid w16 w16cex w16sdtdh w16sdtfl w16du wp14">
-  <w:p>
-    <w:pPr>
-      <w:pStyle w:val="Header"/>
-    </w:pPr>
-  </w:p>
-</w:hdr>
-</file>
-
-<file path=word/header2.xml><?xml version="1.0" encoding="utf-8"?>
-<w:hdr xmlns:wpc="http://schemas.microsoft.com/office/word/2010/wordprocessingCanvas" xmlns:cx="http://schemas.microsoft.com/office/drawing/2014/chartex" xmlns:cx1="http://schemas.microsoft.com/office/drawing/2015/9/8/chartex" xmlns:cx2="http://schemas.microsoft.com/office/drawing/2015/10/21/chartex" xmlns:cx3="http://schemas.microsoft.com/office/drawing/2016/5/9/chartex" xmlns:cx4="http://schemas.microsoft.com/office/drawing/2016/5/10/chartex" xmlns:cx5="http://schemas.microsoft.com/office/drawing/2016/5/11/chartex" xmlns:cx6="http://schemas.microsoft.com/office/drawing/2016/5/12/chartex" xmlns:cx7="http://schemas.microsoft.com/office/drawing/2016/5/13/chartex" xmlns:cx8="http://schemas.microsoft.com/office/drawing/2016/5/14/chartex" xmlns:mc="http://schemas.openxmlformats.org/markup-compatibility/2006" xmlns:aink="http://schemas.microsoft.com/office/drawing/2016/ink" xmlns:am3d="http://schemas.microsoft.com/office/drawing/2017/model3d" xmlns:o="urn:schemas-microsoft-com:office:office" xmlns:oel="http://schemas.microsoft.com/office/2019/extlst" xmlns:r="http://schemas.openxmlformats.org/officeDocument/2006/relationships" xmlns:m="http://schemas.openxmlformats.org/officeDocument/2006/math" xmlns:v="urn:schemas-microsoft-com:vml" xmlns:wp14="http://schemas.microsoft.com/office/word/2010/wordprocessingDrawing" xmlns:wp="http://schemas.openxmlformats.org/drawingml/2006/wordprocessingDrawing" xmlns:w10="urn:schemas-microsoft-com:office:word" xmlns:w="http://schemas.openxmlformats.org/wordprocessingml/2006/main" xmlns:w14="http://schemas.microsoft.com/office/word/2010/wordml" xmlns:w15="http://schemas.microsoft.com/office/word/2012/wordml" xmlns:w16cex="http://schemas.microsoft.com/office/word/2018/wordml/cex" xmlns:w16cid="http://schemas.microsoft.com/office/word/2016/wordml/cid" xmlns:w16="http://schemas.microsoft.com/office/word/2018/wordml" xmlns:w16du="http://schemas.microsoft.com/office/word/2023/wordml/word16du" xmlns:w16sdtdh="http://schemas.microsoft.com/office/word/2020/wordml/sdtdatahash" xmlns:w16sdtfl="http://schemas.microsoft.com/office/word/2024/wordml/sdtformatlock" xmlns:w16se="http://schemas.microsoft.com/office/word/2015/wordml/symex" xmlns:wpg="http://schemas.microsoft.com/office/word/2010/wordprocessingGroup" xmlns:wpi="http://schemas.microsoft.com/office/word/2010/wordprocessingInk" xmlns:wne="http://schemas.microsoft.com/office/word/2006/wordml" xmlns:wps="http://schemas.microsoft.com/office/word/2010/wordprocessingShape" mc:Ignorable="w14 w15 w16se w16cid w16 w16cex w16sdtdh w16sdtfl w16du wp14">
-  <w:p>
-    <w:pPr>
-      <w:pStyle w:val="Header"/>
-    </w:pPr>
-  </w:p>
-</w:hdr>
-</file>
-
-<file path=word/header3.xml><?xml version="1.0" encoding="utf-8"?>
-<w:hdr xmlns:wpc="http://schemas.microsoft.com/office/word/2010/wordprocessingCanvas" xmlns:cx="http://schemas.microsoft.com/office/drawing/2014/chartex" xmlns:cx1="http://schemas.microsoft.com/office/drawing/2015/9/8/chartex" xmlns:cx2="http://schemas.microsoft.com/office/drawing/2015/10/21/chartex" xmlns:cx3="http://schemas.microsoft.com/office/drawing/2016/5/9/chartex" xmlns:cx4="http://schemas.microsoft.com/office/drawing/2016/5/10/chartex" xmlns:cx5="http://schemas.microsoft.com/office/drawing/2016/5/11/chartex" xmlns:cx6="http://schemas.microsoft.com/office/drawing/2016/5/12/chartex" xmlns:cx7="http://schemas.microsoft.com/office/drawing/2016/5/13/chartex" xmlns:cx8="http://schemas.microsoft.com/office/drawing/2016/5/14/chartex" xmlns:mc="http://schemas.openxmlformats.org/markup-compatibility/2006" xmlns:aink="http://schemas.microsoft.com/office/drawing/2016/ink" xmlns:am3d="http://schemas.microsoft.com/office/drawing/2017/model3d" xmlns:o="urn:schemas-microsoft-com:office:office" xmlns:oel="http://schemas.microsoft.com/office/2019/extlst" xmlns:r="http://schemas.openxmlformats.org/officeDocument/2006/relationships" xmlns:m="http://schemas.openxmlformats.org/officeDocument/2006/math" xmlns:v="urn:schemas-microsoft-com:vml" xmlns:wp14="http://schemas.microsoft.com/office/word/2010/wordprocessingDrawing" xmlns:wp="http://schemas.openxmlformats.org/drawingml/2006/wordprocessingDrawing" xmlns:w10="urn:schemas-microsoft-com:office:word" xmlns:w="http://schemas.openxmlformats.org/wordprocessingml/2006/main" xmlns:w14="http://schemas.microsoft.com/office/word/2010/wordml" xmlns:w15="http://schemas.microsoft.com/office/word/2012/wordml" xmlns:w16cex="http://schemas.microsoft.com/office/word/2018/wordml/cex" xmlns:w16cid="http://schemas.microsoft.com/office/word/2016/wordml/cid" xmlns:w16="http://schemas.microsoft.com/office/word/2018/wordml" xmlns:w16du="http://schemas.microsoft.com/office/word/2023/wordml/word16du" xmlns:w16sdtdh="http://schemas.microsoft.com/office/word/2020/wordml/sdtdatahash" xmlns:w16sdtfl="http://schemas.microsoft.com/office/word/2024/wordml/sdtformatlock" xmlns:w16se="http://schemas.microsoft.com/office/word/2015/wordml/symex" xmlns:wpg="http://schemas.microsoft.com/office/word/2010/wordprocessingGroup" xmlns:wpi="http://schemas.microsoft.com/office/word/2010/wordprocessingInk" xmlns:wne="http://schemas.microsoft.com/office/word/2006/wordml" xmlns:wps="http://schemas.microsoft.com/office/word/2010/wordprocessingShape" mc:Ignorable="w14 w15 w16se w16cid w16 w16cex w16sdtdh w16sdtfl w16du wp14">
-  <w:p>
-    <w:pPr>
-      <w:pStyle w:val="Header"/>
-    </w:pPr>
-  </w:p>
-</w:hdr>
 </file>
 
 <file path=word/numbering.xml><?xml version="1.0" encoding="utf-8"?>
@@ -8714,7 +8668,7 @@
   <w:style w:type="paragraph" w:default="1" w:styleId="Normal">
     <w:name w:val="Normal"/>
     <w:qFormat/>
-    <w:rsid w:val="00605A8C"/>
+    <w:rsid w:val="00DE4948"/>
     <w:pPr>
       <w:spacing w:before="160" w:after="80" w:line="336" w:lineRule="auto"/>
     </w:pPr>
@@ -8729,7 +8683,7 @@
     <w:next w:val="Normal"/>
     <w:link w:val="Heading1Char"/>
     <w:qFormat/>
-    <w:rsid w:val="00605A8C"/>
+    <w:rsid w:val="00DE4948"/>
     <w:pPr>
       <w:keepNext/>
       <w:spacing w:before="400" w:after="200" w:line="240" w:lineRule="auto"/>
@@ -8749,7 +8703,7 @@
     <w:next w:val="Normal"/>
     <w:link w:val="Heading2Char"/>
     <w:qFormat/>
-    <w:rsid w:val="00605A8C"/>
+    <w:rsid w:val="00DE4948"/>
     <w:pPr>
       <w:keepNext/>
       <w:pBdr>
@@ -8773,7 +8727,7 @@
     <w:next w:val="Normal"/>
     <w:link w:val="Heading3Char"/>
     <w:qFormat/>
-    <w:rsid w:val="00605A8C"/>
+    <w:rsid w:val="00DE4948"/>
     <w:pPr>
       <w:keepNext/>
       <w:autoSpaceDE w:val="0"/>
@@ -8794,7 +8748,7 @@
     <w:uiPriority w:val="1"/>
     <w:semiHidden/>
     <w:unhideWhenUsed/>
-    <w:rsid w:val="00605A8C"/>
+    <w:rsid w:val="00DE4948"/>
   </w:style>
   <w:style w:type="table" w:default="1" w:styleId="TableNormal">
     <w:name w:val="Normal Table"/>
@@ -8816,14 +8770,14 @@
     <w:uiPriority w:val="99"/>
     <w:semiHidden/>
     <w:unhideWhenUsed/>
-    <w:rsid w:val="00605A8C"/>
+    <w:rsid w:val="00DE4948"/>
   </w:style>
   <w:style w:type="paragraph" w:styleId="ListParagraph">
     <w:name w:val="List Paragraph"/>
     <w:basedOn w:val="Normal"/>
     <w:uiPriority w:val="34"/>
     <w:qFormat/>
-    <w:rsid w:val="00605A8C"/>
+    <w:rsid w:val="00DE4948"/>
     <w:pPr>
       <w:ind w:left="720"/>
     </w:pPr>
@@ -8831,7 +8785,7 @@
   <w:style w:type="character" w:styleId="Hyperlink">
     <w:name w:val="Hyperlink"/>
     <w:uiPriority w:val="99"/>
-    <w:rsid w:val="00605A8C"/>
+    <w:rsid w:val="00DE4948"/>
     <w:rPr>
       <w:color w:val="0000FF"/>
       <w:u w:val="single"/>
@@ -8841,7 +8795,7 @@
     <w:name w:val="header"/>
     <w:basedOn w:val="Normal"/>
     <w:link w:val="HeaderChar"/>
-    <w:rsid w:val="00605A8C"/>
+    <w:rsid w:val="00DE4948"/>
     <w:pPr>
       <w:tabs>
         <w:tab w:val="left" w:pos="5040"/>
@@ -8867,7 +8821,7 @@
     <w:name w:val="footer"/>
     <w:basedOn w:val="Normal"/>
     <w:link w:val="FooterChar"/>
-    <w:rsid w:val="00605A8C"/>
+    <w:rsid w:val="00DE4948"/>
     <w:pPr>
       <w:pBdr>
         <w:top w:val="single" w:sz="4" w:space="1" w:color="auto"/>
@@ -8907,7 +8861,7 @@
   </w:style>
   <w:style w:type="character" w:styleId="FollowedHyperlink">
     <w:name w:val="FollowedHyperlink"/>
-    <w:rsid w:val="00605A8C"/>
+    <w:rsid w:val="00DE4948"/>
     <w:rPr>
       <w:color w:val="800080"/>
       <w:u w:val="single"/>
@@ -8943,7 +8897,7 @@
   <w:style w:type="paragraph" w:customStyle="1" w:styleId="NumberedHeading2">
     <w:name w:val="Numbered Heading 2"/>
     <w:basedOn w:val="Normal"/>
-    <w:rsid w:val="00605A8C"/>
+    <w:rsid w:val="00DE4948"/>
     <w:pPr>
       <w:numPr>
         <w:numId w:val="1"/>
@@ -8953,7 +8907,7 @@
   <w:style w:type="paragraph" w:customStyle="1" w:styleId="Outlinenumbering">
     <w:name w:val="Outline numbering"/>
     <w:basedOn w:val="Normal"/>
-    <w:rsid w:val="00605A8C"/>
+    <w:rsid w:val="00DE4948"/>
     <w:pPr>
       <w:numPr>
         <w:numId w:val="2"/>
@@ -8971,7 +8925,7 @@
   <w:style w:type="character" w:styleId="PageNumber">
     <w:name w:val="page number"/>
     <w:basedOn w:val="DefaultParagraphFont"/>
-    <w:rsid w:val="00605A8C"/>
+    <w:rsid w:val="00DE4948"/>
   </w:style>
   <w:style w:type="paragraph" w:customStyle="1" w:styleId="Default">
     <w:name w:val="Default"/>
@@ -9006,7 +8960,7 @@
     <w:uiPriority w:val="39"/>
     <w:unhideWhenUsed/>
     <w:qFormat/>
-    <w:rsid w:val="00605A8C"/>
+    <w:rsid w:val="00DE4948"/>
     <w:pPr>
       <w:keepLines/>
       <w:spacing w:after="0" w:line="259" w:lineRule="auto"/>
@@ -9026,7 +8980,7 @@
     <w:autoRedefine/>
     <w:uiPriority w:val="39"/>
     <w:unhideWhenUsed/>
-    <w:rsid w:val="00605A8C"/>
+    <w:rsid w:val="00DE4948"/>
     <w:pPr>
       <w:spacing w:after="100" w:line="240" w:lineRule="auto"/>
     </w:pPr>
@@ -9038,7 +8992,7 @@
     <w:autoRedefine/>
     <w:uiPriority w:val="39"/>
     <w:unhideWhenUsed/>
-    <w:rsid w:val="00605A8C"/>
+    <w:rsid w:val="00DE4948"/>
     <w:pPr>
       <w:spacing w:after="100" w:line="240" w:lineRule="auto"/>
       <w:ind w:left="202"/>
@@ -9081,7 +9035,7 @@
     <w:autoRedefine/>
     <w:uiPriority w:val="39"/>
     <w:unhideWhenUsed/>
-    <w:rsid w:val="00605A8C"/>
+    <w:rsid w:val="00DE4948"/>
     <w:pPr>
       <w:spacing w:after="100" w:line="240" w:lineRule="auto"/>
       <w:ind w:left="403"/>
@@ -9193,7 +9147,7 @@
     <w:name w:val="Code"/>
     <w:basedOn w:val="Normal"/>
     <w:qFormat/>
-    <w:rsid w:val="00605A8C"/>
+    <w:rsid w:val="00DE4948"/>
     <w:pPr>
       <w:spacing w:before="80" w:line="240" w:lineRule="auto"/>
     </w:pPr>
@@ -10461,6 +10415,7 @@
     <w:rsid w:val="009D11D7"/>
     <w:rsid w:val="00A11790"/>
     <w:rsid w:val="00A631C9"/>
+    <w:rsid w:val="00AD6357"/>
     <w:rsid w:val="00C408A2"/>
     <w:rsid w:val="00C5106E"/>
     <w:rsid w:val="00C97CE1"/>

--- a/System_Administration/Linux/Week_10_Linux_Projects–Working_with_the_BASH_Shell.docx
+++ b/System_Administration/Linux/Week_10_Linux_Projects–Working_with_the_BASH_Shell.docx
@@ -6,7 +6,7 @@
       <w:pPr>
         <w:pStyle w:val="Heading1"/>
       </w:pPr>
-      <w:bookmarkStart w:id="0" w:name="_Toc194121027"/>
+      <w:bookmarkStart w:id="0" w:name="_Toc193534815"/>
       <w:r>
         <w:t xml:space="preserve">Week </w:t>
       </w:r>
@@ -88,7 +88,7 @@
           <w:r>
             <w:fldChar w:fldCharType="separate"/>
           </w:r>
-          <w:hyperlink w:anchor="_Toc194121027" w:history="1">
+          <w:hyperlink w:anchor="_Toc193534815" w:history="1">
             <w:r>
               <w:rPr>
                 <w:rStyle w:val="Hyperlink"/>
@@ -115,7 +115,7 @@
                 <w:noProof/>
                 <w:webHidden/>
               </w:rPr>
-              <w:instrText xml:space="preserve"> PAGEREF _Toc194121027 \h </w:instrText>
+              <w:instrText xml:space="preserve"> PAGEREF _Toc193534815 \h </w:instrText>
             </w:r>
             <w:r>
               <w:rPr>
@@ -160,7 +160,7 @@
               <w14:ligatures w14:val="standardContextual"/>
             </w:rPr>
           </w:pPr>
-          <w:hyperlink w:anchor="_Toc194121028" w:history="1">
+          <w:hyperlink w:anchor="_Toc193534816" w:history="1">
             <w:r>
               <w:rPr>
                 <w:rStyle w:val="Hyperlink"/>
@@ -187,7 +187,7 @@
                 <w:noProof/>
                 <w:webHidden/>
               </w:rPr>
-              <w:instrText xml:space="preserve"> PAGEREF _Toc194121028 \h </w:instrText>
+              <w:instrText xml:space="preserve"> PAGEREF _Toc193534816 \h </w:instrText>
             </w:r>
             <w:r>
               <w:rPr>
@@ -232,7 +232,7 @@
               <w14:ligatures w14:val="standardContextual"/>
             </w:rPr>
           </w:pPr>
-          <w:hyperlink w:anchor="_Toc194121029" w:history="1">
+          <w:hyperlink w:anchor="_Toc193534817" w:history="1">
             <w:r>
               <w:rPr>
                 <w:rStyle w:val="Hyperlink"/>
@@ -259,7 +259,7 @@
                 <w:noProof/>
                 <w:webHidden/>
               </w:rPr>
-              <w:instrText xml:space="preserve"> PAGEREF _Toc194121029 \h </w:instrText>
+              <w:instrText xml:space="preserve"> PAGEREF _Toc193534817 \h </w:instrText>
             </w:r>
             <w:r>
               <w:rPr>
@@ -304,7 +304,7 @@
               <w14:ligatures w14:val="standardContextual"/>
             </w:rPr>
           </w:pPr>
-          <w:hyperlink w:anchor="_Toc194121030" w:history="1">
+          <w:hyperlink w:anchor="_Toc193534818" w:history="1">
             <w:r>
               <w:rPr>
                 <w:rStyle w:val="Hyperlink"/>
@@ -331,7 +331,7 @@
                 <w:noProof/>
                 <w:webHidden/>
               </w:rPr>
-              <w:instrText xml:space="preserve"> PAGEREF _Toc194121030 \h </w:instrText>
+              <w:instrText xml:space="preserve"> PAGEREF _Toc193534818 \h </w:instrText>
             </w:r>
             <w:r>
               <w:rPr>
@@ -376,7 +376,7 @@
               <w14:ligatures w14:val="standardContextual"/>
             </w:rPr>
           </w:pPr>
-          <w:hyperlink w:anchor="_Toc194121031" w:history="1">
+          <w:hyperlink w:anchor="_Toc193534819" w:history="1">
             <w:r>
               <w:rPr>
                 <w:rStyle w:val="Hyperlink"/>
@@ -403,7 +403,7 @@
                 <w:noProof/>
                 <w:webHidden/>
               </w:rPr>
-              <w:instrText xml:space="preserve"> PAGEREF _Toc194121031 \h </w:instrText>
+              <w:instrText xml:space="preserve"> PAGEREF _Toc193534819 \h </w:instrText>
             </w:r>
             <w:r>
               <w:rPr>
@@ -448,7 +448,7 @@
               <w14:ligatures w14:val="standardContextual"/>
             </w:rPr>
           </w:pPr>
-          <w:hyperlink w:anchor="_Toc194121032" w:history="1">
+          <w:hyperlink w:anchor="_Toc193534820" w:history="1">
             <w:r>
               <w:rPr>
                 <w:rStyle w:val="Hyperlink"/>
@@ -475,7 +475,7 @@
                 <w:noProof/>
                 <w:webHidden/>
               </w:rPr>
-              <w:instrText xml:space="preserve"> PAGEREF _Toc194121032 \h </w:instrText>
+              <w:instrText xml:space="preserve"> PAGEREF _Toc193534820 \h </w:instrText>
             </w:r>
             <w:r>
               <w:rPr>
@@ -520,13 +520,13 @@
               <w14:ligatures w14:val="standardContextual"/>
             </w:rPr>
           </w:pPr>
-          <w:hyperlink w:anchor="_Toc194121033" w:history="1">
+          <w:hyperlink w:anchor="_Toc193534821" w:history="1">
             <w:r>
               <w:rPr>
                 <w:rStyle w:val="Hyperlink"/>
                 <w:noProof/>
               </w:rPr>
-              <w:t>Project 7-5: Backup Script with Input</w:t>
+              <w:t>Project 7.5: Backup Script with Input</w:t>
             </w:r>
             <w:r>
               <w:rPr>
@@ -547,7 +547,7 @@
                 <w:noProof/>
                 <w:webHidden/>
               </w:rPr>
-              <w:instrText xml:space="preserve"> PAGEREF _Toc194121033 \h </w:instrText>
+              <w:instrText xml:space="preserve"> PAGEREF _Toc193534821 \h </w:instrText>
             </w:r>
             <w:r>
               <w:rPr>
@@ -592,7 +592,7 @@
               <w14:ligatures w14:val="standardContextual"/>
             </w:rPr>
           </w:pPr>
-          <w:hyperlink w:anchor="_Toc194121034" w:history="1">
+          <w:hyperlink w:anchor="_Toc193534822" w:history="1">
             <w:r>
               <w:rPr>
                 <w:rStyle w:val="Hyperlink"/>
@@ -619,7 +619,7 @@
                 <w:noProof/>
                 <w:webHidden/>
               </w:rPr>
-              <w:instrText xml:space="preserve"> PAGEREF _Toc194121034 \h </w:instrText>
+              <w:instrText xml:space="preserve"> PAGEREF _Toc193534822 \h </w:instrText>
             </w:r>
             <w:r>
               <w:rPr>
@@ -664,7 +664,7 @@
               <w14:ligatures w14:val="standardContextual"/>
             </w:rPr>
           </w:pPr>
-          <w:hyperlink w:anchor="_Toc194121035" w:history="1">
+          <w:hyperlink w:anchor="_Toc193534823" w:history="1">
             <w:r>
               <w:rPr>
                 <w:rStyle w:val="Hyperlink"/>
@@ -691,7 +691,7 @@
                 <w:noProof/>
                 <w:webHidden/>
               </w:rPr>
-              <w:instrText xml:space="preserve"> PAGEREF _Toc194121035 \h </w:instrText>
+              <w:instrText xml:space="preserve"> PAGEREF _Toc193534823 \h </w:instrText>
             </w:r>
             <w:r>
               <w:rPr>
@@ -736,13 +736,13 @@
               <w14:ligatures w14:val="standardContextual"/>
             </w:rPr>
           </w:pPr>
-          <w:hyperlink w:anchor="_Toc194121036" w:history="1">
+          <w:hyperlink w:anchor="_Toc193534824" w:history="1">
             <w:r>
               <w:rPr>
                 <w:rStyle w:val="Hyperlink"/>
                 <w:noProof/>
               </w:rPr>
-              <w:t>Project 7-6: Backup Script</w:t>
+              <w:t>Project 7.6: Backup Script</w:t>
             </w:r>
             <w:r>
               <w:rPr>
@@ -763,7 +763,7 @@
                 <w:noProof/>
                 <w:webHidden/>
               </w:rPr>
-              <w:instrText xml:space="preserve"> PAGEREF _Toc194121036 \h </w:instrText>
+              <w:instrText xml:space="preserve"> PAGEREF _Toc193534824 \h </w:instrText>
             </w:r>
             <w:r>
               <w:rPr>
@@ -808,7 +808,7 @@
               <w14:ligatures w14:val="standardContextual"/>
             </w:rPr>
           </w:pPr>
-          <w:hyperlink w:anchor="_Toc194121037" w:history="1">
+          <w:hyperlink w:anchor="_Toc193534825" w:history="1">
             <w:r>
               <w:rPr>
                 <w:rStyle w:val="Hyperlink"/>
@@ -835,7 +835,7 @@
                 <w:noProof/>
                 <w:webHidden/>
               </w:rPr>
-              <w:instrText xml:space="preserve"> PAGEREF _Toc194121037 \h </w:instrText>
+              <w:instrText xml:space="preserve"> PAGEREF _Toc193534825 \h </w:instrText>
             </w:r>
             <w:r>
               <w:rPr>
@@ -1011,7 +1011,7 @@
         <w:pStyle w:val="Heading2"/>
       </w:pPr>
       <w:bookmarkStart w:id="2" w:name="_Toc124325873"/>
-      <w:bookmarkStart w:id="3" w:name="_Toc194121028"/>
+      <w:bookmarkStart w:id="3" w:name="_Toc193534816"/>
       <w:bookmarkEnd w:id="1"/>
       <w:r>
         <w:t xml:space="preserve">Update </w:t>
@@ -1083,7 +1083,7 @@
       <w:pPr>
         <w:pStyle w:val="Heading1"/>
       </w:pPr>
-      <w:bookmarkStart w:id="4" w:name="_Toc194121029"/>
+      <w:bookmarkStart w:id="4" w:name="_Toc193534817"/>
       <w:r>
         <w:lastRenderedPageBreak/>
         <w:t>Project 7-1</w:t>
@@ -2725,7 +2725,7 @@
       <w:pPr>
         <w:pStyle w:val="Heading1"/>
       </w:pPr>
-      <w:bookmarkStart w:id="7" w:name="_Toc194121030"/>
+      <w:bookmarkStart w:id="7" w:name="_Toc193534818"/>
       <w:r>
         <w:t>Project 7-2</w:t>
       </w:r>
@@ -4321,7 +4321,7 @@
         <w:pStyle w:val="Heading1"/>
       </w:pPr>
       <w:bookmarkStart w:id="9" w:name="PageEnd_342"/>
-      <w:bookmarkStart w:id="10" w:name="_Toc194121031"/>
+      <w:bookmarkStart w:id="10" w:name="_Toc193534819"/>
       <w:bookmarkEnd w:id="9"/>
       <w:r>
         <w:t>Project 7-</w:t>
@@ -5507,7 +5507,7 @@
       <w:pPr>
         <w:pStyle w:val="Heading1"/>
       </w:pPr>
-      <w:bookmarkStart w:id="11" w:name="_Toc194121032"/>
+      <w:bookmarkStart w:id="11" w:name="_Toc193534820"/>
       <w:r>
         <w:t>Project 7-</w:t>
       </w:r>
@@ -5856,7 +5856,7 @@
       <w:pPr>
         <w:pStyle w:val="Heading1"/>
       </w:pPr>
-      <w:bookmarkStart w:id="12" w:name="_Toc194121033"/>
+      <w:bookmarkStart w:id="12" w:name="_Toc193534821"/>
       <w:r>
         <w:t>Project</w:t>
       </w:r>
@@ -5864,10 +5864,7 @@
         <w:t xml:space="preserve"> </w:t>
       </w:r>
       <w:r>
-        <w:t>7</w:t>
-      </w:r>
-      <w:r>
-        <w:t>-</w:t>
+        <w:t>7.</w:t>
       </w:r>
       <w:r>
         <w:t xml:space="preserve">5: </w:t>
@@ -6155,7 +6152,7 @@
       <w:pPr>
         <w:pStyle w:val="Heading2"/>
       </w:pPr>
-      <w:bookmarkStart w:id="13" w:name="_Toc194121034"/>
+      <w:bookmarkStart w:id="13" w:name="_Toc193534822"/>
       <w:r>
         <w:lastRenderedPageBreak/>
         <w:t>Decisions</w:t>
@@ -6517,7 +6514,7 @@
       <w:pPr>
         <w:pStyle w:val="Heading2"/>
       </w:pPr>
-      <w:bookmarkStart w:id="14" w:name="_Toc194121035"/>
+      <w:bookmarkStart w:id="14" w:name="_Toc193534823"/>
       <w:r>
         <w:t>Positional Parameters</w:t>
       </w:r>
@@ -6566,7 +6563,7 @@
       <w:pPr>
         <w:pStyle w:val="Heading1"/>
       </w:pPr>
-      <w:bookmarkStart w:id="15" w:name="_Toc194121036"/>
+      <w:bookmarkStart w:id="15" w:name="_Toc193534824"/>
       <w:r>
         <w:t>Project</w:t>
       </w:r>
@@ -6574,10 +6571,7 @@
         <w:t xml:space="preserve"> </w:t>
       </w:r>
       <w:r>
-        <w:t>7</w:t>
-      </w:r>
-      <w:r>
-        <w:t>-</w:t>
+        <w:t>7.</w:t>
       </w:r>
       <w:r>
         <w:t xml:space="preserve">6: </w:t>
@@ -7061,7 +7055,7 @@
       <w:pPr>
         <w:pStyle w:val="Heading2"/>
       </w:pPr>
-      <w:bookmarkStart w:id="16" w:name="_Toc194121037"/>
+      <w:bookmarkStart w:id="16" w:name="_Toc193534825"/>
       <w:r>
         <w:t>Assignment Submission</w:t>
       </w:r>
@@ -7081,7 +7075,12 @@
       </w:r>
     </w:p>
     <w:sectPr>
-      <w:footerReference w:type="default" r:id="rId13"/>
+      <w:headerReference w:type="even" r:id="rId13"/>
+      <w:headerReference w:type="default" r:id="rId14"/>
+      <w:footerReference w:type="even" r:id="rId15"/>
+      <w:footerReference w:type="default" r:id="rId16"/>
+      <w:headerReference w:type="first" r:id="rId17"/>
+      <w:footerReference w:type="first" r:id="rId18"/>
       <w:pgSz w:w="12240" w:h="15840"/>
       <w:pgMar w:top="1440" w:right="1440" w:bottom="1440" w:left="1440" w:header="720" w:footer="720" w:gutter="0"/>
       <w:cols w:space="720"/>
@@ -7111,6 +7110,16 @@
 </file>
 
 <file path=word/footer1.xml><?xml version="1.0" encoding="utf-8"?>
+<w:ftr xmlns:wpc="http://schemas.microsoft.com/office/word/2010/wordprocessingCanvas" xmlns:cx="http://schemas.microsoft.com/office/drawing/2014/chartex" xmlns:cx1="http://schemas.microsoft.com/office/drawing/2015/9/8/chartex" xmlns:cx2="http://schemas.microsoft.com/office/drawing/2015/10/21/chartex" xmlns:cx3="http://schemas.microsoft.com/office/drawing/2016/5/9/chartex" xmlns:cx4="http://schemas.microsoft.com/office/drawing/2016/5/10/chartex" xmlns:cx5="http://schemas.microsoft.com/office/drawing/2016/5/11/chartex" xmlns:cx6="http://schemas.microsoft.com/office/drawing/2016/5/12/chartex" xmlns:cx7="http://schemas.microsoft.com/office/drawing/2016/5/13/chartex" xmlns:cx8="http://schemas.microsoft.com/office/drawing/2016/5/14/chartex" xmlns:mc="http://schemas.openxmlformats.org/markup-compatibility/2006" xmlns:aink="http://schemas.microsoft.com/office/drawing/2016/ink" xmlns:am3d="http://schemas.microsoft.com/office/drawing/2017/model3d" xmlns:o="urn:schemas-microsoft-com:office:office" xmlns:oel="http://schemas.microsoft.com/office/2019/extlst" xmlns:r="http://schemas.openxmlformats.org/officeDocument/2006/relationships" xmlns:m="http://schemas.openxmlformats.org/officeDocument/2006/math" xmlns:v="urn:schemas-microsoft-com:vml" xmlns:wp14="http://schemas.microsoft.com/office/word/2010/wordprocessingDrawing" xmlns:wp="http://schemas.openxmlformats.org/drawingml/2006/wordprocessingDrawing" xmlns:w10="urn:schemas-microsoft-com:office:word" xmlns:w="http://schemas.openxmlformats.org/wordprocessingml/2006/main" xmlns:w14="http://schemas.microsoft.com/office/word/2010/wordml" xmlns:w15="http://schemas.microsoft.com/office/word/2012/wordml" xmlns:w16cex="http://schemas.microsoft.com/office/word/2018/wordml/cex" xmlns:w16cid="http://schemas.microsoft.com/office/word/2016/wordml/cid" xmlns:w16="http://schemas.microsoft.com/office/word/2018/wordml" xmlns:w16du="http://schemas.microsoft.com/office/word/2023/wordml/word16du" xmlns:w16sdtdh="http://schemas.microsoft.com/office/word/2020/wordml/sdtdatahash" xmlns:w16sdtfl="http://schemas.microsoft.com/office/word/2024/wordml/sdtformatlock" xmlns:w16se="http://schemas.microsoft.com/office/word/2015/wordml/symex" xmlns:wpg="http://schemas.microsoft.com/office/word/2010/wordprocessingGroup" xmlns:wpi="http://schemas.microsoft.com/office/word/2010/wordprocessingInk" xmlns:wne="http://schemas.microsoft.com/office/word/2006/wordml" xmlns:wps="http://schemas.microsoft.com/office/word/2010/wordprocessingShape" mc:Ignorable="w14 w15 w16se w16cid w16 w16cex w16sdtdh w16sdtfl w16du wp14">
+  <w:p>
+    <w:pPr>
+      <w:pStyle w:val="Footer"/>
+    </w:pPr>
+  </w:p>
+</w:ftr>
+</file>
+
+<file path=word/footer2.xml><?xml version="1.0" encoding="utf-8"?>
 <w:ftr xmlns:wpc="http://schemas.microsoft.com/office/word/2010/wordprocessingCanvas" xmlns:cx="http://schemas.microsoft.com/office/drawing/2014/chartex" xmlns:cx1="http://schemas.microsoft.com/office/drawing/2015/9/8/chartex" xmlns:cx2="http://schemas.microsoft.com/office/drawing/2015/10/21/chartex" xmlns:cx3="http://schemas.microsoft.com/office/drawing/2016/5/9/chartex" xmlns:cx4="http://schemas.microsoft.com/office/drawing/2016/5/10/chartex" xmlns:cx5="http://schemas.microsoft.com/office/drawing/2016/5/11/chartex" xmlns:cx6="http://schemas.microsoft.com/office/drawing/2016/5/12/chartex" xmlns:cx7="http://schemas.microsoft.com/office/drawing/2016/5/13/chartex" xmlns:cx8="http://schemas.microsoft.com/office/drawing/2016/5/14/chartex" xmlns:mc="http://schemas.openxmlformats.org/markup-compatibility/2006" xmlns:aink="http://schemas.microsoft.com/office/drawing/2016/ink" xmlns:am3d="http://schemas.microsoft.com/office/drawing/2017/model3d" xmlns:o="urn:schemas-microsoft-com:office:office" xmlns:oel="http://schemas.microsoft.com/office/2019/extlst" xmlns:r="http://schemas.openxmlformats.org/officeDocument/2006/relationships" xmlns:m="http://schemas.openxmlformats.org/officeDocument/2006/math" xmlns:v="urn:schemas-microsoft-com:vml" xmlns:wp14="http://schemas.microsoft.com/office/word/2010/wordprocessingDrawing" xmlns:wp="http://schemas.openxmlformats.org/drawingml/2006/wordprocessingDrawing" xmlns:w10="urn:schemas-microsoft-com:office:word" xmlns:w="http://schemas.openxmlformats.org/wordprocessingml/2006/main" xmlns:w14="http://schemas.microsoft.com/office/word/2010/wordml" xmlns:w15="http://schemas.microsoft.com/office/word/2012/wordml" xmlns:w16cex="http://schemas.microsoft.com/office/word/2018/wordml/cex" xmlns:w16cid="http://schemas.microsoft.com/office/word/2016/wordml/cid" xmlns:w16="http://schemas.microsoft.com/office/word/2018/wordml" xmlns:w16du="http://schemas.microsoft.com/office/word/2023/wordml/word16du" xmlns:w16sdtdh="http://schemas.microsoft.com/office/word/2020/wordml/sdtdatahash" xmlns:w16sdtfl="http://schemas.microsoft.com/office/word/2024/wordml/sdtformatlock" xmlns:w16se="http://schemas.microsoft.com/office/word/2015/wordml/symex" xmlns:wpg="http://schemas.microsoft.com/office/word/2010/wordprocessingGroup" xmlns:wpi="http://schemas.microsoft.com/office/word/2010/wordprocessingInk" xmlns:wne="http://schemas.microsoft.com/office/word/2006/wordml" xmlns:wps="http://schemas.microsoft.com/office/word/2010/wordprocessingShape" mc:Ignorable="w14 w15 w16se w16cid w16 w16cex w16sdtdh w16sdtfl w16du wp14">
   <w:p>
     <w:pPr>
@@ -7170,10 +7179,7 @@
       <w:t>/</w:t>
     </w:r>
     <w:r>
-      <w:t>2</w:t>
-    </w:r>
-    <w:r>
-      <w:t>9</w:t>
+      <w:t>22</w:t>
     </w:r>
     <w:r>
       <w:t>/202</w:t>
@@ -7185,6 +7191,16 @@
 </w:ftr>
 </file>
 
+<file path=word/footer3.xml><?xml version="1.0" encoding="utf-8"?>
+<w:ftr xmlns:wpc="http://schemas.microsoft.com/office/word/2010/wordprocessingCanvas" xmlns:cx="http://schemas.microsoft.com/office/drawing/2014/chartex" xmlns:cx1="http://schemas.microsoft.com/office/drawing/2015/9/8/chartex" xmlns:cx2="http://schemas.microsoft.com/office/drawing/2015/10/21/chartex" xmlns:cx3="http://schemas.microsoft.com/office/drawing/2016/5/9/chartex" xmlns:cx4="http://schemas.microsoft.com/office/drawing/2016/5/10/chartex" xmlns:cx5="http://schemas.microsoft.com/office/drawing/2016/5/11/chartex" xmlns:cx6="http://schemas.microsoft.com/office/drawing/2016/5/12/chartex" xmlns:cx7="http://schemas.microsoft.com/office/drawing/2016/5/13/chartex" xmlns:cx8="http://schemas.microsoft.com/office/drawing/2016/5/14/chartex" xmlns:mc="http://schemas.openxmlformats.org/markup-compatibility/2006" xmlns:aink="http://schemas.microsoft.com/office/drawing/2016/ink" xmlns:am3d="http://schemas.microsoft.com/office/drawing/2017/model3d" xmlns:o="urn:schemas-microsoft-com:office:office" xmlns:oel="http://schemas.microsoft.com/office/2019/extlst" xmlns:r="http://schemas.openxmlformats.org/officeDocument/2006/relationships" xmlns:m="http://schemas.openxmlformats.org/officeDocument/2006/math" xmlns:v="urn:schemas-microsoft-com:vml" xmlns:wp14="http://schemas.microsoft.com/office/word/2010/wordprocessingDrawing" xmlns:wp="http://schemas.openxmlformats.org/drawingml/2006/wordprocessingDrawing" xmlns:w10="urn:schemas-microsoft-com:office:word" xmlns:w="http://schemas.openxmlformats.org/wordprocessingml/2006/main" xmlns:w14="http://schemas.microsoft.com/office/word/2010/wordml" xmlns:w15="http://schemas.microsoft.com/office/word/2012/wordml" xmlns:w16cex="http://schemas.microsoft.com/office/word/2018/wordml/cex" xmlns:w16cid="http://schemas.microsoft.com/office/word/2016/wordml/cid" xmlns:w16="http://schemas.microsoft.com/office/word/2018/wordml" xmlns:w16du="http://schemas.microsoft.com/office/word/2023/wordml/word16du" xmlns:w16sdtdh="http://schemas.microsoft.com/office/word/2020/wordml/sdtdatahash" xmlns:w16sdtfl="http://schemas.microsoft.com/office/word/2024/wordml/sdtformatlock" xmlns:w16se="http://schemas.microsoft.com/office/word/2015/wordml/symex" xmlns:wpg="http://schemas.microsoft.com/office/word/2010/wordprocessingGroup" xmlns:wpi="http://schemas.microsoft.com/office/word/2010/wordprocessingInk" xmlns:wne="http://schemas.microsoft.com/office/word/2006/wordml" xmlns:wps="http://schemas.microsoft.com/office/word/2010/wordprocessingShape" mc:Ignorable="w14 w15 w16se w16cid w16 w16cex w16sdtdh w16sdtfl w16du wp14">
+  <w:p>
+    <w:pPr>
+      <w:pStyle w:val="Footer"/>
+    </w:pPr>
+  </w:p>
+</w:ftr>
+</file>
+
 <file path=word/footnotes.xml><?xml version="1.0" encoding="utf-8"?>
 <w:footnotes xmlns:wpc="http://schemas.microsoft.com/office/word/2010/wordprocessingCanvas" xmlns:cx="http://schemas.microsoft.com/office/drawing/2014/chartex" xmlns:cx1="http://schemas.microsoft.com/office/drawing/2015/9/8/chartex" xmlns:cx2="http://schemas.microsoft.com/office/drawing/2015/10/21/chartex" xmlns:cx3="http://schemas.microsoft.com/office/drawing/2016/5/9/chartex" xmlns:cx4="http://schemas.microsoft.com/office/drawing/2016/5/10/chartex" xmlns:cx5="http://schemas.microsoft.com/office/drawing/2016/5/11/chartex" xmlns:cx6="http://schemas.microsoft.com/office/drawing/2016/5/12/chartex" xmlns:cx7="http://schemas.microsoft.com/office/drawing/2016/5/13/chartex" xmlns:cx8="http://schemas.microsoft.com/office/drawing/2016/5/14/chartex" xmlns:mc="http://schemas.openxmlformats.org/markup-compatibility/2006" xmlns:aink="http://schemas.microsoft.com/office/drawing/2016/ink" xmlns:am3d="http://schemas.microsoft.com/office/drawing/2017/model3d" xmlns:o="urn:schemas-microsoft-com:office:office" xmlns:oel="http://schemas.microsoft.com/office/2019/extlst" xmlns:r="http://schemas.openxmlformats.org/officeDocument/2006/relationships" xmlns:m="http://schemas.openxmlformats.org/officeDocument/2006/math" xmlns:v="urn:schemas-microsoft-com:vml" xmlns:wp14="http://schemas.microsoft.com/office/word/2010/wordprocessingDrawing" xmlns:wp="http://schemas.openxmlformats.org/drawingml/2006/wordprocessingDrawing" xmlns:w10="urn:schemas-microsoft-com:office:word" xmlns:w="http://schemas.openxmlformats.org/wordprocessingml/2006/main" xmlns:w14="http://schemas.microsoft.com/office/word/2010/wordml" xmlns:w15="http://schemas.microsoft.com/office/word/2012/wordml" xmlns:w16cex="http://schemas.microsoft.com/office/word/2018/wordml/cex" xmlns:w16cid="http://schemas.microsoft.com/office/word/2016/wordml/cid" xmlns:w16="http://schemas.microsoft.com/office/word/2018/wordml" xmlns:w16du="http://schemas.microsoft.com/office/word/2023/wordml/word16du" xmlns:w16sdtdh="http://schemas.microsoft.com/office/word/2020/wordml/sdtdatahash" xmlns:w16sdtfl="http://schemas.microsoft.com/office/word/2024/wordml/sdtformatlock" xmlns:w16se="http://schemas.microsoft.com/office/word/2015/wordml/symex" xmlns:wpg="http://schemas.microsoft.com/office/word/2010/wordprocessingGroup" xmlns:wpi="http://schemas.microsoft.com/office/word/2010/wordprocessingInk" xmlns:wne="http://schemas.microsoft.com/office/word/2006/wordml" xmlns:wps="http://schemas.microsoft.com/office/word/2010/wordprocessingShape" mc:Ignorable="w14 w15 w16se w16cid w16 w16cex w16sdtdh w16sdtfl w16du wp14">
   <w:footnote w:type="separator" w:id="-1">
@@ -7202,6 +7218,36 @@
     </w:p>
   </w:footnote>
 </w:footnotes>
+</file>
+
+<file path=word/header1.xml><?xml version="1.0" encoding="utf-8"?>
+<w:hdr xmlns:wpc="http://schemas.microsoft.com/office/word/2010/wordprocessingCanvas" xmlns:cx="http://schemas.microsoft.com/office/drawing/2014/chartex" xmlns:cx1="http://schemas.microsoft.com/office/drawing/2015/9/8/chartex" xmlns:cx2="http://schemas.microsoft.com/office/drawing/2015/10/21/chartex" xmlns:cx3="http://schemas.microsoft.com/office/drawing/2016/5/9/chartex" xmlns:cx4="http://schemas.microsoft.com/office/drawing/2016/5/10/chartex" xmlns:cx5="http://schemas.microsoft.com/office/drawing/2016/5/11/chartex" xmlns:cx6="http://schemas.microsoft.com/office/drawing/2016/5/12/chartex" xmlns:cx7="http://schemas.microsoft.com/office/drawing/2016/5/13/chartex" xmlns:cx8="http://schemas.microsoft.com/office/drawing/2016/5/14/chartex" xmlns:mc="http://schemas.openxmlformats.org/markup-compatibility/2006" xmlns:aink="http://schemas.microsoft.com/office/drawing/2016/ink" xmlns:am3d="http://schemas.microsoft.com/office/drawing/2017/model3d" xmlns:o="urn:schemas-microsoft-com:office:office" xmlns:oel="http://schemas.microsoft.com/office/2019/extlst" xmlns:r="http://schemas.openxmlformats.org/officeDocument/2006/relationships" xmlns:m="http://schemas.openxmlformats.org/officeDocument/2006/math" xmlns:v="urn:schemas-microsoft-com:vml" xmlns:wp14="http://schemas.microsoft.com/office/word/2010/wordprocessingDrawing" xmlns:wp="http://schemas.openxmlformats.org/drawingml/2006/wordprocessingDrawing" xmlns:w10="urn:schemas-microsoft-com:office:word" xmlns:w="http://schemas.openxmlformats.org/wordprocessingml/2006/main" xmlns:w14="http://schemas.microsoft.com/office/word/2010/wordml" xmlns:w15="http://schemas.microsoft.com/office/word/2012/wordml" xmlns:w16cex="http://schemas.microsoft.com/office/word/2018/wordml/cex" xmlns:w16cid="http://schemas.microsoft.com/office/word/2016/wordml/cid" xmlns:w16="http://schemas.microsoft.com/office/word/2018/wordml" xmlns:w16du="http://schemas.microsoft.com/office/word/2023/wordml/word16du" xmlns:w16sdtdh="http://schemas.microsoft.com/office/word/2020/wordml/sdtdatahash" xmlns:w16sdtfl="http://schemas.microsoft.com/office/word/2024/wordml/sdtformatlock" xmlns:w16se="http://schemas.microsoft.com/office/word/2015/wordml/symex" xmlns:wpg="http://schemas.microsoft.com/office/word/2010/wordprocessingGroup" xmlns:wpi="http://schemas.microsoft.com/office/word/2010/wordprocessingInk" xmlns:wne="http://schemas.microsoft.com/office/word/2006/wordml" xmlns:wps="http://schemas.microsoft.com/office/word/2010/wordprocessingShape" mc:Ignorable="w14 w15 w16se w16cid w16 w16cex w16sdtdh w16sdtfl w16du wp14">
+  <w:p>
+    <w:pPr>
+      <w:pStyle w:val="Header"/>
+    </w:pPr>
+  </w:p>
+</w:hdr>
+</file>
+
+<file path=word/header2.xml><?xml version="1.0" encoding="utf-8"?>
+<w:hdr xmlns:wpc="http://schemas.microsoft.com/office/word/2010/wordprocessingCanvas" xmlns:cx="http://schemas.microsoft.com/office/drawing/2014/chartex" xmlns:cx1="http://schemas.microsoft.com/office/drawing/2015/9/8/chartex" xmlns:cx2="http://schemas.microsoft.com/office/drawing/2015/10/21/chartex" xmlns:cx3="http://schemas.microsoft.com/office/drawing/2016/5/9/chartex" xmlns:cx4="http://schemas.microsoft.com/office/drawing/2016/5/10/chartex" xmlns:cx5="http://schemas.microsoft.com/office/drawing/2016/5/11/chartex" xmlns:cx6="http://schemas.microsoft.com/office/drawing/2016/5/12/chartex" xmlns:cx7="http://schemas.microsoft.com/office/drawing/2016/5/13/chartex" xmlns:cx8="http://schemas.microsoft.com/office/drawing/2016/5/14/chartex" xmlns:mc="http://schemas.openxmlformats.org/markup-compatibility/2006" xmlns:aink="http://schemas.microsoft.com/office/drawing/2016/ink" xmlns:am3d="http://schemas.microsoft.com/office/drawing/2017/model3d" xmlns:o="urn:schemas-microsoft-com:office:office" xmlns:oel="http://schemas.microsoft.com/office/2019/extlst" xmlns:r="http://schemas.openxmlformats.org/officeDocument/2006/relationships" xmlns:m="http://schemas.openxmlformats.org/officeDocument/2006/math" xmlns:v="urn:schemas-microsoft-com:vml" xmlns:wp14="http://schemas.microsoft.com/office/word/2010/wordprocessingDrawing" xmlns:wp="http://schemas.openxmlformats.org/drawingml/2006/wordprocessingDrawing" xmlns:w10="urn:schemas-microsoft-com:office:word" xmlns:w="http://schemas.openxmlformats.org/wordprocessingml/2006/main" xmlns:w14="http://schemas.microsoft.com/office/word/2010/wordml" xmlns:w15="http://schemas.microsoft.com/office/word/2012/wordml" xmlns:w16cex="http://schemas.microsoft.com/office/word/2018/wordml/cex" xmlns:w16cid="http://schemas.microsoft.com/office/word/2016/wordml/cid" xmlns:w16="http://schemas.microsoft.com/office/word/2018/wordml" xmlns:w16du="http://schemas.microsoft.com/office/word/2023/wordml/word16du" xmlns:w16sdtdh="http://schemas.microsoft.com/office/word/2020/wordml/sdtdatahash" xmlns:w16sdtfl="http://schemas.microsoft.com/office/word/2024/wordml/sdtformatlock" xmlns:w16se="http://schemas.microsoft.com/office/word/2015/wordml/symex" xmlns:wpg="http://schemas.microsoft.com/office/word/2010/wordprocessingGroup" xmlns:wpi="http://schemas.microsoft.com/office/word/2010/wordprocessingInk" xmlns:wne="http://schemas.microsoft.com/office/word/2006/wordml" xmlns:wps="http://schemas.microsoft.com/office/word/2010/wordprocessingShape" mc:Ignorable="w14 w15 w16se w16cid w16 w16cex w16sdtdh w16sdtfl w16du wp14">
+  <w:p>
+    <w:pPr>
+      <w:pStyle w:val="Header"/>
+    </w:pPr>
+  </w:p>
+</w:hdr>
+</file>
+
+<file path=word/header3.xml><?xml version="1.0" encoding="utf-8"?>
+<w:hdr xmlns:wpc="http://schemas.microsoft.com/office/word/2010/wordprocessingCanvas" xmlns:cx="http://schemas.microsoft.com/office/drawing/2014/chartex" xmlns:cx1="http://schemas.microsoft.com/office/drawing/2015/9/8/chartex" xmlns:cx2="http://schemas.microsoft.com/office/drawing/2015/10/21/chartex" xmlns:cx3="http://schemas.microsoft.com/office/drawing/2016/5/9/chartex" xmlns:cx4="http://schemas.microsoft.com/office/drawing/2016/5/10/chartex" xmlns:cx5="http://schemas.microsoft.com/office/drawing/2016/5/11/chartex" xmlns:cx6="http://schemas.microsoft.com/office/drawing/2016/5/12/chartex" xmlns:cx7="http://schemas.microsoft.com/office/drawing/2016/5/13/chartex" xmlns:cx8="http://schemas.microsoft.com/office/drawing/2016/5/14/chartex" xmlns:mc="http://schemas.openxmlformats.org/markup-compatibility/2006" xmlns:aink="http://schemas.microsoft.com/office/drawing/2016/ink" xmlns:am3d="http://schemas.microsoft.com/office/drawing/2017/model3d" xmlns:o="urn:schemas-microsoft-com:office:office" xmlns:oel="http://schemas.microsoft.com/office/2019/extlst" xmlns:r="http://schemas.openxmlformats.org/officeDocument/2006/relationships" xmlns:m="http://schemas.openxmlformats.org/officeDocument/2006/math" xmlns:v="urn:schemas-microsoft-com:vml" xmlns:wp14="http://schemas.microsoft.com/office/word/2010/wordprocessingDrawing" xmlns:wp="http://schemas.openxmlformats.org/drawingml/2006/wordprocessingDrawing" xmlns:w10="urn:schemas-microsoft-com:office:word" xmlns:w="http://schemas.openxmlformats.org/wordprocessingml/2006/main" xmlns:w14="http://schemas.microsoft.com/office/word/2010/wordml" xmlns:w15="http://schemas.microsoft.com/office/word/2012/wordml" xmlns:w16cex="http://schemas.microsoft.com/office/word/2018/wordml/cex" xmlns:w16cid="http://schemas.microsoft.com/office/word/2016/wordml/cid" xmlns:w16="http://schemas.microsoft.com/office/word/2018/wordml" xmlns:w16du="http://schemas.microsoft.com/office/word/2023/wordml/word16du" xmlns:w16sdtdh="http://schemas.microsoft.com/office/word/2020/wordml/sdtdatahash" xmlns:w16sdtfl="http://schemas.microsoft.com/office/word/2024/wordml/sdtformatlock" xmlns:w16se="http://schemas.microsoft.com/office/word/2015/wordml/symex" xmlns:wpg="http://schemas.microsoft.com/office/word/2010/wordprocessingGroup" xmlns:wpi="http://schemas.microsoft.com/office/word/2010/wordprocessingInk" xmlns:wne="http://schemas.microsoft.com/office/word/2006/wordml" xmlns:wps="http://schemas.microsoft.com/office/word/2010/wordprocessingShape" mc:Ignorable="w14 w15 w16se w16cid w16 w16cex w16sdtdh w16sdtfl w16du wp14">
+  <w:p>
+    <w:pPr>
+      <w:pStyle w:val="Header"/>
+    </w:pPr>
+  </w:p>
+</w:hdr>
 </file>
 
 <file path=word/numbering.xml><?xml version="1.0" encoding="utf-8"?>
@@ -8668,7 +8714,7 @@
   <w:style w:type="paragraph" w:default="1" w:styleId="Normal">
     <w:name w:val="Normal"/>
     <w:qFormat/>
-    <w:rsid w:val="00DE4948"/>
+    <w:rsid w:val="00605A8C"/>
     <w:pPr>
       <w:spacing w:before="160" w:after="80" w:line="336" w:lineRule="auto"/>
     </w:pPr>
@@ -8683,7 +8729,7 @@
     <w:next w:val="Normal"/>
     <w:link w:val="Heading1Char"/>
     <w:qFormat/>
-    <w:rsid w:val="00DE4948"/>
+    <w:rsid w:val="00605A8C"/>
     <w:pPr>
       <w:keepNext/>
       <w:spacing w:before="400" w:after="200" w:line="240" w:lineRule="auto"/>
@@ -8703,7 +8749,7 @@
     <w:next w:val="Normal"/>
     <w:link w:val="Heading2Char"/>
     <w:qFormat/>
-    <w:rsid w:val="00DE4948"/>
+    <w:rsid w:val="00605A8C"/>
     <w:pPr>
       <w:keepNext/>
       <w:pBdr>
@@ -8727,7 +8773,7 @@
     <w:next w:val="Normal"/>
     <w:link w:val="Heading3Char"/>
     <w:qFormat/>
-    <w:rsid w:val="00DE4948"/>
+    <w:rsid w:val="00605A8C"/>
     <w:pPr>
       <w:keepNext/>
       <w:autoSpaceDE w:val="0"/>
@@ -8748,7 +8794,7 @@
     <w:uiPriority w:val="1"/>
     <w:semiHidden/>
     <w:unhideWhenUsed/>
-    <w:rsid w:val="00DE4948"/>
+    <w:rsid w:val="00605A8C"/>
   </w:style>
   <w:style w:type="table" w:default="1" w:styleId="TableNormal">
     <w:name w:val="Normal Table"/>
@@ -8770,14 +8816,14 @@
     <w:uiPriority w:val="99"/>
     <w:semiHidden/>
     <w:unhideWhenUsed/>
-    <w:rsid w:val="00DE4948"/>
+    <w:rsid w:val="00605A8C"/>
   </w:style>
   <w:style w:type="paragraph" w:styleId="ListParagraph">
     <w:name w:val="List Paragraph"/>
     <w:basedOn w:val="Normal"/>
     <w:uiPriority w:val="34"/>
     <w:qFormat/>
-    <w:rsid w:val="00DE4948"/>
+    <w:rsid w:val="00605A8C"/>
     <w:pPr>
       <w:ind w:left="720"/>
     </w:pPr>
@@ -8785,7 +8831,7 @@
   <w:style w:type="character" w:styleId="Hyperlink">
     <w:name w:val="Hyperlink"/>
     <w:uiPriority w:val="99"/>
-    <w:rsid w:val="00DE4948"/>
+    <w:rsid w:val="00605A8C"/>
     <w:rPr>
       <w:color w:val="0000FF"/>
       <w:u w:val="single"/>
@@ -8795,7 +8841,7 @@
     <w:name w:val="header"/>
     <w:basedOn w:val="Normal"/>
     <w:link w:val="HeaderChar"/>
-    <w:rsid w:val="00DE4948"/>
+    <w:rsid w:val="00605A8C"/>
     <w:pPr>
       <w:tabs>
         <w:tab w:val="left" w:pos="5040"/>
@@ -8821,7 +8867,7 @@
     <w:name w:val="footer"/>
     <w:basedOn w:val="Normal"/>
     <w:link w:val="FooterChar"/>
-    <w:rsid w:val="00DE4948"/>
+    <w:rsid w:val="00605A8C"/>
     <w:pPr>
       <w:pBdr>
         <w:top w:val="single" w:sz="4" w:space="1" w:color="auto"/>
@@ -8861,7 +8907,7 @@
   </w:style>
   <w:style w:type="character" w:styleId="FollowedHyperlink">
     <w:name w:val="FollowedHyperlink"/>
-    <w:rsid w:val="00DE4948"/>
+    <w:rsid w:val="00605A8C"/>
     <w:rPr>
       <w:color w:val="800080"/>
       <w:u w:val="single"/>
@@ -8897,7 +8943,7 @@
   <w:style w:type="paragraph" w:customStyle="1" w:styleId="NumberedHeading2">
     <w:name w:val="Numbered Heading 2"/>
     <w:basedOn w:val="Normal"/>
-    <w:rsid w:val="00DE4948"/>
+    <w:rsid w:val="00605A8C"/>
     <w:pPr>
       <w:numPr>
         <w:numId w:val="1"/>
@@ -8907,7 +8953,7 @@
   <w:style w:type="paragraph" w:customStyle="1" w:styleId="Outlinenumbering">
     <w:name w:val="Outline numbering"/>
     <w:basedOn w:val="Normal"/>
-    <w:rsid w:val="00DE4948"/>
+    <w:rsid w:val="00605A8C"/>
     <w:pPr>
       <w:numPr>
         <w:numId w:val="2"/>
@@ -8925,7 +8971,7 @@
   <w:style w:type="character" w:styleId="PageNumber">
     <w:name w:val="page number"/>
     <w:basedOn w:val="DefaultParagraphFont"/>
-    <w:rsid w:val="00DE4948"/>
+    <w:rsid w:val="00605A8C"/>
   </w:style>
   <w:style w:type="paragraph" w:customStyle="1" w:styleId="Default">
     <w:name w:val="Default"/>
@@ -8960,7 +9006,7 @@
     <w:uiPriority w:val="39"/>
     <w:unhideWhenUsed/>
     <w:qFormat/>
-    <w:rsid w:val="00DE4948"/>
+    <w:rsid w:val="00605A8C"/>
     <w:pPr>
       <w:keepLines/>
       <w:spacing w:after="0" w:line="259" w:lineRule="auto"/>
@@ -8980,7 +9026,7 @@
     <w:autoRedefine/>
     <w:uiPriority w:val="39"/>
     <w:unhideWhenUsed/>
-    <w:rsid w:val="00DE4948"/>
+    <w:rsid w:val="00605A8C"/>
     <w:pPr>
       <w:spacing w:after="100" w:line="240" w:lineRule="auto"/>
     </w:pPr>
@@ -8992,7 +9038,7 @@
     <w:autoRedefine/>
     <w:uiPriority w:val="39"/>
     <w:unhideWhenUsed/>
-    <w:rsid w:val="00DE4948"/>
+    <w:rsid w:val="00605A8C"/>
     <w:pPr>
       <w:spacing w:after="100" w:line="240" w:lineRule="auto"/>
       <w:ind w:left="202"/>
@@ -9035,7 +9081,7 @@
     <w:autoRedefine/>
     <w:uiPriority w:val="39"/>
     <w:unhideWhenUsed/>
-    <w:rsid w:val="00DE4948"/>
+    <w:rsid w:val="00605A8C"/>
     <w:pPr>
       <w:spacing w:after="100" w:line="240" w:lineRule="auto"/>
       <w:ind w:left="403"/>
@@ -9147,7 +9193,7 @@
     <w:name w:val="Code"/>
     <w:basedOn w:val="Normal"/>
     <w:qFormat/>
-    <w:rsid w:val="00DE4948"/>
+    <w:rsid w:val="00605A8C"/>
     <w:pPr>
       <w:spacing w:before="80" w:line="240" w:lineRule="auto"/>
     </w:pPr>
@@ -10415,7 +10461,6 @@
     <w:rsid w:val="009D11D7"/>
     <w:rsid w:val="00A11790"/>
     <w:rsid w:val="00A631C9"/>
-    <w:rsid w:val="00AD6357"/>
     <w:rsid w:val="00C408A2"/>
     <w:rsid w:val="00C5106E"/>
     <w:rsid w:val="00C97CE1"/>
